--- a/Основы постр защищ КС/ЛР/ЛР 6/Лабораторная работа № 6.docx
+++ b/Основы постр защищ КС/ЛР/ЛР 6/Лабораторная работа № 6.docx
@@ -533,6 +533,60 @@
         </w:rPr>
         <w:t>»</w:t>
       </w:r>
+    </w:p>
+    <w:p>
+      <w:pPr>
+        <w:pStyle w:val="a3"/>
+        <w:ind w:left="0" w:right="566"/>
+        <w:rPr>
+          <w:sz w:val="30"/>
+        </w:rPr>
+      </w:pPr>
+    </w:p>
+    <w:p>
+      <w:pPr>
+        <w:pStyle w:val="a3"/>
+        <w:ind w:left="0" w:right="566"/>
+        <w:rPr>
+          <w:sz w:val="30"/>
+        </w:rPr>
+      </w:pPr>
+    </w:p>
+    <w:p>
+      <w:pPr>
+        <w:pStyle w:val="a3"/>
+        <w:ind w:left="0" w:right="566"/>
+        <w:rPr>
+          <w:sz w:val="30"/>
+        </w:rPr>
+      </w:pPr>
+    </w:p>
+    <w:p>
+      <w:pPr>
+        <w:pStyle w:val="a3"/>
+        <w:ind w:left="0" w:right="566"/>
+        <w:rPr>
+          <w:sz w:val="30"/>
+        </w:rPr>
+      </w:pPr>
+    </w:p>
+    <w:p>
+      <w:pPr>
+        <w:pStyle w:val="a3"/>
+        <w:ind w:left="0" w:right="566"/>
+        <w:rPr>
+          <w:sz w:val="30"/>
+        </w:rPr>
+      </w:pPr>
+    </w:p>
+    <w:p>
+      <w:pPr>
+        <w:pStyle w:val="a3"/>
+        <w:ind w:left="0" w:right="566"/>
+        <w:rPr>
+          <w:sz w:val="30"/>
+        </w:rPr>
+      </w:pPr>
     </w:p>
     <w:p>
       <w:pPr>
@@ -609,95 +663,13 @@
             <w:hideMark/>
           </w:tcPr>
           <w:p>
-            <w:pPr>
-              <w:ind w:firstLine="0"/>
-              <w:rPr>
-                <w:szCs w:val="24"/>
-              </w:rPr>
-            </w:pPr>
             <w:r>
-              <w:rPr>
-                <w:szCs w:val="24"/>
-              </w:rPr>
-              <w:t>Выполнил: студент группы ВКБ4</w:t>
-            </w:r>
-            <w:r>
-              <w:rPr>
-                <w:szCs w:val="24"/>
-              </w:rPr>
-              <w:t>3</w:t>
+              <w:t>Выполнил: студент группы ВКБ42</w:t>
             </w:r>
           </w:p>
           <w:p>
-            <w:pPr>
-              <w:ind w:firstLine="0"/>
-              <w:rPr>
-                <w:szCs w:val="24"/>
-              </w:rPr>
-            </w:pPr>
-          </w:p>
-        </w:tc>
-      </w:tr>
-      <w:tr>
-        <w:trPr>
-          <w:trHeight w:val="170"/>
-          <w:jc w:val="right"/>
-        </w:trPr>
-        <w:tc>
-          <w:tcPr>
-            <w:tcW w:w="5103" w:type="dxa"/>
-            <w:tcBorders>
-              <w:top w:val="nil"/>
-              <w:left w:val="nil"/>
-              <w:bottom w:val="single" w:sz="4" w:space="0" w:color="auto"/>
-              <w:right w:val="nil"/>
-            </w:tcBorders>
-            <w:hideMark/>
-          </w:tcPr>
-          <w:p>
-            <w:pPr>
-              <w:ind w:firstLine="0"/>
-              <w:jc w:val="center"/>
-              <w:rPr>
-                <w:szCs w:val="24"/>
-              </w:rPr>
-            </w:pPr>
             <w:r>
-              <w:rPr>
-                <w:szCs w:val="24"/>
-              </w:rPr>
-              <w:t>Ковалев Данил Петрович</w:t>
-            </w:r>
-          </w:p>
-        </w:tc>
-      </w:tr>
-      <w:tr>
-        <w:trPr>
-          <w:trHeight w:val="422"/>
-          <w:jc w:val="right"/>
-        </w:trPr>
-        <w:tc>
-          <w:tcPr>
-            <w:tcW w:w="5103" w:type="dxa"/>
-            <w:tcBorders>
-              <w:top w:val="single" w:sz="4" w:space="0" w:color="auto"/>
-              <w:left w:val="nil"/>
-              <w:bottom w:val="nil"/>
-              <w:right w:val="nil"/>
-            </w:tcBorders>
-            <w:hideMark/>
-          </w:tcPr>
-          <w:p>
-            <w:pPr>
-              <w:rPr>
-                <w:szCs w:val="24"/>
-              </w:rPr>
-            </w:pPr>
-            <w:r>
-              <w:rPr>
-                <w:szCs w:val="24"/>
-              </w:rPr>
-              <w:t>(Фамилия, имя, отчество)</w:t>
+              <w:t>Ковалец Илья Андреевич</w:t>
             </w:r>
           </w:p>
         </w:tc>
@@ -710,114 +682,19 @@
         <w:tc>
           <w:tcPr>
             <w:tcW w:w="5103" w:type="dxa"/>
-            <w:hideMark/>
           </w:tcPr>
+          <w:p/>
           <w:p>
-            <w:pPr>
-              <w:ind w:firstLine="0"/>
-              <w:rPr>
-                <w:szCs w:val="24"/>
-              </w:rPr>
-            </w:pPr>
-          </w:p>
-          <w:p>
-            <w:pPr>
-              <w:ind w:firstLine="0"/>
-              <w:rPr>
-                <w:szCs w:val="24"/>
-              </w:rPr>
-            </w:pPr>
             <w:r>
-              <w:rPr>
-                <w:szCs w:val="24"/>
-              </w:rPr>
-              <w:t>Проверил:</w:t>
-            </w:r>
-            <w:r>
-              <w:rPr>
-                <w:szCs w:val="24"/>
-              </w:rPr>
-              <w:t xml:space="preserve"> доцент</w:t>
+              <w:t>Проверил: доцент</w:t>
             </w:r>
           </w:p>
           <w:p>
-            <w:pPr>
-              <w:ind w:firstLine="0"/>
-              <w:rPr>
-                <w:szCs w:val="24"/>
-              </w:rPr>
-            </w:pPr>
             <w:r>
-              <w:rPr>
-                <w:szCs w:val="24"/>
-              </w:rPr>
-              <w:t xml:space="preserve"> </w:t>
-            </w:r>
-          </w:p>
-        </w:tc>
-      </w:tr>
-      <w:tr>
-        <w:trPr>
-          <w:trHeight w:val="398"/>
-          <w:jc w:val="right"/>
-        </w:trPr>
-        <w:tc>
-          <w:tcPr>
-            <w:tcW w:w="5103" w:type="dxa"/>
-            <w:tcBorders>
-              <w:top w:val="nil"/>
-              <w:left w:val="nil"/>
-              <w:bottom w:val="single" w:sz="4" w:space="0" w:color="auto"/>
-              <w:right w:val="nil"/>
-            </w:tcBorders>
-            <w:hideMark/>
-          </w:tcPr>
-          <w:p>
-            <w:pPr>
-              <w:ind w:firstLine="0"/>
-              <w:jc w:val="center"/>
-              <w:rPr>
-                <w:szCs w:val="24"/>
-              </w:rPr>
-            </w:pPr>
-            <w:r>
-              <w:rPr>
-                <w:szCs w:val="24"/>
-              </w:rPr>
               <w:t>Решетникова Ирина Витальевна</w:t>
             </w:r>
           </w:p>
-        </w:tc>
-      </w:tr>
-      <w:tr>
-        <w:trPr>
-          <w:trHeight w:val="336"/>
-          <w:jc w:val="right"/>
-        </w:trPr>
-        <w:tc>
-          <w:tcPr>
-            <w:tcW w:w="5103" w:type="dxa"/>
-            <w:tcBorders>
-              <w:top w:val="single" w:sz="4" w:space="0" w:color="auto"/>
-              <w:left w:val="nil"/>
-              <w:bottom w:val="nil"/>
-              <w:right w:val="nil"/>
-            </w:tcBorders>
-            <w:hideMark/>
-          </w:tcPr>
-          <w:p>
-            <w:pPr>
-              <w:rPr>
-                <w:szCs w:val="24"/>
-              </w:rPr>
-            </w:pPr>
-            <w:r>
-              <w:rPr>
-                <w:szCs w:val="24"/>
-              </w:rPr>
-              <w:t>(Фамилия, имя, отчество)</w:t>
-            </w:r>
-          </w:p>
+          <w:p/>
         </w:tc>
       </w:tr>
     </w:tbl>
@@ -1041,15 +918,11 @@
         <w:jc w:val="center"/>
       </w:pPr>
       <w:r>
-        <w:rPr>
-          <w:noProof/>
-          <w:lang w:eastAsia="ru-RU"/>
-        </w:rPr>
         <w:drawing>
-          <wp:inline distT="0" distB="0" distL="0" distR="0" wp14:anchorId="6D2C9F18" wp14:editId="525B4D12">
-            <wp:extent cx="5458587" cy="4582164"/>
-            <wp:effectExtent l="0" t="0" r="8890" b="8890"/>
-            <wp:docPr id="12" name="Рисунок 12" descr="Изображение выглядит как текст, диаграмма, снимок экрана, линия&#10;&#10;Содержимое, созданное искусственным интеллектом, может быть неверным."/>
+          <wp:inline distT="0" distB="0" distL="0" distR="0" wp14:anchorId="18772B8A" wp14:editId="3075CCC9">
+            <wp:extent cx="5582429" cy="4582164"/>
+            <wp:effectExtent l="0" t="0" r="0" b="8890"/>
+            <wp:docPr id="896653478" name="Рисунок 1" descr="Изображение выглядит как текст, диаграмма, снимок экрана, линия&#10;&#10;Содержимое, созданное искусственным интеллектом, может быть неверным."/>
             <wp:cNvGraphicFramePr>
               <a:graphicFrameLocks xmlns:a="http://schemas.openxmlformats.org/drawingml/2006/main" noChangeAspect="1"/>
             </wp:cNvGraphicFramePr>
@@ -1057,7 +930,7 @@
               <a:graphicData uri="http://schemas.openxmlformats.org/drawingml/2006/picture">
                 <pic:pic xmlns:pic="http://schemas.openxmlformats.org/drawingml/2006/picture">
                   <pic:nvPicPr>
-                    <pic:cNvPr id="12" name="Рисунок 12" descr="Изображение выглядит как текст, диаграмма, снимок экрана, линия&#10;&#10;Содержимое, созданное искусственным интеллектом, может быть неверным."/>
+                    <pic:cNvPr id="896653478" name="Рисунок 1" descr="Изображение выглядит как текст, диаграмма, снимок экрана, линия&#10;&#10;Содержимое, созданное искусственным интеллектом, может быть неверным."/>
                     <pic:cNvPicPr/>
                   </pic:nvPicPr>
                   <pic:blipFill>
@@ -1069,7 +942,7 @@
                   <pic:spPr>
                     <a:xfrm>
                       <a:off x="0" y="0"/>
-                      <a:ext cx="5458587" cy="4582164"/>
+                      <a:ext cx="5582429" cy="4582164"/>
                     </a:xfrm>
                     <a:prstGeom prst="rect">
                       <a:avLst/>
@@ -1163,14 +1036,12 @@
       <w:r>
         <w:t xml:space="preserve">. Для этого нам необходимо определить интерфейсы, которые будут являться внешними и внутренними для </w:t>
       </w:r>
-      <w:proofErr w:type="spellStart"/>
       <w:r>
         <w:rPr>
           <w:lang w:val="en-US"/>
         </w:rPr>
         <w:t>NATa</w:t>
       </w:r>
-      <w:proofErr w:type="spellEnd"/>
       <w:r>
         <w:t xml:space="preserve">. </w:t>
       </w:r>
@@ -1180,10 +1051,7 @@
         <w:spacing w:line="360" w:lineRule="auto"/>
       </w:pPr>
       <w:r>
-        <w:t>Для выполнения задания н</w:t>
-      </w:r>
-      <w:r>
-        <w:t>ужно з</w:t>
+        <w:t>Для выполнения задания нужно з</w:t>
       </w:r>
       <w:r>
         <w:t>ай</w:t>
@@ -1226,9 +1094,6 @@
       <w:pPr>
         <w:spacing w:line="360" w:lineRule="auto"/>
         <w:ind w:left="707"/>
-        <w:rPr>
-          <w:lang w:val="en-US"/>
-        </w:rPr>
       </w:pPr>
       <w:r>
         <w:lastRenderedPageBreak/>
@@ -1237,505 +1102,464 @@
     </w:p>
     <w:p>
       <w:pPr>
-        <w:spacing w:line="360" w:lineRule="auto"/>
-        <w:ind w:left="707"/>
-      </w:pPr>
-      <w:r>
-        <w:rPr>
-          <w:lang w:val="en-US"/>
-        </w:rPr>
-        <w:t xml:space="preserve">“Router (config)#int fa0/0” - </w:t>
-      </w:r>
-      <w:r>
-        <w:t>п</w:t>
-      </w:r>
-      <w:r>
-        <w:t>ереходит</w:t>
-      </w:r>
-      <w:r>
-        <w:rPr>
-          <w:lang w:val="en-US"/>
-        </w:rPr>
-        <w:t xml:space="preserve"> </w:t>
-      </w:r>
-      <w:r>
-        <w:t>в</w:t>
-      </w:r>
-      <w:r>
-        <w:rPr>
-          <w:lang w:val="en-US"/>
-        </w:rPr>
-        <w:t xml:space="preserve"> </w:t>
-      </w:r>
-      <w:r>
-        <w:t>режим</w:t>
-      </w:r>
-      <w:r>
-        <w:rPr>
-          <w:lang w:val="en-US"/>
-        </w:rPr>
-        <w:t xml:space="preserve"> </w:t>
-      </w:r>
-      <w:r>
-        <w:t>конфигурации</w:t>
-      </w:r>
-      <w:r>
-        <w:rPr>
-          <w:lang w:val="en-US"/>
-        </w:rPr>
-        <w:t xml:space="preserve"> </w:t>
-      </w:r>
-      <w:r>
-        <w:t>интерфейса</w:t>
-      </w:r>
-      <w:r>
-        <w:rPr>
-          <w:lang w:val="en-US"/>
-        </w:rPr>
-        <w:t xml:space="preserve"> FastEthernet0/0.</w:t>
-      </w:r>
-      <w:r>
-        <w:rPr>
-          <w:lang w:val="en-US"/>
-        </w:rPr>
-        <w:t xml:space="preserve"> </w:t>
-      </w:r>
-    </w:p>
-    <w:p>
-      <w:pPr>
-        <w:spacing w:line="360" w:lineRule="auto"/>
-        <w:ind w:left="707"/>
-      </w:pPr>
-      <w:r>
-        <w:t>“</w:t>
-      </w:r>
-      <w:r>
-        <w:rPr>
-          <w:lang w:val="en-US"/>
-        </w:rPr>
-        <w:t>Router</w:t>
-      </w:r>
-      <w:r>
-        <w:t xml:space="preserve"> (</w:t>
-      </w:r>
-      <w:r>
-        <w:rPr>
-          <w:lang w:val="en-US"/>
-        </w:rPr>
-        <w:t>config</w:t>
-      </w:r>
-      <w:r>
-        <w:t>-</w:t>
-      </w:r>
-      <w:proofErr w:type="gramStart"/>
-      <w:r>
-        <w:rPr>
-          <w:lang w:val="en-US"/>
-        </w:rPr>
-        <w:t>if</w:t>
-      </w:r>
-      <w:r>
-        <w:t>)#</w:t>
-      </w:r>
-      <w:proofErr w:type="spellStart"/>
-      <w:proofErr w:type="gramEnd"/>
-      <w:r>
-        <w:rPr>
-          <w:lang w:val="en-US"/>
-        </w:rPr>
-        <w:t>ip</w:t>
-      </w:r>
-      <w:proofErr w:type="spellEnd"/>
-      <w:r>
-        <w:t xml:space="preserve"> </w:t>
-      </w:r>
-      <w:proofErr w:type="spellStart"/>
-      <w:r>
-        <w:rPr>
-          <w:lang w:val="en-US"/>
-        </w:rPr>
-        <w:t>nat</w:t>
-      </w:r>
-      <w:proofErr w:type="spellEnd"/>
-      <w:r>
-        <w:t xml:space="preserve"> </w:t>
-      </w:r>
-      <w:r>
-        <w:rPr>
-          <w:lang w:val="en-US"/>
-        </w:rPr>
-        <w:t>outside</w:t>
-      </w:r>
-      <w:r>
-        <w:t xml:space="preserve">” – </w:t>
-      </w:r>
-      <w:r>
-        <w:t>указывает</w:t>
-      </w:r>
-      <w:r>
-        <w:t xml:space="preserve">, </w:t>
-      </w:r>
-      <w:r>
-        <w:t>что</w:t>
-      </w:r>
-      <w:r>
-        <w:t xml:space="preserve"> </w:t>
-      </w:r>
-      <w:r>
-        <w:t>текущий</w:t>
-      </w:r>
-      <w:r>
-        <w:t xml:space="preserve"> </w:t>
-      </w:r>
-      <w:r>
-        <w:t xml:space="preserve">интерфейс </w:t>
-      </w:r>
-      <w:r>
-        <w:t>(</w:t>
-      </w:r>
-      <w:r>
-        <w:rPr>
-          <w:lang w:val="en-US"/>
-        </w:rPr>
-        <w:t>fa</w:t>
-      </w:r>
-      <w:r>
-        <w:t xml:space="preserve">0/0) </w:t>
-      </w:r>
-      <w:r>
-        <w:t xml:space="preserve">является внешним интерфейсом для </w:t>
-      </w:r>
-      <w:r>
-        <w:rPr>
-          <w:lang w:val="en-US"/>
-        </w:rPr>
-        <w:t>NAT</w:t>
-      </w:r>
-      <w:r>
-        <w:t xml:space="preserve">. </w:t>
-      </w:r>
-      <w:r>
-        <w:t>Маршрутизатор должен знать, через какой интерфейс пакеты выходят во внешнюю сеть и возвращаются из нее. На этом интерфейсе будет происходить замена внутренних частных IP-адресов на внешний публичный IP-адрес (или пул адресов) при исходящем трафике, и обратная замена при входящем трафике.</w:t>
-      </w:r>
-    </w:p>
-    <w:p>
-      <w:pPr>
-        <w:spacing w:line="360" w:lineRule="auto"/>
-        <w:ind w:left="707"/>
-      </w:pPr>
-      <w:r>
-        <w:t>“</w:t>
-      </w:r>
-      <w:r>
-        <w:rPr>
-          <w:lang w:val="en-US"/>
-        </w:rPr>
-        <w:t>Router</w:t>
-      </w:r>
-      <w:r>
-        <w:t>(</w:t>
-      </w:r>
-      <w:r>
-        <w:rPr>
-          <w:lang w:val="en-US"/>
-        </w:rPr>
-        <w:t>config</w:t>
-      </w:r>
-      <w:r>
-        <w:t>-</w:t>
-      </w:r>
-      <w:proofErr w:type="gramStart"/>
-      <w:r>
-        <w:rPr>
-          <w:lang w:val="en-US"/>
-        </w:rPr>
-        <w:t>if</w:t>
-      </w:r>
-      <w:r>
-        <w:t>)#</w:t>
-      </w:r>
-      <w:proofErr w:type="gramEnd"/>
-      <w:r>
-        <w:rPr>
-          <w:lang w:val="en-US"/>
-        </w:rPr>
-        <w:t>exit</w:t>
-      </w:r>
-      <w:r>
-        <w:t xml:space="preserve">” – </w:t>
-      </w:r>
-      <w:r>
-        <w:t>выходит</w:t>
-      </w:r>
-      <w:r>
-        <w:t xml:space="preserve"> </w:t>
-      </w:r>
-      <w:r>
-        <w:t>из</w:t>
-      </w:r>
-      <w:r>
-        <w:t xml:space="preserve"> </w:t>
-      </w:r>
-      <w:r>
-        <w:t xml:space="preserve">режима конфигурации интерфейса </w:t>
-      </w:r>
-      <w:r>
-        <w:t>(</w:t>
-      </w:r>
-      <w:r>
-        <w:rPr>
-          <w:lang w:val="en-US"/>
-        </w:rPr>
-        <w:t>fa</w:t>
-      </w:r>
-      <w:r>
-        <w:t xml:space="preserve">0/0) </w:t>
-      </w:r>
-      <w:r>
-        <w:t xml:space="preserve">обратно в глобальный режим конфигурации </w:t>
-      </w:r>
-      <w:r>
-        <w:t>(</w:t>
-      </w:r>
-      <w:r>
-        <w:rPr>
-          <w:lang w:val="en-US"/>
-        </w:rPr>
-        <w:t>Router</w:t>
-      </w:r>
-      <w:r>
-        <w:t>(</w:t>
-      </w:r>
-      <w:r>
-        <w:rPr>
-          <w:lang w:val="en-US"/>
-        </w:rPr>
-        <w:t>config</w:t>
-      </w:r>
-      <w:r>
-        <w:t xml:space="preserve">)#). </w:t>
-      </w:r>
-    </w:p>
-    <w:p>
-      <w:pPr>
-        <w:spacing w:line="360" w:lineRule="auto"/>
-        <w:ind w:left="707"/>
-      </w:pPr>
-      <w:r>
-        <w:t>“</w:t>
-      </w:r>
-      <w:r>
-        <w:rPr>
-          <w:lang w:val="en-US"/>
-        </w:rPr>
-        <w:t>Router</w:t>
-      </w:r>
-      <w:r>
-        <w:t>(</w:t>
-      </w:r>
-      <w:r>
-        <w:rPr>
-          <w:lang w:val="en-US"/>
-        </w:rPr>
-        <w:t>config</w:t>
-      </w:r>
-      <w:r>
-        <w:t>)#</w:t>
-      </w:r>
-      <w:r>
-        <w:rPr>
-          <w:lang w:val="en-US"/>
-        </w:rPr>
-        <w:t>int</w:t>
-      </w:r>
-      <w:r>
-        <w:t xml:space="preserve"> </w:t>
-      </w:r>
-      <w:r>
-        <w:rPr>
-          <w:lang w:val="en-US"/>
-        </w:rPr>
-        <w:t>range</w:t>
-      </w:r>
-      <w:r>
-        <w:t xml:space="preserve"> </w:t>
-      </w:r>
-      <w:r>
-        <w:rPr>
-          <w:lang w:val="en-US"/>
-        </w:rPr>
-        <w:t>fa</w:t>
-      </w:r>
-      <w:r>
-        <w:t xml:space="preserve">0/1.2” – </w:t>
-      </w:r>
-      <w:r>
-        <w:t>переходит</w:t>
-      </w:r>
-      <w:r>
-        <w:t xml:space="preserve"> </w:t>
-      </w:r>
-      <w:r>
-        <w:t>в</w:t>
-      </w:r>
-      <w:r>
-        <w:t xml:space="preserve"> </w:t>
-      </w:r>
-      <w:r>
-        <w:t>режим</w:t>
-      </w:r>
-      <w:r>
-        <w:t xml:space="preserve"> </w:t>
-      </w:r>
-      <w:r>
-        <w:t xml:space="preserve">конфигурации диапазона интерфейсов. В данном случае диапазон состоит только из одного </w:t>
-      </w:r>
-      <w:proofErr w:type="spellStart"/>
-      <w:r>
-        <w:t>субинтерфейса</w:t>
-      </w:r>
-      <w:proofErr w:type="spellEnd"/>
-      <w:r>
-        <w:t xml:space="preserve"> </w:t>
-      </w:r>
-      <w:proofErr w:type="spellStart"/>
-      <w:r>
-        <w:rPr>
-          <w:lang w:val="en-US"/>
-        </w:rPr>
-        <w:t>FastEthernet</w:t>
-      </w:r>
-      <w:proofErr w:type="spellEnd"/>
-      <w:r>
-        <w:t xml:space="preserve">0/1.2. </w:t>
-      </w:r>
-      <w:r>
-        <w:t xml:space="preserve">fa0/1.2 — это не физический интерфейс, а логический </w:t>
-      </w:r>
-      <w:proofErr w:type="spellStart"/>
-      <w:r>
-        <w:t>подынтерфейс</w:t>
-      </w:r>
-      <w:proofErr w:type="spellEnd"/>
-      <w:r>
-        <w:t>, созданный на физическом интерфейсе fa0/1. Он обычно используется для маршрутизации трафика определенной VLAN (например, VLAN 2). Здесь настраивается внутренняя сторона NAT.</w:t>
-      </w:r>
-    </w:p>
-    <w:p>
-      <w:pPr>
-        <w:spacing w:line="360" w:lineRule="auto"/>
-        <w:ind w:left="707"/>
-      </w:pPr>
-      <w:r>
-        <w:t>“</w:t>
-      </w:r>
-      <w:r>
-        <w:rPr>
-          <w:lang w:val="en-US"/>
-        </w:rPr>
-        <w:t>Router</w:t>
-      </w:r>
-      <w:r>
-        <w:t>(</w:t>
-      </w:r>
-      <w:r>
-        <w:rPr>
-          <w:lang w:val="en-US"/>
-        </w:rPr>
-        <w:t>config</w:t>
-      </w:r>
-      <w:r>
-        <w:t>-</w:t>
-      </w:r>
-      <w:r>
-        <w:rPr>
-          <w:lang w:val="en-US"/>
-        </w:rPr>
-        <w:t>if</w:t>
-      </w:r>
-      <w:r>
-        <w:t>-</w:t>
-      </w:r>
-      <w:r>
-        <w:rPr>
-          <w:lang w:val="en-US"/>
-        </w:rPr>
-        <w:t>range</w:t>
-      </w:r>
-      <w:r>
-        <w:t>)#</w:t>
-      </w:r>
-      <w:proofErr w:type="spellStart"/>
-      <w:r>
-        <w:rPr>
-          <w:lang w:val="en-US"/>
-        </w:rPr>
-        <w:t>ip</w:t>
-      </w:r>
-      <w:proofErr w:type="spellEnd"/>
-      <w:r>
-        <w:t xml:space="preserve"> </w:t>
-      </w:r>
-      <w:proofErr w:type="spellStart"/>
-      <w:r>
-        <w:rPr>
-          <w:lang w:val="en-US"/>
-        </w:rPr>
-        <w:t>nat</w:t>
-      </w:r>
-      <w:proofErr w:type="spellEnd"/>
-      <w:r>
-        <w:t xml:space="preserve"> </w:t>
-      </w:r>
-      <w:r>
-        <w:rPr>
-          <w:lang w:val="en-US"/>
-        </w:rPr>
-        <w:t>inside</w:t>
-      </w:r>
-      <w:r>
-        <w:t xml:space="preserve">” - </w:t>
-      </w:r>
-      <w:r>
-        <w:t>у</w:t>
-      </w:r>
-      <w:r>
-        <w:t xml:space="preserve">казывает, что текущий </w:t>
-      </w:r>
-      <w:proofErr w:type="spellStart"/>
-      <w:r>
-        <w:t>субинтерфейс</w:t>
-      </w:r>
-      <w:proofErr w:type="spellEnd"/>
-      <w:r>
-        <w:t xml:space="preserve"> (или диапазон </w:t>
-      </w:r>
-      <w:proofErr w:type="spellStart"/>
-      <w:r>
-        <w:t>субинтерфейсов</w:t>
-      </w:r>
-      <w:proofErr w:type="spellEnd"/>
-      <w:r>
-        <w:t>) fa0/1.2 является внутренним (</w:t>
-      </w:r>
-      <w:proofErr w:type="spellStart"/>
-      <w:r>
-        <w:t>inside</w:t>
-      </w:r>
-      <w:proofErr w:type="spellEnd"/>
-      <w:r>
-        <w:t>) интерфейсом для NAT.</w:t>
-      </w:r>
-      <w:r>
-        <w:t xml:space="preserve"> </w:t>
-      </w:r>
-      <w:r>
-        <w:t xml:space="preserve">Маршрутизатор должен знать, на каких интерфейсах находятся устройства с частными IP-адресами, которым нужен доступ в Интернет через NAT. Трафик, приходящий </w:t>
-      </w:r>
-      <w:r>
-        <w:rPr>
+        <w:pStyle w:val="ac"/>
+        <w:numPr>
+          <w:ilvl w:val="0"/>
+          <w:numId w:val="16"/>
+        </w:numPr>
+        <w:spacing w:line="360" w:lineRule="auto"/>
+        <w:ind w:left="0" w:firstLine="993"/>
+      </w:pPr>
+      <w:r>
+        <w:rPr>
+          <w:b/>
+          <w:bCs/>
           <w:i/>
           <w:iCs/>
+          <w:lang w:val="en-US"/>
+        </w:rPr>
+        <w:t>int</w:t>
+      </w:r>
+      <w:r>
+        <w:rPr>
+          <w:b/>
+          <w:bCs/>
+          <w:i/>
+          <w:iCs/>
+        </w:rPr>
+        <w:t xml:space="preserve"> </w:t>
+      </w:r>
+      <w:r>
+        <w:rPr>
+          <w:b/>
+          <w:bCs/>
+          <w:i/>
+          <w:iCs/>
+          <w:lang w:val="en-US"/>
+        </w:rPr>
+        <w:t>fa</w:t>
+      </w:r>
+      <w:r>
+        <w:rPr>
+          <w:b/>
+          <w:bCs/>
+          <w:i/>
+          <w:iCs/>
+        </w:rPr>
+        <w:t>0/0</w:t>
+      </w:r>
+      <w:r>
+        <w:t xml:space="preserve"> - </w:t>
+      </w:r>
+      <w:r>
+        <w:t>п</w:t>
+      </w:r>
+      <w:r>
+        <w:t>ереходит</w:t>
+      </w:r>
+      <w:r>
+        <w:t xml:space="preserve"> </w:t>
+      </w:r>
+      <w:r>
+        <w:t>в</w:t>
+      </w:r>
+      <w:r>
+        <w:t xml:space="preserve"> </w:t>
+      </w:r>
+      <w:r>
+        <w:t>режим</w:t>
+      </w:r>
+      <w:r>
+        <w:t xml:space="preserve"> </w:t>
+      </w:r>
+      <w:r>
+        <w:t>конфигурации</w:t>
+      </w:r>
+      <w:r>
+        <w:t xml:space="preserve"> </w:t>
+      </w:r>
+      <w:r>
+        <w:t>интерфейса</w:t>
+      </w:r>
+      <w:r>
+        <w:t xml:space="preserve"> </w:t>
+      </w:r>
+      <w:r>
+        <w:rPr>
+          <w:lang w:val="en-US"/>
+        </w:rPr>
+        <w:t>FastEthernet</w:t>
+      </w:r>
+      <w:r>
+        <w:t>0/0.</w:t>
+      </w:r>
+      <w:r>
+        <w:t xml:space="preserve"> </w:t>
+      </w:r>
+    </w:p>
+    <w:p>
+      <w:pPr>
+        <w:pStyle w:val="ac"/>
+        <w:numPr>
+          <w:ilvl w:val="0"/>
+          <w:numId w:val="16"/>
+        </w:numPr>
+        <w:spacing w:line="360" w:lineRule="auto"/>
+        <w:ind w:left="0" w:firstLine="993"/>
+      </w:pPr>
+      <w:r>
+        <w:rPr>
+          <w:b/>
+          <w:bCs/>
+          <w:i/>
+          <w:iCs/>
+          <w:lang w:val="en-US"/>
+        </w:rPr>
+        <w:t>ip</w:t>
+      </w:r>
+      <w:r>
+        <w:rPr>
+          <w:b/>
+          <w:bCs/>
+          <w:i/>
+          <w:iCs/>
+        </w:rPr>
+        <w:t xml:space="preserve"> </w:t>
+      </w:r>
+      <w:r>
+        <w:rPr>
+          <w:b/>
+          <w:bCs/>
+          <w:i/>
+          <w:iCs/>
+          <w:lang w:val="en-US"/>
+        </w:rPr>
+        <w:t>nat</w:t>
+      </w:r>
+      <w:r>
+        <w:rPr>
+          <w:b/>
+          <w:bCs/>
+          <w:i/>
+          <w:iCs/>
+        </w:rPr>
+        <w:t xml:space="preserve"> </w:t>
+      </w:r>
+      <w:r>
+        <w:rPr>
+          <w:b/>
+          <w:bCs/>
+          <w:i/>
+          <w:iCs/>
+          <w:lang w:val="en-US"/>
+        </w:rPr>
+        <w:t>outside</w:t>
+      </w:r>
+      <w:r>
+        <w:t xml:space="preserve"> – </w:t>
+      </w:r>
+      <w:r>
+        <w:t>указывает</w:t>
+      </w:r>
+      <w:r>
+        <w:t xml:space="preserve">, </w:t>
+      </w:r>
+      <w:r>
+        <w:t>что</w:t>
+      </w:r>
+      <w:r>
+        <w:t xml:space="preserve"> </w:t>
+      </w:r>
+      <w:r>
+        <w:t>текущий</w:t>
+      </w:r>
+      <w:r>
+        <w:t xml:space="preserve"> </w:t>
+      </w:r>
+      <w:r>
+        <w:t xml:space="preserve">интерфейс </w:t>
+      </w:r>
+      <w:r>
+        <w:t>(</w:t>
+      </w:r>
+      <w:r>
+        <w:rPr>
+          <w:lang w:val="en-US"/>
+        </w:rPr>
+        <w:t>fa</w:t>
+      </w:r>
+      <w:r>
+        <w:t xml:space="preserve">0/0) </w:t>
+      </w:r>
+      <w:r>
+        <w:t xml:space="preserve">является внешним интерфейсом для </w:t>
+      </w:r>
+      <w:r>
+        <w:rPr>
+          <w:lang w:val="en-US"/>
+        </w:rPr>
+        <w:t>NAT</w:t>
+      </w:r>
+      <w:r>
+        <w:t xml:space="preserve">. </w:t>
+      </w:r>
+      <w:r>
+        <w:t>Маршрутизатор должен знать, через какой интерфейс пакеты выходят во внешнюю сеть и возвращаются из нее. На этом интерфейсе будет происходить замена внутренних частных IP-адресов на внешний публичный IP-адрес (или пул адресов) при исходящем трафике, и обратная замена при входящем трафике.</w:t>
+      </w:r>
+    </w:p>
+    <w:p>
+      <w:pPr>
+        <w:pStyle w:val="ac"/>
+        <w:numPr>
+          <w:ilvl w:val="0"/>
+          <w:numId w:val="16"/>
+        </w:numPr>
+        <w:spacing w:line="360" w:lineRule="auto"/>
+        <w:ind w:left="0" w:firstLine="993"/>
+      </w:pPr>
+      <w:r>
+        <w:rPr>
+          <w:b/>
+          <w:bCs/>
+          <w:i/>
+          <w:iCs/>
+          <w:lang w:val="en-US"/>
+        </w:rPr>
+        <w:t>exit</w:t>
+      </w:r>
+      <w:r>
+        <w:t xml:space="preserve"> – </w:t>
+      </w:r>
+      <w:r>
+        <w:t>выходит</w:t>
+      </w:r>
+      <w:r>
+        <w:t xml:space="preserve"> </w:t>
+      </w:r>
+      <w:r>
+        <w:t>из</w:t>
+      </w:r>
+      <w:r>
+        <w:t xml:space="preserve"> </w:t>
+      </w:r>
+      <w:r>
+        <w:t xml:space="preserve">режима конфигурации интерфейса </w:t>
+      </w:r>
+      <w:r>
+        <w:t>(</w:t>
+      </w:r>
+      <w:r>
+        <w:rPr>
+          <w:lang w:val="en-US"/>
+        </w:rPr>
+        <w:t>fa</w:t>
+      </w:r>
+      <w:r>
+        <w:t xml:space="preserve">0/0) </w:t>
+      </w:r>
+      <w:r>
+        <w:t xml:space="preserve">обратно в глобальный режим конфигурации </w:t>
+      </w:r>
+      <w:r>
+        <w:t>(</w:t>
+      </w:r>
+      <w:r>
+        <w:rPr>
+          <w:lang w:val="en-US"/>
+        </w:rPr>
+        <w:t>Router</w:t>
+      </w:r>
+      <w:r>
+        <w:t>(</w:t>
+      </w:r>
+      <w:r>
+        <w:rPr>
+          <w:lang w:val="en-US"/>
+        </w:rPr>
+        <w:t>config</w:t>
+      </w:r>
+      <w:r>
+        <w:t xml:space="preserve">)#). </w:t>
+      </w:r>
+    </w:p>
+    <w:p>
+      <w:pPr>
+        <w:pStyle w:val="ac"/>
+        <w:numPr>
+          <w:ilvl w:val="0"/>
+          <w:numId w:val="16"/>
+        </w:numPr>
+        <w:spacing w:line="360" w:lineRule="auto"/>
+        <w:ind w:left="0" w:firstLine="993"/>
+      </w:pPr>
+      <w:r>
+        <w:rPr>
+          <w:b/>
+          <w:bCs/>
+          <w:i/>
+          <w:iCs/>
+          <w:lang w:val="en-US"/>
+        </w:rPr>
+        <w:t>int</w:t>
+      </w:r>
+      <w:r>
+        <w:rPr>
+          <w:b/>
+          <w:bCs/>
+          <w:i/>
+          <w:iCs/>
+        </w:rPr>
+        <w:t xml:space="preserve"> </w:t>
+      </w:r>
+      <w:r>
+        <w:rPr>
+          <w:b/>
+          <w:bCs/>
+          <w:i/>
+          <w:iCs/>
+          <w:lang w:val="en-US"/>
+        </w:rPr>
+        <w:t>range</w:t>
+      </w:r>
+      <w:r>
+        <w:rPr>
+          <w:b/>
+          <w:bCs/>
+          <w:i/>
+          <w:iCs/>
+        </w:rPr>
+        <w:t xml:space="preserve"> </w:t>
+      </w:r>
+      <w:r>
+        <w:rPr>
+          <w:b/>
+          <w:bCs/>
+          <w:i/>
+          <w:iCs/>
+          <w:lang w:val="en-US"/>
+        </w:rPr>
+        <w:t>fa</w:t>
+      </w:r>
+      <w:r>
+        <w:rPr>
+          <w:b/>
+          <w:bCs/>
+          <w:i/>
+          <w:iCs/>
+        </w:rPr>
+        <w:t>0/1.2</w:t>
+      </w:r>
+      <w:r>
+        <w:t xml:space="preserve"> – </w:t>
+      </w:r>
+      <w:r>
+        <w:t>переходит</w:t>
+      </w:r>
+      <w:r>
+        <w:t xml:space="preserve"> </w:t>
+      </w:r>
+      <w:r>
+        <w:t>в</w:t>
+      </w:r>
+      <w:r>
+        <w:t xml:space="preserve"> </w:t>
+      </w:r>
+      <w:r>
+        <w:t>режим</w:t>
+      </w:r>
+      <w:r>
+        <w:t xml:space="preserve"> </w:t>
+      </w:r>
+      <w:r>
+        <w:t xml:space="preserve">конфигурации диапазона интерфейсов. В данном случае диапазон состоит только из одного субинтерфейса </w:t>
+      </w:r>
+      <w:r>
+        <w:rPr>
+          <w:lang w:val="en-US"/>
+        </w:rPr>
+        <w:t>FastEthernet</w:t>
+      </w:r>
+      <w:r>
+        <w:t>0/1.2. fa0/1.2 — это не физический интерфейс, а логический подынтерфейс, созданный на физическом интерфейсе fa0/1. Он обычно используется для маршрутизации трафика определенной VLAN (например, VLAN 2). Здесь настраивается внутренняя сторона NAT.</w:t>
+      </w:r>
+    </w:p>
+    <w:p>
+      <w:pPr>
+        <w:pStyle w:val="ac"/>
+        <w:numPr>
+          <w:ilvl w:val="0"/>
+          <w:numId w:val="16"/>
+        </w:numPr>
+        <w:spacing w:line="360" w:lineRule="auto"/>
+        <w:ind w:left="0" w:firstLine="993"/>
+      </w:pPr>
+      <w:r>
+        <w:rPr>
+          <w:b/>
+          <w:bCs/>
+          <w:i/>
+          <w:iCs/>
+          <w:lang w:val="en-US"/>
+        </w:rPr>
+        <w:t>ip</w:t>
+      </w:r>
+      <w:r>
+        <w:rPr>
+          <w:b/>
+          <w:bCs/>
+          <w:i/>
+          <w:iCs/>
+        </w:rPr>
+        <w:t xml:space="preserve"> </w:t>
+      </w:r>
+      <w:r>
+        <w:rPr>
+          <w:b/>
+          <w:bCs/>
+          <w:i/>
+          <w:iCs/>
+          <w:lang w:val="en-US"/>
+        </w:rPr>
+        <w:t>nat</w:t>
+      </w:r>
+      <w:r>
+        <w:rPr>
+          <w:b/>
+          <w:bCs/>
+          <w:i/>
+          <w:iCs/>
+        </w:rPr>
+        <w:t xml:space="preserve"> </w:t>
+      </w:r>
+      <w:r>
+        <w:rPr>
+          <w:b/>
+          <w:bCs/>
+          <w:i/>
+          <w:iCs/>
+          <w:lang w:val="en-US"/>
+        </w:rPr>
+        <w:t>inside</w:t>
+      </w:r>
+      <w:r>
+        <w:t xml:space="preserve"> - </w:t>
+      </w:r>
+      <w:r>
+        <w:t>у</w:t>
+      </w:r>
+      <w:r>
+        <w:t>казывает, что текущий субинтерфейс (или диапазон субинтерфейсов) fa0/1.2 является внутренним (inside) интерфейсом для NAT.</w:t>
+      </w:r>
+      <w:r>
+        <w:t xml:space="preserve"> </w:t>
+      </w:r>
+      <w:r>
+        <w:t xml:space="preserve">Маршрутизатор должен знать, на каких интерфейсах находятся устройства с частными IP-адресами, которым нужен доступ в Интернет через NAT. Трафик, приходящий </w:t>
+      </w:r>
+      <w:r>
+        <w:rPr>
+          <w:i/>
+          <w:iCs/>
         </w:rPr>
         <w:t>с</w:t>
       </w:r>
@@ -1746,62 +1570,13 @@
     <w:p>
       <w:pPr>
         <w:spacing w:line="360" w:lineRule="auto"/>
-        <w:ind w:left="707"/>
-        <w:rPr>
-          <w:lang w:val="en-US"/>
-        </w:rPr>
       </w:pPr>
       <w:r>
         <w:t xml:space="preserve">В итоге имеем, что </w:t>
       </w:r>
-      <w:proofErr w:type="spellStart"/>
-      <w:r>
-        <w:t>ip</w:t>
-      </w:r>
-      <w:proofErr w:type="spellEnd"/>
-      <w:r>
-        <w:t xml:space="preserve"> </w:t>
-      </w:r>
-      <w:proofErr w:type="spellStart"/>
-      <w:r>
-        <w:t>nat</w:t>
-      </w:r>
-      <w:proofErr w:type="spellEnd"/>
-      <w:r>
-        <w:t xml:space="preserve"> </w:t>
-      </w:r>
-      <w:proofErr w:type="spellStart"/>
-      <w:r>
-        <w:t>outside</w:t>
-      </w:r>
-      <w:proofErr w:type="spellEnd"/>
-      <w:r>
-        <w:t>: Назначен на интерфейс FastEthernet0/0.</w:t>
-      </w:r>
-      <w:r>
-        <w:t xml:space="preserve"> </w:t>
-      </w:r>
-      <w:proofErr w:type="spellStart"/>
-      <w:r>
-        <w:t>ip</w:t>
-      </w:r>
-      <w:proofErr w:type="spellEnd"/>
-      <w:r>
-        <w:t xml:space="preserve"> </w:t>
-      </w:r>
-      <w:proofErr w:type="spellStart"/>
-      <w:r>
-        <w:t>nat</w:t>
-      </w:r>
-      <w:proofErr w:type="spellEnd"/>
-      <w:r>
-        <w:t xml:space="preserve"> </w:t>
-      </w:r>
-      <w:proofErr w:type="spellStart"/>
-      <w:r>
-        <w:t>inside</w:t>
-      </w:r>
-      <w:proofErr w:type="spellEnd"/>
+      <w:r>
+        <w:t>ip nat outside: Назначен на интерфейс FastEthernet0/0. ip nat inside</w:t>
+      </w:r>
       <w:r>
         <w:rPr>
           <w:b/>
@@ -1810,33 +1585,13 @@
         <w:t>:</w:t>
       </w:r>
       <w:r>
-        <w:t xml:space="preserve"> Назначено на </w:t>
-      </w:r>
-      <w:proofErr w:type="spellStart"/>
-      <w:r>
-        <w:t>субинтерфейсы</w:t>
-      </w:r>
-      <w:proofErr w:type="spellEnd"/>
-      <w:r>
-        <w:t>:</w:t>
-      </w:r>
-      <w:r>
-        <w:t xml:space="preserve"> </w:t>
-      </w:r>
-      <w:r>
-        <w:t>FastEthernet0/1.2</w:t>
-      </w:r>
-      <w:r>
-        <w:t xml:space="preserve">, </w:t>
-      </w:r>
-      <w:r>
-        <w:t>FastEthernet0/1.3</w:t>
-      </w:r>
-      <w:r>
-        <w:t xml:space="preserve">, </w:t>
-      </w:r>
-      <w:r>
-        <w:t>FastEthernet0/1.4</w:t>
+        <w:t xml:space="preserve"> Назначено на субинтерфейсы:</w:t>
+      </w:r>
+      <w:r>
+        <w:t xml:space="preserve"> </w:t>
+      </w:r>
+      <w:r>
+        <w:t>FastEthernet0/1.2, FastEthernet0/1.3, FastEthernet0/1.4</w:t>
       </w:r>
       <w:r>
         <w:t xml:space="preserve">. </w:t>
@@ -1845,10 +1600,6 @@
     <w:p>
       <w:pPr>
         <w:spacing w:line="360" w:lineRule="auto"/>
-        <w:ind w:left="707"/>
-        <w:rPr>
-          <w:lang w:val="en-US"/>
-        </w:rPr>
       </w:pPr>
       <w:r>
         <w:t xml:space="preserve">Мы специально не указали </w:t>
@@ -1860,13 +1611,7 @@
         <w:t>VL</w:t>
       </w:r>
       <w:r>
-        <w:t xml:space="preserve">5, сеть сервера 1С, </w:t>
-      </w:r>
-      <w:r>
-        <w:t>чтобы</w:t>
-      </w:r>
-      <w:r>
-        <w:t xml:space="preserve"> у него, в целях безопасности, не было доступа в интернет.</w:t>
+        <w:t>5, сеть сервера 1С, чтобы у него, в целях безопасности, не было доступа в интернет.</w:t>
       </w:r>
     </w:p>
     <w:p>
@@ -1885,9 +1630,9 @@
           <w:lang w:eastAsia="ru-RU"/>
         </w:rPr>
         <w:drawing>
-          <wp:inline distT="0" distB="0" distL="0" distR="0" wp14:anchorId="3D485418" wp14:editId="4F52B9CD">
-            <wp:extent cx="4040318" cy="2143125"/>
-            <wp:effectExtent l="0" t="0" r="0" b="0"/>
+          <wp:inline distT="0" distB="0" distL="0" distR="0" wp14:anchorId="3D485418" wp14:editId="3AF5C83F">
+            <wp:extent cx="5405049" cy="2867025"/>
+            <wp:effectExtent l="0" t="0" r="5715" b="0"/>
             <wp:docPr id="1605709581" name="Рисунок 1605709581" descr="Изображение выглядит как текст, снимок экрана, Шрифт, документ&#10;&#10;Содержимое, созданное искусственным интеллектом, может быть неверным."/>
             <wp:cNvGraphicFramePr>
               <a:graphicFrameLocks xmlns:a="http://schemas.openxmlformats.org/drawingml/2006/main" noChangeAspect="1"/>
@@ -1908,7 +1653,7 @@
                   <pic:spPr>
                     <a:xfrm>
                       <a:off x="0" y="0"/>
-                      <a:ext cx="4048146" cy="2147277"/>
+                      <a:ext cx="5427046" cy="2878693"/>
                     </a:xfrm>
                     <a:prstGeom prst="rect">
                       <a:avLst/>
@@ -1982,10 +1727,7 @@
         <w:t>Задание 3.</w:t>
       </w:r>
       <w:r>
-        <w:t xml:space="preserve"> </w:t>
-      </w:r>
-      <w:r>
-        <w:t>С</w:t>
+        <w:t xml:space="preserve"> С</w:t>
       </w:r>
       <w:r>
         <w:rPr>
@@ -1996,7 +1738,6 @@
       <w:r>
         <w:rPr>
           <w:rFonts w:cstheme="minorBidi"/>
-          <w:lang w:val="en-US"/>
         </w:rPr>
         <w:t xml:space="preserve"> </w:t>
       </w:r>
@@ -2010,7 +1751,6 @@
       <w:r>
         <w:rPr>
           <w:rFonts w:cstheme="minorBidi"/>
-          <w:lang w:val="en-US"/>
         </w:rPr>
         <w:t xml:space="preserve"> </w:t>
       </w:r>
@@ -2024,7 +1764,6 @@
       <w:r>
         <w:rPr>
           <w:rFonts w:cstheme="minorBidi"/>
-          <w:lang w:val="en-US"/>
         </w:rPr>
         <w:t xml:space="preserve"> </w:t>
       </w:r>
@@ -2037,7 +1776,6 @@
       <w:r>
         <w:rPr>
           <w:rFonts w:cstheme="minorBidi"/>
-          <w:lang w:val="en-US"/>
         </w:rPr>
         <w:t xml:space="preserve"> </w:t>
       </w:r>
@@ -2051,7 +1789,6 @@
       <w:r>
         <w:rPr>
           <w:rFonts w:cstheme="minorBidi"/>
-          <w:lang w:val="en-US"/>
         </w:rPr>
         <w:t xml:space="preserve">. </w:t>
       </w:r>
@@ -2093,86 +1830,120 @@
     </w:p>
     <w:p>
       <w:pPr>
-        <w:spacing w:line="360" w:lineRule="auto"/>
-      </w:pPr>
-      <w:r>
-        <w:t>“</w:t>
-      </w:r>
-      <w:r>
-        <w:rPr>
-          <w:lang w:val="en-US"/>
-        </w:rPr>
-        <w:t>Router</w:t>
-      </w:r>
-      <w:r>
-        <w:t>(</w:t>
-      </w:r>
-      <w:r>
-        <w:rPr>
-          <w:lang w:val="en-US"/>
-        </w:rPr>
-        <w:t>config</w:t>
-      </w:r>
-      <w:r>
-        <w:t>)#</w:t>
-      </w:r>
-      <w:proofErr w:type="spellStart"/>
-      <w:r>
-        <w:rPr>
+        <w:pStyle w:val="ac"/>
+        <w:numPr>
+          <w:ilvl w:val="0"/>
+          <w:numId w:val="16"/>
+        </w:numPr>
+        <w:spacing w:line="360" w:lineRule="auto"/>
+        <w:ind w:left="0" w:firstLine="426"/>
+      </w:pPr>
+      <w:r>
+        <w:rPr>
+          <w:b/>
+          <w:bCs/>
+          <w:i/>
+          <w:iCs/>
           <w:lang w:val="en-US"/>
         </w:rPr>
         <w:t>ip</w:t>
       </w:r>
-      <w:proofErr w:type="spellEnd"/>
-      <w:r>
-        <w:t xml:space="preserve"> </w:t>
-      </w:r>
-      <w:r>
-        <w:rPr>
+      <w:r>
+        <w:rPr>
+          <w:b/>
+          <w:bCs/>
+          <w:i/>
+          <w:iCs/>
+        </w:rPr>
+        <w:t xml:space="preserve"> </w:t>
+      </w:r>
+      <w:r>
+        <w:rPr>
+          <w:b/>
+          <w:bCs/>
+          <w:i/>
+          <w:iCs/>
           <w:lang w:val="en-US"/>
         </w:rPr>
         <w:t>access</w:t>
       </w:r>
       <w:r>
+        <w:rPr>
+          <w:b/>
+          <w:bCs/>
+          <w:i/>
+          <w:iCs/>
+        </w:rPr>
         <w:t>-</w:t>
       </w:r>
       <w:r>
         <w:rPr>
+          <w:b/>
+          <w:bCs/>
+          <w:i/>
+          <w:iCs/>
           <w:lang w:val="en-US"/>
         </w:rPr>
         <w:t>list</w:t>
       </w:r>
       <w:r>
-        <w:t xml:space="preserve"> </w:t>
-      </w:r>
-      <w:r>
-        <w:rPr>
+        <w:rPr>
+          <w:b/>
+          <w:bCs/>
+          <w:i/>
+          <w:iCs/>
+        </w:rPr>
+        <w:t xml:space="preserve"> </w:t>
+      </w:r>
+      <w:r>
+        <w:rPr>
+          <w:b/>
+          <w:bCs/>
+          <w:i/>
+          <w:iCs/>
           <w:lang w:val="en-US"/>
         </w:rPr>
         <w:t>standard</w:t>
       </w:r>
       <w:r>
-        <w:t xml:space="preserve"> </w:t>
-      </w:r>
-      <w:r>
-        <w:rPr>
+        <w:rPr>
+          <w:b/>
+          <w:bCs/>
+          <w:i/>
+          <w:iCs/>
+        </w:rPr>
+        <w:t xml:space="preserve"> </w:t>
+      </w:r>
+      <w:r>
+        <w:rPr>
+          <w:b/>
+          <w:bCs/>
+          <w:i/>
+          <w:iCs/>
           <w:lang w:val="en-US"/>
         </w:rPr>
         <w:t>FOR</w:t>
       </w:r>
       <w:r>
+        <w:rPr>
+          <w:b/>
+          <w:bCs/>
+          <w:i/>
+          <w:iCs/>
+        </w:rPr>
         <w:t>-</w:t>
       </w:r>
       <w:r>
         <w:rPr>
+          <w:b/>
+          <w:bCs/>
+          <w:i/>
+          <w:iCs/>
           <w:lang w:val="en-US"/>
         </w:rPr>
         <w:t>NAT</w:t>
       </w:r>
       <w:r>
-        <w:t>”</w:t>
-      </w:r>
-      <w:r>
         <w:rPr>
           <w:b/>
           <w:bCs/>
@@ -2183,15 +1954,7 @@
         <w:t>с</w:t>
       </w:r>
       <w:r>
-        <w:t>оздает стандартный именованный список доступа (ACL) с именем FOR-NAT и переходит в режим его конфигурации (</w:t>
-      </w:r>
-      <w:proofErr w:type="spellStart"/>
-      <w:r>
-        <w:t>config-std-nacl</w:t>
-      </w:r>
-      <w:proofErr w:type="spellEnd"/>
-      <w:r>
-        <w:t>).</w:t>
+        <w:t>оздает стандартный именованный список доступа (ACL) с именем FOR-NAT и переходит в режим его конфигурации (config-std-nacl).</w:t>
       </w:r>
       <w:r>
         <w:t xml:space="preserve"> </w:t>
@@ -2202,53 +1965,37 @@
     </w:p>
     <w:p>
       <w:pPr>
-        <w:spacing w:line="360" w:lineRule="auto"/>
-      </w:pPr>
-      <w:r>
-        <w:rPr>
-          <w:lang w:val="en-US"/>
-        </w:rPr>
-        <w:t>“</w:t>
-      </w:r>
-      <w:r>
-        <w:rPr>
-          <w:lang w:val="en-US"/>
-        </w:rPr>
-        <w:t>Router(config-std-</w:t>
-      </w:r>
-      <w:proofErr w:type="spellStart"/>
-      <w:proofErr w:type="gramStart"/>
-      <w:r>
-        <w:rPr>
-          <w:lang w:val="en-US"/>
-        </w:rPr>
-        <w:t>nacl</w:t>
-      </w:r>
-      <w:proofErr w:type="spellEnd"/>
-      <w:r>
-        <w:rPr>
-          <w:lang w:val="en-US"/>
-        </w:rPr>
-        <w:t>)#</w:t>
-      </w:r>
-      <w:proofErr w:type="gramEnd"/>
-      <w:r>
-        <w:rPr>
-          <w:lang w:val="en-US"/>
-        </w:rPr>
-        <w:t>permit 192.168.2.0 0.0.0.255</w:t>
-      </w:r>
-      <w:r>
-        <w:rPr>
-          <w:lang w:val="en-US"/>
-        </w:rPr>
-        <w:t>”</w:t>
-      </w:r>
-      <w:r>
-        <w:rPr>
-          <w:b/>
-          <w:bCs/>
-          <w:lang w:val="en-US"/>
+        <w:pStyle w:val="ac"/>
+        <w:numPr>
+          <w:ilvl w:val="0"/>
+          <w:numId w:val="16"/>
+        </w:numPr>
+        <w:spacing w:line="360" w:lineRule="auto"/>
+        <w:ind w:left="0" w:firstLine="426"/>
+      </w:pPr>
+      <w:r>
+        <w:rPr>
+          <w:b/>
+          <w:bCs/>
+          <w:i/>
+          <w:iCs/>
+          <w:lang w:val="en-US"/>
+        </w:rPr>
+        <w:t>permit</w:t>
+      </w:r>
+      <w:r>
+        <w:rPr>
+          <w:b/>
+          <w:bCs/>
+          <w:i/>
+          <w:iCs/>
+        </w:rPr>
+        <w:t xml:space="preserve"> 192.168.2.0 0.0.0.255</w:t>
+      </w:r>
+      <w:r>
+        <w:rPr>
+          <w:b/>
+          <w:bCs/>
         </w:rPr>
         <w:t xml:space="preserve"> - </w:t>
       </w:r>
@@ -2256,379 +2003,343 @@
         <w:t>Добавляет</w:t>
       </w:r>
       <w:r>
-        <w:rPr>
-          <w:lang w:val="en-US"/>
-        </w:rPr>
         <w:t xml:space="preserve"> </w:t>
       </w:r>
       <w:r>
         <w:t>правило</w:t>
       </w:r>
       <w:r>
-        <w:rPr>
-          <w:lang w:val="en-US"/>
-        </w:rPr>
         <w:t xml:space="preserve"> </w:t>
       </w:r>
       <w:r>
         <w:t>в</w:t>
       </w:r>
       <w:r>
-        <w:rPr>
-          <w:lang w:val="en-US"/>
-        </w:rPr>
-        <w:t xml:space="preserve"> ACL FOR-NAT. </w:t>
-      </w:r>
-      <w:r>
-        <w:t>Это правило разрешает (</w:t>
-      </w:r>
-      <w:proofErr w:type="spellStart"/>
-      <w:r>
+        <w:t xml:space="preserve"> </w:t>
+      </w:r>
+      <w:r>
+        <w:rPr>
+          <w:lang w:val="en-US"/>
+        </w:rPr>
+        <w:t>ACL</w:t>
+      </w:r>
+      <w:r>
+        <w:t xml:space="preserve"> </w:t>
+      </w:r>
+      <w:r>
+        <w:rPr>
+          <w:lang w:val="en-US"/>
+        </w:rPr>
+        <w:t>FOR</w:t>
+      </w:r>
+      <w:r>
+        <w:t>-</w:t>
+      </w:r>
+      <w:r>
+        <w:rPr>
+          <w:lang w:val="en-US"/>
+        </w:rPr>
+        <w:t>NAT</w:t>
+      </w:r>
+      <w:r>
+        <w:t xml:space="preserve">. </w:t>
+      </w:r>
+      <w:r>
+        <w:t>Это правило разрешает (permit) все IP-адреса в сети 192.168.2.0/24.</w:t>
+      </w:r>
+      <w:r>
+        <w:t xml:space="preserve"> </w:t>
+      </w:r>
+      <w:r>
+        <w:t>Как работает: 192.168.2.0 — это адрес сети. 0.0.0.255 — это wildcard mask (инвертированная маска подсети). Она означает: "совпадают все адреса, где первые три октета (192.168.2) одинаковы, а последний октет (0–255) может быть любым". То есть это вся сеть 192.168.2.0 с маской 255.255.255.0 (/24).</w:t>
+      </w:r>
+    </w:p>
+    <w:p>
+      <w:pPr>
+        <w:pStyle w:val="ac"/>
+        <w:numPr>
+          <w:ilvl w:val="0"/>
+          <w:numId w:val="16"/>
+        </w:numPr>
+        <w:spacing w:line="360" w:lineRule="auto"/>
+        <w:ind w:left="0" w:firstLine="426"/>
+      </w:pPr>
+      <w:r>
+        <w:rPr>
+          <w:b/>
+          <w:bCs/>
+          <w:i/>
+          <w:iCs/>
+          <w:lang w:val="en-US"/>
+        </w:rPr>
+        <w:lastRenderedPageBreak/>
         <w:t>permit</w:t>
       </w:r>
-      <w:proofErr w:type="spellEnd"/>
-      <w:r>
-        <w:t>) все IP-адреса в сети 192.168.2.0/24.</w:t>
-      </w:r>
-      <w:r>
-        <w:t xml:space="preserve"> </w:t>
-      </w:r>
-      <w:r>
-        <w:t xml:space="preserve">Как работает: 192.168.2.0 </w:t>
-      </w:r>
-      <w:r>
-        <w:t>— это</w:t>
-      </w:r>
-      <w:r>
-        <w:t xml:space="preserve"> адрес сети. 0.0.0.255 </w:t>
-      </w:r>
-      <w:r>
-        <w:t>— это</w:t>
-      </w:r>
-      <w:r>
-        <w:t xml:space="preserve"> </w:t>
-      </w:r>
-      <w:proofErr w:type="spellStart"/>
-      <w:r>
-        <w:t>wildcard</w:t>
-      </w:r>
-      <w:proofErr w:type="spellEnd"/>
-      <w:r>
-        <w:t xml:space="preserve"> </w:t>
-      </w:r>
-      <w:proofErr w:type="spellStart"/>
-      <w:r>
-        <w:t>mask</w:t>
-      </w:r>
-      <w:proofErr w:type="spellEnd"/>
-      <w:r>
-        <w:t xml:space="preserve"> (инвертированная маска подсети). Она означает: "совпадают все адреса, где первые три октета (192.168.2) одинаковы, а последний октет (</w:t>
-      </w:r>
-      <w:r>
-        <w:t>0–255</w:t>
-      </w:r>
-      <w:r>
-        <w:t>) может быть любым". То есть это вся сеть 192.168.2.0 с маской 255.255.255.0 (/24).</w:t>
-      </w:r>
-    </w:p>
-    <w:p>
-      <w:pPr>
-        <w:spacing w:line="360" w:lineRule="auto"/>
-      </w:pPr>
-      <w:r>
-        <w:t>“</w:t>
-      </w:r>
-      <w:r>
-        <w:rPr>
-          <w:lang w:val="en-US"/>
-        </w:rPr>
-        <w:t>Router</w:t>
-      </w:r>
-      <w:r>
-        <w:t>(</w:t>
-      </w:r>
-      <w:r>
-        <w:rPr>
-          <w:lang w:val="en-US"/>
-        </w:rPr>
-        <w:t>config</w:t>
-      </w:r>
-      <w:r>
+      <w:r>
+        <w:rPr>
+          <w:b/>
+          <w:bCs/>
+          <w:i/>
+          <w:iCs/>
+        </w:rPr>
+        <w:t xml:space="preserve"> 192.168.3.0 0.0.0.255</w:t>
+      </w:r>
+      <w:r>
+        <w:rPr>
+          <w:b/>
+          <w:bCs/>
+        </w:rPr>
+        <w:t xml:space="preserve"> - </w:t>
+      </w:r>
+      <w:r>
+        <w:t>Добавляет второе правило в ACL FOR-NAT, разрешающее всю сеть 192.168.3.0/24</w:t>
+      </w:r>
+      <w:r>
+        <w:t xml:space="preserve">. </w:t>
+      </w:r>
+    </w:p>
+    <w:p>
+      <w:pPr>
+        <w:pStyle w:val="ac"/>
+        <w:numPr>
+          <w:ilvl w:val="0"/>
+          <w:numId w:val="16"/>
+        </w:numPr>
+        <w:spacing w:line="360" w:lineRule="auto"/>
+        <w:ind w:left="0" w:firstLine="426"/>
+        <w:rPr>
+          <w:b/>
+          <w:bCs/>
+        </w:rPr>
+      </w:pPr>
+      <w:r>
+        <w:rPr>
+          <w:b/>
+          <w:bCs/>
+          <w:i/>
+          <w:iCs/>
+          <w:lang w:val="en-US"/>
+        </w:rPr>
+        <w:t>permit</w:t>
+      </w:r>
+      <w:r>
+        <w:rPr>
+          <w:b/>
+          <w:bCs/>
+          <w:i/>
+          <w:iCs/>
+        </w:rPr>
+        <w:t xml:space="preserve"> 192.168.4.0 0.0.0.255 </w:t>
+      </w:r>
+      <w:r>
+        <w:rPr>
+          <w:b/>
+          <w:bCs/>
+        </w:rPr>
+        <w:t xml:space="preserve">- </w:t>
+      </w:r>
+      <w:r>
+        <w:t>д</w:t>
+      </w:r>
+      <w:r>
+        <w:t>обавляет третье правило в ACL FOR-NAT, разрешающее всю сеть 192.168.4.0/24.</w:t>
+      </w:r>
+    </w:p>
+    <w:p>
+      <w:pPr>
+        <w:pStyle w:val="ac"/>
+        <w:numPr>
+          <w:ilvl w:val="0"/>
+          <w:numId w:val="16"/>
+        </w:numPr>
+        <w:spacing w:line="360" w:lineRule="auto"/>
+        <w:ind w:left="0" w:firstLine="426"/>
+        <w:rPr>
+          <w:lang w:val="en-US"/>
+        </w:rPr>
+      </w:pPr>
+      <w:r>
+        <w:rPr>
+          <w:b/>
+          <w:bCs/>
+          <w:i/>
+          <w:iCs/>
+          <w:lang w:val="en-US"/>
+        </w:rPr>
+        <w:t>ip</w:t>
+      </w:r>
+      <w:r>
+        <w:rPr>
+          <w:b/>
+          <w:bCs/>
+          <w:i/>
+          <w:iCs/>
+        </w:rPr>
+        <w:t xml:space="preserve"> </w:t>
+      </w:r>
+      <w:r>
+        <w:rPr>
+          <w:b/>
+          <w:bCs/>
+          <w:i/>
+          <w:iCs/>
+          <w:lang w:val="en-US"/>
+        </w:rPr>
+        <w:t>nat</w:t>
+      </w:r>
+      <w:r>
+        <w:rPr>
+          <w:b/>
+          <w:bCs/>
+          <w:i/>
+          <w:iCs/>
+        </w:rPr>
+        <w:t xml:space="preserve"> </w:t>
+      </w:r>
+      <w:r>
+        <w:rPr>
+          <w:b/>
+          <w:bCs/>
+          <w:i/>
+          <w:iCs/>
+          <w:lang w:val="en-US"/>
+        </w:rPr>
+        <w:t>inside</w:t>
+      </w:r>
+      <w:r>
+        <w:rPr>
+          <w:b/>
+          <w:bCs/>
+          <w:i/>
+          <w:iCs/>
+        </w:rPr>
+        <w:t xml:space="preserve"> </w:t>
+      </w:r>
+      <w:r>
+        <w:rPr>
+          <w:b/>
+          <w:bCs/>
+          <w:i/>
+          <w:iCs/>
+          <w:lang w:val="en-US"/>
+        </w:rPr>
+        <w:t>source</w:t>
+      </w:r>
+      <w:r>
+        <w:rPr>
+          <w:b/>
+          <w:bCs/>
+          <w:i/>
+          <w:iCs/>
+        </w:rPr>
+        <w:t xml:space="preserve"> </w:t>
+      </w:r>
+      <w:r>
+        <w:rPr>
+          <w:b/>
+          <w:bCs/>
+          <w:i/>
+          <w:iCs/>
+          <w:lang w:val="en-US"/>
+        </w:rPr>
+        <w:t>list</w:t>
+      </w:r>
+      <w:r>
+        <w:rPr>
+          <w:b/>
+          <w:bCs/>
+          <w:i/>
+          <w:iCs/>
+        </w:rPr>
+        <w:t xml:space="preserve"> </w:t>
+      </w:r>
+      <w:r>
+        <w:rPr>
+          <w:b/>
+          <w:bCs/>
+          <w:i/>
+          <w:iCs/>
+          <w:lang w:val="en-US"/>
+        </w:rPr>
+        <w:t>FOR</w:t>
+      </w:r>
+      <w:r>
+        <w:rPr>
+          <w:b/>
+          <w:bCs/>
+          <w:i/>
+          <w:iCs/>
+        </w:rPr>
         <w:t>-</w:t>
       </w:r>
       <w:r>
         <w:rPr>
-          <w:lang w:val="en-US"/>
-        </w:rPr>
-        <w:t>std</w:t>
-      </w:r>
-      <w:r>
-        <w:t>-</w:t>
-      </w:r>
-      <w:proofErr w:type="spellStart"/>
-      <w:proofErr w:type="gramStart"/>
-      <w:r>
-        <w:rPr>
-          <w:lang w:val="en-US"/>
-        </w:rPr>
-        <w:t>nacl</w:t>
-      </w:r>
-      <w:proofErr w:type="spellEnd"/>
-      <w:r>
-        <w:t>)#</w:t>
-      </w:r>
-      <w:proofErr w:type="gramEnd"/>
-      <w:r>
-        <w:rPr>
-          <w:lang w:val="en-US"/>
-        </w:rPr>
-        <w:t>permit</w:t>
-      </w:r>
-      <w:r>
-        <w:t xml:space="preserve"> 192.168.3.0 0.0.0.255</w:t>
-      </w:r>
-      <w:r>
-        <w:t>”</w:t>
-      </w:r>
-      <w:r>
-        <w:rPr>
-          <w:b/>
-          <w:bCs/>
-        </w:rPr>
-        <w:t xml:space="preserve"> - </w:t>
-      </w:r>
-      <w:r>
-        <w:t>Добавляет второе правило в ACL FOR-NAT, разрешающее всю сеть 192.168.3.0/24</w:t>
-      </w:r>
-      <w:r>
-        <w:t xml:space="preserve">. </w:t>
-      </w:r>
-    </w:p>
-    <w:p>
-      <w:pPr>
-        <w:spacing w:line="360" w:lineRule="auto"/>
-        <w:ind w:left="360"/>
-        <w:rPr>
-          <w:b/>
-          <w:bCs/>
-        </w:rPr>
-      </w:pPr>
-      <w:r>
-        <w:lastRenderedPageBreak/>
-        <w:t>“</w:t>
-      </w:r>
-      <w:r>
-        <w:rPr>
-          <w:lang w:val="en-US"/>
-        </w:rPr>
-        <w:t>Router</w:t>
-      </w:r>
-      <w:r>
-        <w:t>(</w:t>
-      </w:r>
-      <w:r>
-        <w:rPr>
-          <w:lang w:val="en-US"/>
-        </w:rPr>
-        <w:t>config</w:t>
-      </w:r>
-      <w:r>
-        <w:t>-</w:t>
-      </w:r>
-      <w:r>
-        <w:rPr>
-          <w:lang w:val="en-US"/>
-        </w:rPr>
-        <w:t>std</w:t>
-      </w:r>
-      <w:r>
-        <w:t>-</w:t>
-      </w:r>
-      <w:proofErr w:type="spellStart"/>
-      <w:proofErr w:type="gramStart"/>
-      <w:r>
-        <w:rPr>
-          <w:lang w:val="en-US"/>
-        </w:rPr>
-        <w:t>nacl</w:t>
-      </w:r>
-      <w:proofErr w:type="spellEnd"/>
-      <w:r>
-        <w:t>)#</w:t>
-      </w:r>
-      <w:proofErr w:type="gramEnd"/>
-      <w:r>
-        <w:rPr>
-          <w:lang w:val="en-US"/>
-        </w:rPr>
-        <w:t>permit</w:t>
-      </w:r>
-      <w:r>
-        <w:t xml:space="preserve"> 192.168.4.0 0.0.0.255</w:t>
-      </w:r>
-      <w:r>
-        <w:t>”</w:t>
-      </w:r>
-      <w:r>
-        <w:rPr>
-          <w:b/>
-          <w:bCs/>
-        </w:rPr>
-        <w:t xml:space="preserve"> - </w:t>
-      </w:r>
-      <w:r>
-        <w:t>д</w:t>
-      </w:r>
-      <w:r>
-        <w:t>обавляет третье правило в ACL FOR-NAT, разрешающее всю сеть 192.168.4.0/24.</w:t>
-      </w:r>
-    </w:p>
-    <w:p>
-      <w:pPr>
-        <w:spacing w:line="360" w:lineRule="auto"/>
-        <w:ind w:left="360"/>
-        <w:rPr>
-          <w:lang w:val="en-US"/>
-        </w:rPr>
-      </w:pPr>
-      <w:r>
-        <w:t>“</w:t>
-      </w:r>
-      <w:r>
-        <w:rPr>
-          <w:lang w:val="en-US"/>
-        </w:rPr>
-        <w:t>Router</w:t>
-      </w:r>
-      <w:r>
-        <w:t>(</w:t>
-      </w:r>
-      <w:r>
-        <w:rPr>
-          <w:lang w:val="en-US"/>
-        </w:rPr>
-        <w:t>config</w:t>
-      </w:r>
-      <w:r>
-        <w:t>-</w:t>
-      </w:r>
-      <w:r>
-        <w:rPr>
-          <w:lang w:val="en-US"/>
-        </w:rPr>
-        <w:t>std</w:t>
-      </w:r>
-      <w:r>
-        <w:t>-</w:t>
-      </w:r>
-      <w:proofErr w:type="spellStart"/>
-      <w:proofErr w:type="gramStart"/>
-      <w:r>
-        <w:rPr>
-          <w:lang w:val="en-US"/>
-        </w:rPr>
-        <w:t>nacl</w:t>
-      </w:r>
-      <w:proofErr w:type="spellEnd"/>
-      <w:r>
-        <w:t>)#</w:t>
-      </w:r>
-      <w:proofErr w:type="spellStart"/>
-      <w:proofErr w:type="gramEnd"/>
-      <w:r>
-        <w:rPr>
-          <w:lang w:val="en-US"/>
-        </w:rPr>
-        <w:t>ip</w:t>
-      </w:r>
-      <w:proofErr w:type="spellEnd"/>
-      <w:r>
-        <w:t xml:space="preserve"> </w:t>
-      </w:r>
-      <w:proofErr w:type="spellStart"/>
-      <w:r>
-        <w:rPr>
-          <w:lang w:val="en-US"/>
-        </w:rPr>
-        <w:t>nat</w:t>
-      </w:r>
-      <w:proofErr w:type="spellEnd"/>
-      <w:r>
-        <w:t xml:space="preserve"> </w:t>
-      </w:r>
-      <w:r>
-        <w:rPr>
-          <w:lang w:val="en-US"/>
-        </w:rPr>
-        <w:t>inside</w:t>
-      </w:r>
-      <w:r>
-        <w:t xml:space="preserve"> </w:t>
-      </w:r>
-      <w:r>
-        <w:rPr>
-          <w:lang w:val="en-US"/>
-        </w:rPr>
-        <w:t>source</w:t>
-      </w:r>
-      <w:r>
-        <w:t xml:space="preserve"> </w:t>
-      </w:r>
-      <w:r>
-        <w:rPr>
-          <w:lang w:val="en-US"/>
-        </w:rPr>
-        <w:t>list</w:t>
-      </w:r>
-      <w:r>
-        <w:t xml:space="preserve"> </w:t>
-      </w:r>
-      <w:r>
-        <w:rPr>
-          <w:lang w:val="en-US"/>
-        </w:rPr>
-        <w:t>FOR</w:t>
-      </w:r>
-      <w:r>
-        <w:t>-</w:t>
-      </w:r>
-      <w:r>
-        <w:rPr>
+          <w:b/>
+          <w:bCs/>
+          <w:i/>
+          <w:iCs/>
           <w:lang w:val="en-US"/>
         </w:rPr>
         <w:t>NAT</w:t>
       </w:r>
       <w:r>
-        <w:t xml:space="preserve"> </w:t>
-      </w:r>
-      <w:r>
-        <w:rPr>
+        <w:rPr>
+          <w:b/>
+          <w:bCs/>
+          <w:i/>
+          <w:iCs/>
+        </w:rPr>
+        <w:t xml:space="preserve"> </w:t>
+      </w:r>
+      <w:r>
+        <w:rPr>
+          <w:b/>
+          <w:bCs/>
+          <w:i/>
+          <w:iCs/>
           <w:lang w:val="en-US"/>
         </w:rPr>
         <w:t>interface</w:t>
       </w:r>
       <w:r>
-        <w:t xml:space="preserve"> </w:t>
-      </w:r>
-      <w:r>
-        <w:rPr>
+        <w:rPr>
+          <w:b/>
+          <w:bCs/>
+          <w:i/>
+          <w:iCs/>
+        </w:rPr>
+        <w:t xml:space="preserve"> </w:t>
+      </w:r>
+      <w:r>
+        <w:rPr>
+          <w:b/>
+          <w:bCs/>
+          <w:i/>
+          <w:iCs/>
           <w:lang w:val="en-US"/>
         </w:rPr>
         <w:t>fa</w:t>
       </w:r>
       <w:r>
+        <w:rPr>
+          <w:b/>
+          <w:bCs/>
+          <w:i/>
+          <w:iCs/>
+        </w:rPr>
         <w:t xml:space="preserve">0/0 </w:t>
       </w:r>
       <w:r>
         <w:rPr>
+          <w:b/>
+          <w:bCs/>
+          <w:i/>
+          <w:iCs/>
           <w:lang w:val="en-US"/>
         </w:rPr>
         <w:t>overload</w:t>
       </w:r>
       <w:r>
-        <w:t>”</w:t>
-      </w:r>
-      <w:r>
         <w:rPr>
           <w:b/>
           <w:bCs/>
@@ -2639,10 +2350,7 @@
         <w:t>э</w:t>
       </w:r>
       <w:r>
-        <w:t>то</w:t>
-      </w:r>
-      <w:r>
-        <w:t xml:space="preserve"> ключевая команда, активирующая саму трансляцию NAT (PAT).</w:t>
+        <w:t>то ключевая команда, активирующая саму трансляцию NAT (PAT).</w:t>
       </w:r>
     </w:p>
     <w:p>
@@ -2667,9 +2375,9 @@
           <w:lang w:eastAsia="ru-RU"/>
         </w:rPr>
         <w:drawing>
-          <wp:inline distT="0" distB="0" distL="0" distR="0" wp14:anchorId="696D7F58" wp14:editId="33BF1546">
-            <wp:extent cx="3771900" cy="1251737"/>
-            <wp:effectExtent l="0" t="0" r="0" b="5715"/>
+          <wp:inline distT="0" distB="0" distL="0" distR="0" wp14:anchorId="696D7F58" wp14:editId="31E394F8">
+            <wp:extent cx="6113220" cy="1352550"/>
+            <wp:effectExtent l="0" t="0" r="1905" b="0"/>
             <wp:docPr id="13" name="Рисунок 13" descr="Изображение выглядит как текст, Шрифт, снимок экрана, документ&#10;&#10;Содержимое, созданное искусственным интеллектом, может быть неверным."/>
             <wp:cNvGraphicFramePr>
               <a:graphicFrameLocks xmlns:a="http://schemas.openxmlformats.org/drawingml/2006/main" noChangeAspect="1"/>
@@ -2681,20 +2389,29 @@
                     <pic:cNvPr id="13" name="Рисунок 13" descr="Изображение выглядит как текст, Шрифт, снимок экрана, документ&#10;&#10;Содержимое, созданное искусственным интеллектом, может быть неверным."/>
                     <pic:cNvPicPr/>
                   </pic:nvPicPr>
-                  <pic:blipFill>
+                  <pic:blipFill rotWithShape="1">
                     <a:blip r:embed="rId10"/>
+                    <a:srcRect b="33330"/>
                     <a:stretch>
                       <a:fillRect/>
                     </a:stretch>
                   </pic:blipFill>
-                  <pic:spPr>
+                  <pic:spPr bwMode="auto">
                     <a:xfrm>
                       <a:off x="0" y="0"/>
-                      <a:ext cx="3778732" cy="1254004"/>
+                      <a:ext cx="6135405" cy="1357458"/>
                     </a:xfrm>
                     <a:prstGeom prst="rect">
                       <a:avLst/>
                     </a:prstGeom>
+                    <a:ln>
+                      <a:noFill/>
+                    </a:ln>
+                    <a:extLst>
+                      <a:ext uri="{53640926-AAD7-44D8-BBD7-CCE9431645EC}">
+                        <a14:shadowObscured xmlns:a14="http://schemas.microsoft.com/office/drawing/2010/main"/>
+                      </a:ext>
+                    </a:extLst>
                   </pic:spPr>
                 </pic:pic>
               </a:graphicData>
@@ -2827,10 +2544,7 @@
         <w:t>.</w:t>
       </w:r>
       <w:r>
-        <w:t xml:space="preserve"> </w:t>
-      </w:r>
-      <w:r>
-        <w:t xml:space="preserve">Проверить настройку </w:t>
+        <w:t xml:space="preserve"> Проверить настройку </w:t>
       </w:r>
       <w:r>
         <w:rPr>
@@ -2913,6 +2627,7 @@
           <w:noProof/>
           <w:lang w:eastAsia="ru-RU"/>
         </w:rPr>
+        <w:lastRenderedPageBreak/>
         <w:drawing>
           <wp:inline distT="0" distB="0" distL="0" distR="0" wp14:anchorId="01B7F042" wp14:editId="60822901">
             <wp:extent cx="3118555" cy="3238500"/>
@@ -2971,33 +2686,17 @@
           <w:sz w:val="24"/>
           <w:szCs w:val="20"/>
         </w:rPr>
-        <w:t xml:space="preserve">исунок 4 – </w:t>
-      </w:r>
-      <w:proofErr w:type="spellStart"/>
-      <w:r>
+        <w:t xml:space="preserve">исунок 4 – пинг с ПК бухгалтера </w:t>
+      </w:r>
+    </w:p>
+    <w:p>
+      <w:pPr>
+        <w:spacing w:line="360" w:lineRule="auto"/>
+        <w:jc w:val="center"/>
         <w:rPr>
           <w:sz w:val="24"/>
           <w:szCs w:val="20"/>
         </w:rPr>
-        <w:t>пинг</w:t>
-      </w:r>
-      <w:proofErr w:type="spellEnd"/>
-      <w:r>
-        <w:rPr>
-          <w:sz w:val="24"/>
-          <w:szCs w:val="20"/>
-        </w:rPr>
-        <w:t xml:space="preserve"> с ПК бухгалтера </w:t>
-      </w:r>
-    </w:p>
-    <w:p>
-      <w:pPr>
-        <w:spacing w:line="360" w:lineRule="auto"/>
-        <w:jc w:val="center"/>
-        <w:rPr>
-          <w:sz w:val="24"/>
-          <w:szCs w:val="20"/>
-        </w:rPr>
       </w:pPr>
     </w:p>
     <w:p>
@@ -3010,7 +2709,6 @@
           <w:b/>
           <w:bCs/>
         </w:rPr>
-        <w:lastRenderedPageBreak/>
         <w:t>Задание</w:t>
       </w:r>
       <w:r>
@@ -3096,15 +2794,7 @@
         <w:spacing w:line="360" w:lineRule="auto"/>
       </w:pPr>
       <w:r>
-        <w:t xml:space="preserve">Попробуем теперь выполнить </w:t>
-      </w:r>
-      <w:proofErr w:type="spellStart"/>
-      <w:r>
-        <w:t>пинг</w:t>
-      </w:r>
-      <w:proofErr w:type="spellEnd"/>
-      <w:r>
-        <w:t xml:space="preserve"> с сервера </w:t>
+        <w:t xml:space="preserve">Попробуем теперь выполнить пинг с сервера </w:t>
       </w:r>
       <w:r>
         <w:t>“1</w:t>
@@ -3200,28 +2890,12 @@
           <w:sz w:val="24"/>
           <w:szCs w:val="20"/>
         </w:rPr>
-        <w:t xml:space="preserve">Рисунок 5 – </w:t>
-      </w:r>
-      <w:proofErr w:type="spellStart"/>
+        <w:t>Рисунок 5 – пинг с сервера 1</w:t>
+      </w:r>
       <w:r>
         <w:rPr>
           <w:sz w:val="24"/>
           <w:szCs w:val="20"/>
-        </w:rPr>
-        <w:t>пинг</w:t>
-      </w:r>
-      <w:proofErr w:type="spellEnd"/>
-      <w:r>
-        <w:rPr>
-          <w:sz w:val="24"/>
-          <w:szCs w:val="20"/>
-        </w:rPr>
-        <w:t xml:space="preserve"> с сервера 1</w:t>
-      </w:r>
-      <w:r>
-        <w:rPr>
-          <w:sz w:val="24"/>
-          <w:szCs w:val="20"/>
           <w:lang w:val="en-US"/>
         </w:rPr>
         <w:t>C</w:t>
@@ -3244,10 +2918,7 @@
         <w:t>Задание 6.</w:t>
       </w:r>
       <w:r>
-        <w:t xml:space="preserve"> </w:t>
-      </w:r>
-      <w:r>
-        <w:t xml:space="preserve">Настроить безопасность локальной сети, защитив от возможных атак из сети интернет. Для выполнения задания использовать </w:t>
+        <w:t xml:space="preserve"> Настроить безопасность локальной сети, защитив от возможных атак из сети интернет. Для выполнения задания использовать </w:t>
       </w:r>
       <w:r>
         <w:rPr>
@@ -3318,6 +2989,7 @@
         <w:rPr>
           <w:lang w:val="en-US"/>
         </w:rPr>
+        <w:lastRenderedPageBreak/>
         <w:t>OUTSIDE</w:t>
       </w:r>
       <w:r>
@@ -3330,38 +3002,57 @@
     <w:p>
       <w:pPr>
         <w:spacing w:line="360" w:lineRule="auto"/>
+        <w:rPr>
+          <w:lang w:val="en-US"/>
+        </w:rPr>
       </w:pPr>
       <w:r>
         <w:t>Здесь к</w:t>
       </w:r>
       <w:r>
-        <w:t>оманды создают и применяют расширенный именованный ACL, который блокирует весь входящий трафик извне во внутренние сети. Разберем подробно</w:t>
-      </w:r>
-      <w:r>
+        <w:t>оманды создают и применяют расширенный именованный ACL, который блокирует весь входящий трафик извне во внутренние сети. Разберем</w:t>
+      </w:r>
+      <w:r>
+        <w:rPr>
+          <w:lang w:val="en-US"/>
+        </w:rPr>
+        <w:t xml:space="preserve"> </w:t>
+      </w:r>
+      <w:r>
+        <w:t>подробно</w:t>
+      </w:r>
+      <w:r>
+        <w:rPr>
+          <w:lang w:val="en-US"/>
+        </w:rPr>
         <w:t xml:space="preserve">. </w:t>
       </w:r>
     </w:p>
     <w:p>
       <w:pPr>
-        <w:spacing w:line="360" w:lineRule="auto"/>
-      </w:pPr>
-      <w:r>
-        <w:rPr>
-          <w:lang w:val="en-US"/>
-        </w:rPr>
-        <w:t>“</w:t>
-      </w:r>
-      <w:r>
-        <w:rPr>
-          <w:lang w:val="en-US"/>
-        </w:rPr>
-        <w:t>Router(config)#ip access-list extended FROM-OUTSIDE</w:t>
-      </w:r>
-      <w:r>
-        <w:rPr>
-          <w:lang w:val="en-US"/>
-        </w:rPr>
-        <w:t xml:space="preserve">” – </w:t>
+        <w:pStyle w:val="ac"/>
+        <w:numPr>
+          <w:ilvl w:val="0"/>
+          <w:numId w:val="16"/>
+        </w:numPr>
+        <w:spacing w:line="360" w:lineRule="auto"/>
+        <w:ind w:left="0" w:firstLine="426"/>
+      </w:pPr>
+      <w:r>
+        <w:rPr>
+          <w:b/>
+          <w:bCs/>
+          <w:i/>
+          <w:iCs/>
+          <w:lang w:val="en-US"/>
+        </w:rPr>
+        <w:t>ip access-list extended FROM-OUTSIDE</w:t>
+      </w:r>
+      <w:r>
+        <w:rPr>
+          <w:lang w:val="en-US"/>
+        </w:rPr>
+        <w:t xml:space="preserve"> – </w:t>
       </w:r>
       <w:r>
         <w:t>создает</w:t>
@@ -3379,19 +3070,7 @@
         <w:rPr>
           <w:lang w:val="en-US"/>
         </w:rPr>
-        <w:t xml:space="preserve"> </w:t>
-      </w:r>
-      <w:r>
-        <w:rPr>
-          <w:lang w:val="en-US"/>
-        </w:rPr>
-        <w:t>ACL c</w:t>
-      </w:r>
-      <w:r>
-        <w:rPr>
-          <w:lang w:val="en-US"/>
-        </w:rPr>
-        <w:t xml:space="preserve"> </w:t>
+        <w:t xml:space="preserve"> ACL c </w:t>
       </w:r>
       <w:r>
         <w:t>именем</w:t>
@@ -3400,22 +3079,72 @@
         <w:rPr>
           <w:lang w:val="en-US"/>
         </w:rPr>
-        <w:t xml:space="preserve"> </w:t>
-      </w:r>
-      <w:r>
-        <w:rPr>
-          <w:lang w:val="en-US"/>
-        </w:rPr>
-        <w:t>“FROM-OUTSIDE”</w:t>
-      </w:r>
-      <w:r>
-        <w:rPr>
-          <w:lang w:val="en-US"/>
-        </w:rPr>
+        <w:t xml:space="preserve"> “FROM-OUTSIDE”. </w:t>
+      </w:r>
+      <w:r>
+        <w:t xml:space="preserve">Расширенный трафик позволяет фильтровать трафик на основе </w:t>
+      </w:r>
+      <w:r>
+        <w:rPr>
+          <w:lang w:val="en-US"/>
+        </w:rPr>
+        <w:t>IP</w:t>
+      </w:r>
+      <w:r>
+        <w:t>-</w:t>
+      </w:r>
+      <w:r>
+        <w:t xml:space="preserve">адресов источника </w:t>
+      </w:r>
+      <w:r>
+        <w:t xml:space="preserve">/ </w:t>
+      </w:r>
+      <w:r>
+        <w:t xml:space="preserve">назначения. </w:t>
+      </w:r>
+      <w:r>
+        <w:t>Протоколов (IP, TCP, UDP, ICMP</w:t>
+      </w:r>
+      <w:r>
+        <w:t xml:space="preserve"> и т.п.</w:t>
+      </w:r>
+      <w:r>
+        <w:t>)</w:t>
+      </w:r>
+      <w:r>
         <w:t xml:space="preserve">. </w:t>
       </w:r>
       <w:r>
-        <w:t xml:space="preserve">Расширенный трафик позволяет фильтровать трафик на основе </w:t>
+        <w:t>Порт назначения (для TCP/UDP).</w:t>
+      </w:r>
+    </w:p>
+    <w:p>
+      <w:pPr>
+        <w:spacing w:line="360" w:lineRule="auto"/>
+      </w:pPr>
+      <w:r>
+        <w:t xml:space="preserve">Теперь рассмотрим все команды, где есть </w:t>
+      </w:r>
+      <w:r>
+        <w:rPr>
+          <w:lang w:val="en-US"/>
+        </w:rPr>
+        <w:t>deny</w:t>
+      </w:r>
+      <w:r>
+        <w:t xml:space="preserve">. Каждое правило </w:t>
+      </w:r>
+      <w:r>
+        <w:rPr>
+          <w:lang w:val="en-US"/>
+        </w:rPr>
+        <w:t>deny</w:t>
+      </w:r>
+      <w:r>
+        <w:t xml:space="preserve"> </w:t>
+      </w:r>
+      <w:r>
+        <w:t xml:space="preserve">запрещает весь </w:t>
       </w:r>
       <w:r>
         <w:rPr>
@@ -3424,156 +3153,278 @@
         <w:t>IP</w:t>
       </w:r>
       <w:r>
+        <w:t xml:space="preserve"> </w:t>
+      </w:r>
+      <w:r>
+        <w:t>трафик (</w:t>
+      </w:r>
+      <w:r>
+        <w:rPr>
+          <w:lang w:val="en-US"/>
+        </w:rPr>
+        <w:t>any</w:t>
+      </w:r>
+      <w:r>
+        <w:t>)</w:t>
+      </w:r>
+      <w:r>
+        <w:t xml:space="preserve"> на </w:t>
+      </w:r>
+      <w:r>
+        <w:rPr>
+          <w:lang w:val="en-US"/>
+        </w:rPr>
+        <w:t>ip</w:t>
+      </w:r>
+      <w:r>
+        <w:t xml:space="preserve">: 192.168.2.0/24, 192.168.3.0/24, 192.168.4.0/24, 192.168.5.0/24. </w:t>
+      </w:r>
+    </w:p>
+    <w:p>
+      <w:pPr>
+        <w:pStyle w:val="ac"/>
+        <w:numPr>
+          <w:ilvl w:val="0"/>
+          <w:numId w:val="16"/>
+        </w:numPr>
+        <w:spacing w:line="360" w:lineRule="auto"/>
+        <w:ind w:left="0" w:firstLine="426"/>
+      </w:pPr>
+      <w:r>
+        <w:rPr>
+          <w:b/>
+          <w:bCs/>
+          <w:i/>
+          <w:iCs/>
+          <w:lang w:val="en-US"/>
+        </w:rPr>
+        <w:t>int</w:t>
+      </w:r>
+      <w:r>
+        <w:rPr>
+          <w:b/>
+          <w:bCs/>
+          <w:i/>
+          <w:iCs/>
+        </w:rPr>
+        <w:t xml:space="preserve"> </w:t>
+      </w:r>
+      <w:r>
+        <w:rPr>
+          <w:b/>
+          <w:bCs/>
+          <w:i/>
+          <w:iCs/>
+          <w:lang w:val="en-US"/>
+        </w:rPr>
+        <w:t>fa</w:t>
+      </w:r>
+      <w:r>
+        <w:rPr>
+          <w:b/>
+          <w:bCs/>
+          <w:i/>
+          <w:iCs/>
+        </w:rPr>
+        <w:t xml:space="preserve">0/0; </w:t>
+      </w:r>
+      <w:r>
+        <w:rPr>
+          <w:b/>
+          <w:bCs/>
+          <w:i/>
+          <w:iCs/>
+          <w:lang w:val="en-US"/>
+        </w:rPr>
+        <w:t>ip</w:t>
+      </w:r>
+      <w:r>
+        <w:rPr>
+          <w:b/>
+          <w:bCs/>
+          <w:i/>
+          <w:iCs/>
+        </w:rPr>
+        <w:t xml:space="preserve"> </w:t>
+      </w:r>
+      <w:r>
+        <w:rPr>
+          <w:b/>
+          <w:bCs/>
+          <w:i/>
+          <w:iCs/>
+          <w:lang w:val="en-US"/>
+        </w:rPr>
+        <w:t>access</w:t>
+      </w:r>
+      <w:r>
+        <w:rPr>
+          <w:b/>
+          <w:bCs/>
+          <w:i/>
+          <w:iCs/>
+        </w:rPr>
         <w:t>-</w:t>
       </w:r>
       <w:r>
-        <w:t xml:space="preserve">адресов источника </w:t>
-      </w:r>
-      <w:r>
-        <w:t xml:space="preserve">/ </w:t>
-      </w:r>
-      <w:r>
-        <w:t xml:space="preserve">назначения. </w:t>
-      </w:r>
-      <w:r>
-        <w:t>Протоколов (IP, TCP, UDP, ICMP</w:t>
-      </w:r>
-      <w:r>
-        <w:t xml:space="preserve"> и </w:t>
-      </w:r>
-      <w:proofErr w:type="gramStart"/>
-      <w:r>
-        <w:t>т.п.</w:t>
-      </w:r>
-      <w:proofErr w:type="gramEnd"/>
-      <w:r>
-        <w:t>)</w:t>
-      </w:r>
-      <w:r>
-        <w:t xml:space="preserve">. </w:t>
-      </w:r>
-      <w:r>
-        <w:t>Порт назначения (для TCP/UDP).</w:t>
-      </w:r>
-    </w:p>
-    <w:p>
-      <w:pPr>
-        <w:spacing w:line="360" w:lineRule="auto"/>
-      </w:pPr>
-      <w:r>
-        <w:t xml:space="preserve">Теперь рассмотрим все команды, где есть </w:t>
-      </w:r>
-      <w:r>
-        <w:rPr>
-          <w:lang w:val="en-US"/>
-        </w:rPr>
-        <w:t>deny</w:t>
-      </w:r>
-      <w:r>
-        <w:t xml:space="preserve">. Каждое правило </w:t>
-      </w:r>
-      <w:r>
-        <w:rPr>
-          <w:lang w:val="en-US"/>
-        </w:rPr>
-        <w:t>deny</w:t>
-      </w:r>
-      <w:r>
-        <w:t xml:space="preserve"> </w:t>
-      </w:r>
-      <w:r>
-        <w:t xml:space="preserve">запрещает весь </w:t>
-      </w:r>
-      <w:r>
-        <w:rPr>
-          <w:lang w:val="en-US"/>
-        </w:rPr>
-        <w:t>IP</w:t>
-      </w:r>
-      <w:r>
-        <w:t xml:space="preserve"> </w:t>
-      </w:r>
-      <w:r>
-        <w:t>трафик (</w:t>
-      </w:r>
-      <w:r>
-        <w:rPr>
-          <w:lang w:val="en-US"/>
-        </w:rPr>
-        <w:t>any</w:t>
-      </w:r>
-      <w:r>
-        <w:t>)</w:t>
-      </w:r>
-      <w:r>
-        <w:t xml:space="preserve"> на </w:t>
-      </w:r>
-      <w:proofErr w:type="spellStart"/>
-      <w:r>
-        <w:rPr>
-          <w:lang w:val="en-US"/>
-        </w:rPr>
-        <w:t>ip</w:t>
-      </w:r>
-      <w:proofErr w:type="spellEnd"/>
-      <w:r>
-        <w:t xml:space="preserve">: </w:t>
-      </w:r>
-      <w:r>
-        <w:t>192.168.2.0/24</w:t>
-      </w:r>
-      <w:r>
-        <w:t xml:space="preserve">, </w:t>
-      </w:r>
-      <w:r>
-        <w:t>192.168.</w:t>
-      </w:r>
-      <w:r>
-        <w:t>3</w:t>
-      </w:r>
-      <w:r>
-        <w:t>.0/24</w:t>
-      </w:r>
-      <w:r>
-        <w:t xml:space="preserve">, </w:t>
-      </w:r>
-      <w:r>
-        <w:t>192.168.</w:t>
-      </w:r>
-      <w:r>
-        <w:t>4</w:t>
-      </w:r>
-      <w:r>
-        <w:t>.0/24</w:t>
-      </w:r>
-      <w:r>
-        <w:t xml:space="preserve">, </w:t>
-      </w:r>
-      <w:r>
-        <w:t>192.168.</w:t>
-      </w:r>
-      <w:r>
-        <w:t>5</w:t>
-      </w:r>
-      <w:r>
-        <w:t>.0/24</w:t>
-      </w:r>
-      <w:r>
-        <w:t xml:space="preserve">. </w:t>
-      </w:r>
-    </w:p>
-    <w:p>
-      <w:pPr>
-        <w:spacing w:line="360" w:lineRule="auto"/>
-      </w:pPr>
-      <w:r>
-        <w:t>“</w:t>
-      </w:r>
-      <w:r>
-        <w:rPr>
-          <w:lang w:val="en-US"/>
-        </w:rPr>
-        <w:t>Router</w:t>
+        <w:rPr>
+          <w:b/>
+          <w:bCs/>
+          <w:i/>
+          <w:iCs/>
+          <w:lang w:val="en-US"/>
+        </w:rPr>
+        <w:t>group</w:t>
+      </w:r>
+      <w:r>
+        <w:rPr>
+          <w:b/>
+          <w:bCs/>
+          <w:i/>
+          <w:iCs/>
+        </w:rPr>
+        <w:t xml:space="preserve"> </w:t>
+      </w:r>
+      <w:r>
+        <w:rPr>
+          <w:b/>
+          <w:bCs/>
+          <w:i/>
+          <w:iCs/>
+          <w:lang w:val="en-US"/>
+        </w:rPr>
+        <w:t>FROM</w:t>
+      </w:r>
+      <w:r>
+        <w:rPr>
+          <w:b/>
+          <w:bCs/>
+          <w:i/>
+          <w:iCs/>
+        </w:rPr>
+        <w:t>-</w:t>
+      </w:r>
+      <w:r>
+        <w:rPr>
+          <w:b/>
+          <w:bCs/>
+          <w:i/>
+          <w:iCs/>
+          <w:lang w:val="en-US"/>
+        </w:rPr>
+        <w:t>OUTSIDE</w:t>
+      </w:r>
+      <w:r>
+        <w:rPr>
+          <w:b/>
+          <w:bCs/>
+          <w:i/>
+          <w:iCs/>
+        </w:rPr>
+        <w:t xml:space="preserve"> </w:t>
+      </w:r>
+      <w:r>
+        <w:rPr>
+          <w:b/>
+          <w:bCs/>
+          <w:i/>
+          <w:iCs/>
+          <w:lang w:val="en-US"/>
+        </w:rPr>
+        <w:t>in</w:t>
+      </w:r>
+      <w:r>
+        <w:rPr>
+          <w:b/>
+          <w:bCs/>
+          <w:i/>
+          <w:iCs/>
+        </w:rPr>
+        <w:t xml:space="preserve"> </w:t>
+      </w:r>
+      <w:r>
+        <w:t xml:space="preserve">– </w:t>
+      </w:r>
+      <w:r>
+        <w:t>применяет</w:t>
+      </w:r>
+      <w:r>
+        <w:t xml:space="preserve"> </w:t>
+      </w:r>
+      <w:r>
+        <w:rPr>
+          <w:lang w:val="en-US"/>
+        </w:rPr>
+        <w:t>ACL</w:t>
+      </w:r>
+      <w:r>
+        <w:t xml:space="preserve"> </w:t>
+      </w:r>
+      <w:r>
+        <w:rPr>
+          <w:lang w:val="en-US"/>
+        </w:rPr>
+        <w:t>FROM</w:t>
+      </w:r>
+      <w:r>
+        <w:t>-</w:t>
+      </w:r>
+      <w:r>
+        <w:rPr>
+          <w:lang w:val="en-US"/>
+        </w:rPr>
+        <w:t>OUTSIDE</w:t>
+      </w:r>
+      <w:r>
+        <w:t xml:space="preserve"> </w:t>
+      </w:r>
+      <w:r>
+        <w:t>к</w:t>
+      </w:r>
+      <w:r>
+        <w:t xml:space="preserve"> </w:t>
+      </w:r>
+      <w:r>
+        <w:t>интерфейсу</w:t>
+      </w:r>
+      <w:r>
+        <w:t xml:space="preserve"> </w:t>
+      </w:r>
+      <w:r>
+        <w:rPr>
+          <w:lang w:val="en-US"/>
+        </w:rPr>
+        <w:t>fa</w:t>
+      </w:r>
+      <w:r>
+        <w:t>0/0 (</w:t>
+      </w:r>
+      <w:r>
+        <w:t>внешний</w:t>
+      </w:r>
+      <w:r>
+        <w:t xml:space="preserve"> </w:t>
+      </w:r>
+      <w:r>
+        <w:t>интерфейс</w:t>
+      </w:r>
+      <w:r>
+        <w:t xml:space="preserve">) </w:t>
+      </w:r>
+      <w:r>
+        <w:t>на</w:t>
+      </w:r>
+      <w:r>
+        <w:t xml:space="preserve"> </w:t>
+      </w:r>
+      <w:r>
+        <w:t>входящий</w:t>
+      </w:r>
+      <w:r>
+        <w:t xml:space="preserve"> </w:t>
+      </w:r>
+      <w:r>
+        <w:t xml:space="preserve">трафик </w:t>
       </w:r>
       <w:r>
         <w:t>(</w:t>
@@ -3582,227 +3433,16 @@
         <w:rPr>
           <w:lang w:val="en-US"/>
         </w:rPr>
-        <w:t>config</w:t>
-      </w:r>
-      <w:r>
-        <w:t>)#</w:t>
-      </w:r>
-      <w:r>
-        <w:rPr>
-          <w:lang w:val="en-US"/>
-        </w:rPr>
-        <w:t>int</w:t>
-      </w:r>
-      <w:r>
-        <w:t xml:space="preserve"> </w:t>
-      </w:r>
-      <w:r>
-        <w:rPr>
-          <w:lang w:val="en-US"/>
-        </w:rPr>
-        <w:t>fa</w:t>
-      </w:r>
-      <w:r>
-        <w:t>0/0</w:t>
-      </w:r>
-      <w:r>
-        <w:t xml:space="preserve">; </w:t>
-      </w:r>
-      <w:r>
-        <w:rPr>
-          <w:lang w:val="en-US"/>
-        </w:rPr>
-        <w:t>Router</w:t>
-      </w:r>
-      <w:r>
-        <w:t>(</w:t>
-      </w:r>
-      <w:r>
-        <w:rPr>
-          <w:lang w:val="en-US"/>
-        </w:rPr>
-        <w:t>config</w:t>
-      </w:r>
-      <w:r>
-        <w:t>-</w:t>
-      </w:r>
-      <w:proofErr w:type="gramStart"/>
-      <w:r>
-        <w:rPr>
-          <w:lang w:val="en-US"/>
-        </w:rPr>
-        <w:t>if</w:t>
-      </w:r>
-      <w:r>
-        <w:t>)#</w:t>
-      </w:r>
-      <w:proofErr w:type="spellStart"/>
-      <w:proofErr w:type="gramEnd"/>
-      <w:r>
-        <w:rPr>
-          <w:lang w:val="en-US"/>
-        </w:rPr>
-        <w:t>ip</w:t>
-      </w:r>
-      <w:proofErr w:type="spellEnd"/>
-      <w:r>
-        <w:t xml:space="preserve"> </w:t>
-      </w:r>
-      <w:r>
-        <w:rPr>
-          <w:lang w:val="en-US"/>
-        </w:rPr>
-        <w:t>access</w:t>
-      </w:r>
-      <w:r>
-        <w:t>-</w:t>
-      </w:r>
-      <w:r>
-        <w:rPr>
-          <w:lang w:val="en-US"/>
-        </w:rPr>
-        <w:t>group</w:t>
-      </w:r>
-      <w:r>
-        <w:t xml:space="preserve"> </w:t>
-      </w:r>
-      <w:r>
-        <w:rPr>
-          <w:lang w:val="en-US"/>
-        </w:rPr>
-        <w:t>FROM</w:t>
-      </w:r>
-      <w:r>
-        <w:t>-</w:t>
-      </w:r>
-      <w:r>
-        <w:rPr>
-          <w:lang w:val="en-US"/>
-        </w:rPr>
-        <w:t>OUTSIDE</w:t>
-      </w:r>
-      <w:r>
-        <w:t xml:space="preserve"> </w:t>
-      </w:r>
-      <w:r>
-        <w:rPr>
-          <w:lang w:val="en-US"/>
-        </w:rPr>
         <w:t>in</w:t>
       </w:r>
       <w:r>
-        <w:t xml:space="preserve">” – </w:t>
-      </w:r>
-      <w:r>
-        <w:t>применяет</w:t>
-      </w:r>
-      <w:r>
-        <w:t xml:space="preserve"> </w:t>
-      </w:r>
-      <w:r>
-        <w:rPr>
-          <w:lang w:val="en-US"/>
-        </w:rPr>
-        <w:t>ACL</w:t>
-      </w:r>
-      <w:r>
-        <w:t xml:space="preserve"> </w:t>
-      </w:r>
-      <w:r>
-        <w:rPr>
-          <w:lang w:val="en-US"/>
-        </w:rPr>
-        <w:t>FROM</w:t>
-      </w:r>
-      <w:r>
-        <w:t>-</w:t>
-      </w:r>
-      <w:r>
-        <w:rPr>
-          <w:lang w:val="en-US"/>
-        </w:rPr>
-        <w:t>OUTSIDE</w:t>
-      </w:r>
-      <w:r>
-        <w:t xml:space="preserve"> </w:t>
-      </w:r>
-      <w:r>
-        <w:t>к</w:t>
-      </w:r>
-      <w:r>
-        <w:t xml:space="preserve"> </w:t>
-      </w:r>
-      <w:r>
-        <w:t>интерфейсу</w:t>
-      </w:r>
-      <w:r>
-        <w:t xml:space="preserve"> </w:t>
-      </w:r>
-      <w:r>
-        <w:rPr>
-          <w:lang w:val="en-US"/>
-        </w:rPr>
-        <w:t>fa</w:t>
-      </w:r>
-      <w:r>
-        <w:t>0/0 (</w:t>
-      </w:r>
-      <w:r>
-        <w:t>внешний</w:t>
-      </w:r>
-      <w:r>
-        <w:t xml:space="preserve"> </w:t>
-      </w:r>
-      <w:r>
-        <w:t>интерфейс</w:t>
-      </w:r>
-      <w:r>
-        <w:t xml:space="preserve">) </w:t>
-      </w:r>
-      <w:r>
-        <w:t>на</w:t>
-      </w:r>
-      <w:r>
-        <w:t xml:space="preserve"> </w:t>
-      </w:r>
-      <w:r>
-        <w:lastRenderedPageBreak/>
-        <w:t>входящий</w:t>
-      </w:r>
-      <w:r>
-        <w:t xml:space="preserve"> </w:t>
-      </w:r>
-      <w:r>
-        <w:t xml:space="preserve">трафик </w:t>
-      </w:r>
-      <w:r>
-        <w:t>(</w:t>
-      </w:r>
-      <w:r>
-        <w:rPr>
-          <w:lang w:val="en-US"/>
-        </w:rPr>
-        <w:t>in</w:t>
-      </w:r>
-      <w:r>
-        <w:t xml:space="preserve">). </w:t>
-      </w:r>
-      <w:r>
-        <w:t>Фильтрация применяется к пакетам, поступающим из интернета на маршрутизатор.</w:t>
-      </w:r>
-      <w:r>
-        <w:t xml:space="preserve"> </w:t>
-      </w:r>
-      <w:r>
-        <w:t xml:space="preserve">Трафик, направленный во внутренние сети (192.168.2.0/24, 192.168.3.0/24 и </w:t>
-      </w:r>
-      <w:proofErr w:type="gramStart"/>
-      <w:r>
-        <w:t>т.д.</w:t>
-      </w:r>
-      <w:proofErr w:type="gramEnd"/>
-      <w:r>
-        <w:t>), будет отброшен.</w:t>
+        <w:t>). Фильтрация применяется к пакетам, поступающим из интернета на маршрутизатор.</w:t>
+      </w:r>
+      <w:r>
+        <w:t xml:space="preserve"> </w:t>
+      </w:r>
+      <w:r>
+        <w:t>Трафик, направленный во внутренние сети (192.168.2.0/24, 192.168.3.0/24 и т.д.), будет отброшен.</w:t>
       </w:r>
     </w:p>
     <w:p>
@@ -3922,15 +3562,7 @@
         <w:t>Задание 7.</w:t>
       </w:r>
       <w:r>
-        <w:t xml:space="preserve"> Проверить </w:t>
-      </w:r>
-      <w:proofErr w:type="spellStart"/>
-      <w:r>
-        <w:t>пинг</w:t>
-      </w:r>
-      <w:proofErr w:type="spellEnd"/>
-      <w:r>
-        <w:t xml:space="preserve"> с </w:t>
+        <w:t xml:space="preserve"> Проверить пинг с </w:t>
       </w:r>
       <w:r>
         <w:rPr>
@@ -3971,7 +3603,11 @@
         <w:t>ping</w:t>
       </w:r>
       <w:r>
-        <w:t xml:space="preserve">. В результате получается такой вот вывод, который представлен на рисунке 7. </w:t>
+        <w:t xml:space="preserve">. В результате получается такой вот вывод, который представлен на </w:t>
+      </w:r>
+      <w:r>
+        <w:lastRenderedPageBreak/>
+        <w:t xml:space="preserve">рисунке 7. </w:t>
       </w:r>
     </w:p>
     <w:p>
@@ -3990,9 +3626,9 @@
           <w:lang w:eastAsia="ru-RU"/>
         </w:rPr>
         <w:drawing>
-          <wp:inline distT="0" distB="0" distL="0" distR="0" wp14:anchorId="1C271DB9" wp14:editId="23AC1528">
-            <wp:extent cx="4229690" cy="924054"/>
-            <wp:effectExtent l="0" t="0" r="0" b="9525"/>
+          <wp:inline distT="0" distB="0" distL="0" distR="0" wp14:anchorId="1C271DB9" wp14:editId="0119225E">
+            <wp:extent cx="6103856" cy="1333500"/>
+            <wp:effectExtent l="0" t="0" r="0" b="0"/>
             <wp:docPr id="17" name="Рисунок 17" descr="Изображение выглядит как текст, чек, Шрифт, алгебра&#10;&#10;Содержимое, созданное искусственным интеллектом, может быть неверным."/>
             <wp:cNvGraphicFramePr>
               <a:graphicFrameLocks xmlns:a="http://schemas.openxmlformats.org/drawingml/2006/main" noChangeAspect="1"/>
@@ -4013,7 +3649,7 @@
                   <pic:spPr>
                     <a:xfrm>
                       <a:off x="0" y="0"/>
-                      <a:ext cx="4229690" cy="924054"/>
+                      <a:ext cx="6112698" cy="1335432"/>
                     </a:xfrm>
                     <a:prstGeom prst="rect">
                       <a:avLst/>
@@ -4084,16 +3720,7 @@
         <w:spacing w:line="360" w:lineRule="auto"/>
       </w:pPr>
       <w:r>
-        <w:t>Для восстановления</w:t>
-      </w:r>
-      <w:r>
-        <w:t xml:space="preserve"> доступа к интернету, необходимо написать разрешающее правило, которое допустит </w:t>
-      </w:r>
-      <w:r>
-        <w:t>исходящий</w:t>
-      </w:r>
-      <w:r>
-        <w:t xml:space="preserve"> трафи</w:t>
+        <w:t>Для восстановления доступа к интернету, необходимо написать разрешающее правило, которое допустит исходящий трафи</w:t>
       </w:r>
       <w:r>
         <w:t>к</w:t>
@@ -4111,10 +3738,7 @@
         <w:t>Router</w:t>
       </w:r>
       <w:r>
-        <w:t>0</w:t>
-      </w:r>
-      <w:r>
-        <w:t>.</w:t>
+        <w:t>0.</w:t>
       </w:r>
       <w:r>
         <w:t xml:space="preserve"> Команды представлены на рисунке 8. </w:t>
@@ -4128,10 +3752,7 @@
         <w:spacing w:line="360" w:lineRule="auto"/>
       </w:pPr>
       <w:r>
-        <w:t xml:space="preserve">Данные команды </w:t>
-      </w:r>
-      <w:r>
-        <w:t>добавляют разрешающее правило в существующий ACL FROM-OUTSIDE, чтобы разрешить доступ к интернету для устройств</w:t>
+        <w:t>Данные команды добавляют разрешающее правило в существующий ACL FROM-OUTSIDE, чтобы разрешить доступ к интернету для устройств</w:t>
       </w:r>
       <w:r>
         <w:t xml:space="preserve">. </w:t>
@@ -4139,261 +3760,347 @@
     </w:p>
     <w:p>
       <w:pPr>
-        <w:spacing w:line="360" w:lineRule="auto"/>
-      </w:pPr>
-      <w:r>
+        <w:pStyle w:val="ac"/>
+        <w:numPr>
+          <w:ilvl w:val="0"/>
+          <w:numId w:val="16"/>
+        </w:numPr>
+        <w:spacing w:line="360" w:lineRule="auto"/>
+        <w:ind w:left="0" w:firstLine="426"/>
+      </w:pPr>
+      <w:r>
+        <w:rPr>
+          <w:b/>
+          <w:bCs/>
+          <w:i/>
+          <w:iCs/>
+          <w:lang w:val="en-US"/>
+        </w:rPr>
+        <w:t>en</w:t>
+      </w:r>
+      <w:r>
+        <w:t xml:space="preserve"> - </w:t>
+      </w:r>
+      <w:r>
+        <w:t>с</w:t>
+      </w:r>
+      <w:r>
+        <w:t>окращение от enable. Переключает в привилегированный режим.</w:t>
+      </w:r>
+      <w:r>
+        <w:t xml:space="preserve"> Данная команда нужна д</w:t>
+      </w:r>
+      <w:r>
+        <w:t>ля внесения изменений в конфигурацию нужны права администратора.</w:t>
+      </w:r>
+    </w:p>
+    <w:p>
+      <w:pPr>
+        <w:pStyle w:val="ac"/>
+        <w:numPr>
+          <w:ilvl w:val="0"/>
+          <w:numId w:val="16"/>
+        </w:numPr>
+        <w:spacing w:line="360" w:lineRule="auto"/>
+        <w:ind w:left="0" w:firstLine="426"/>
+      </w:pPr>
+      <w:r>
+        <w:rPr>
+          <w:b/>
+          <w:bCs/>
+          <w:i/>
+          <w:iCs/>
+          <w:lang w:val="en-US"/>
+        </w:rPr>
+        <w:t>conf t</w:t>
+      </w:r>
+      <w:r>
+        <w:rPr>
+          <w:lang w:val="en-US"/>
+        </w:rPr>
+        <w:t xml:space="preserve"> - </w:t>
+      </w:r>
+      <w:r>
+        <w:t>с</w:t>
+      </w:r>
+      <w:r>
+        <w:t>окращение</w:t>
+      </w:r>
+      <w:r>
+        <w:rPr>
+          <w:lang w:val="en-US"/>
+        </w:rPr>
+        <w:t xml:space="preserve"> </w:t>
+      </w:r>
+      <w:r>
+        <w:t>от</w:t>
+      </w:r>
+      <w:r>
+        <w:rPr>
+          <w:lang w:val="en-US"/>
+        </w:rPr>
+        <w:t xml:space="preserve"> configure terminal. </w:t>
+      </w:r>
+      <w:r>
+        <w:t>Переходит в режим глобальной конфигурации.</w:t>
+      </w:r>
+      <w:r>
+        <w:t xml:space="preserve"> Она нужна, ч</w:t>
+      </w:r>
+      <w:r>
+        <w:t>тобы начать редактирование конфигурации устройства.</w:t>
+      </w:r>
+    </w:p>
+    <w:p>
+      <w:pPr>
+        <w:pStyle w:val="ac"/>
+        <w:numPr>
+          <w:ilvl w:val="0"/>
+          <w:numId w:val="16"/>
+        </w:numPr>
+        <w:spacing w:line="360" w:lineRule="auto"/>
+        <w:ind w:left="0" w:firstLine="426"/>
+      </w:pPr>
+      <w:r>
+        <w:rPr>
+          <w:b/>
+          <w:bCs/>
+          <w:i/>
+          <w:iCs/>
+          <w:lang w:val="en-US"/>
+        </w:rPr>
+        <w:t>ip</w:t>
+      </w:r>
+      <w:r>
+        <w:rPr>
+          <w:b/>
+          <w:bCs/>
+          <w:i/>
+          <w:iCs/>
+        </w:rPr>
+        <w:t xml:space="preserve"> </w:t>
+      </w:r>
+      <w:r>
+        <w:rPr>
+          <w:b/>
+          <w:bCs/>
+          <w:i/>
+          <w:iCs/>
+          <w:lang w:val="en-US"/>
+        </w:rPr>
+        <w:t>access</w:t>
+      </w:r>
+      <w:r>
+        <w:rPr>
+          <w:b/>
+          <w:bCs/>
+          <w:i/>
+          <w:iCs/>
+        </w:rPr>
+        <w:t>-</w:t>
+      </w:r>
+      <w:r>
+        <w:rPr>
+          <w:b/>
+          <w:bCs/>
+          <w:i/>
+          <w:iCs/>
+          <w:lang w:val="en-US"/>
+        </w:rPr>
+        <w:t>list</w:t>
+      </w:r>
+      <w:r>
+        <w:rPr>
+          <w:b/>
+          <w:bCs/>
+          <w:i/>
+          <w:iCs/>
+        </w:rPr>
+        <w:t xml:space="preserve"> </w:t>
+      </w:r>
+      <w:r>
+        <w:rPr>
+          <w:b/>
+          <w:bCs/>
+          <w:i/>
+          <w:iCs/>
+          <w:lang w:val="en-US"/>
+        </w:rPr>
+        <w:t>extended</w:t>
+      </w:r>
+      <w:r>
+        <w:rPr>
+          <w:b/>
+          <w:bCs/>
+          <w:i/>
+          <w:iCs/>
+        </w:rPr>
+        <w:t xml:space="preserve"> </w:t>
+      </w:r>
+      <w:r>
+        <w:rPr>
+          <w:b/>
+          <w:bCs/>
+          <w:i/>
+          <w:iCs/>
+          <w:lang w:val="en-US"/>
+        </w:rPr>
+        <w:t>FROM</w:t>
+      </w:r>
+      <w:r>
+        <w:rPr>
+          <w:b/>
+          <w:bCs/>
+          <w:i/>
+          <w:iCs/>
+        </w:rPr>
+        <w:t>-</w:t>
+      </w:r>
+      <w:r>
+        <w:rPr>
+          <w:b/>
+          <w:bCs/>
+          <w:i/>
+          <w:iCs/>
+          <w:lang w:val="en-US"/>
+        </w:rPr>
+        <w:t>OUTSIDE</w:t>
+      </w:r>
+      <w:r>
+        <w:t xml:space="preserve"> - Переходит в режим редактирования, существующего расширенного ACL с именем FROM-OUTSIDE.</w:t>
+      </w:r>
+      <w:r>
+        <w:t xml:space="preserve"> Здесь м</w:t>
+      </w:r>
+      <w:r>
+        <w:t>ы добавляем новое правило к ACL, созданному ранее для фильтрации входящего трафика.</w:t>
+      </w:r>
+    </w:p>
+    <w:p>
+      <w:pPr>
+        <w:pStyle w:val="ac"/>
+        <w:numPr>
+          <w:ilvl w:val="0"/>
+          <w:numId w:val="16"/>
+        </w:numPr>
+        <w:spacing w:line="360" w:lineRule="auto"/>
+        <w:ind w:left="0" w:firstLine="426"/>
+      </w:pPr>
+      <w:r>
+        <w:rPr>
+          <w:b/>
+          <w:bCs/>
+          <w:i/>
+          <w:iCs/>
+          <w:lang w:val="en-US"/>
+        </w:rPr>
+        <w:t>permit</w:t>
+      </w:r>
+      <w:r>
+        <w:rPr>
+          <w:b/>
+          <w:bCs/>
+          <w:i/>
+          <w:iCs/>
+        </w:rPr>
+        <w:t xml:space="preserve"> </w:t>
+      </w:r>
+      <w:r>
+        <w:rPr>
+          <w:b/>
+          <w:bCs/>
+          <w:i/>
+          <w:iCs/>
+          <w:lang w:val="en-US"/>
+        </w:rPr>
+        <w:t>ip</w:t>
+      </w:r>
+      <w:r>
+        <w:rPr>
+          <w:b/>
+          <w:bCs/>
+          <w:i/>
+          <w:iCs/>
+        </w:rPr>
+        <w:t xml:space="preserve"> </w:t>
+      </w:r>
+      <w:r>
+        <w:rPr>
+          <w:b/>
+          <w:bCs/>
+          <w:i/>
+          <w:iCs/>
+          <w:lang w:val="en-US"/>
+        </w:rPr>
+        <w:t>any</w:t>
+      </w:r>
+      <w:r>
+        <w:rPr>
+          <w:b/>
+          <w:bCs/>
+          <w:i/>
+          <w:iCs/>
+        </w:rPr>
+        <w:t xml:space="preserve"> </w:t>
+      </w:r>
+      <w:r>
+        <w:rPr>
+          <w:b/>
+          <w:bCs/>
+          <w:i/>
+          <w:iCs/>
+          <w:lang w:val="en-US"/>
+        </w:rPr>
+        <w:t>host</w:t>
+      </w:r>
+      <w:r>
+        <w:rPr>
+          <w:b/>
+          <w:bCs/>
+          <w:i/>
+          <w:iCs/>
+        </w:rPr>
+        <w:t xml:space="preserve"> 210.210.0.2</w:t>
+      </w:r>
+      <w:r>
+        <w:t xml:space="preserve"> – </w:t>
+      </w:r>
+      <w:r>
+        <w:t>разрешить</w:t>
+      </w:r>
+      <w:r>
+        <w:t xml:space="preserve"> </w:t>
+      </w:r>
+      <w:r>
+        <w:t xml:space="preserve">для любого трафика с любого источника доносить информацию на </w:t>
+      </w:r>
+      <w:r>
+        <w:t xml:space="preserve">210.210.0.2. </w:t>
+      </w:r>
+    </w:p>
+    <w:p>
+      <w:pPr>
+        <w:spacing w:line="360" w:lineRule="auto"/>
+        <w:rPr>
+          <w:b/>
+          <w:bCs/>
+        </w:rPr>
+      </w:pPr>
+    </w:p>
+    <w:p>
+      <w:pPr>
+        <w:spacing w:line="360" w:lineRule="auto"/>
+        <w:jc w:val="center"/>
+      </w:pPr>
+      <w:r>
+        <w:rPr>
+          <w:noProof/>
+        </w:rPr>
         <w:lastRenderedPageBreak/>
-        <w:t>“</w:t>
-      </w:r>
-      <w:proofErr w:type="spellStart"/>
-      <w:r>
-        <w:rPr>
-          <w:lang w:val="en-US"/>
-        </w:rPr>
-        <w:t>en</w:t>
-      </w:r>
-      <w:proofErr w:type="spellEnd"/>
-      <w:r>
-        <w:t xml:space="preserve">” - </w:t>
-      </w:r>
-      <w:r>
-        <w:t>с</w:t>
-      </w:r>
-      <w:r>
-        <w:t xml:space="preserve">окращение от </w:t>
-      </w:r>
-      <w:proofErr w:type="spellStart"/>
-      <w:r>
-        <w:t>enable</w:t>
-      </w:r>
-      <w:proofErr w:type="spellEnd"/>
-      <w:r>
-        <w:t>. Переключает в привилегированный режим.</w:t>
-      </w:r>
-      <w:r>
-        <w:t xml:space="preserve"> Данная команда нужна д</w:t>
-      </w:r>
-      <w:r>
-        <w:t>ля внесения изменений в конфигурацию нужны права администратора.</w:t>
-      </w:r>
-    </w:p>
-    <w:p>
-      <w:pPr>
-        <w:spacing w:line="360" w:lineRule="auto"/>
-      </w:pPr>
-      <w:r>
-        <w:rPr>
-          <w:lang w:val="en-US"/>
-        </w:rPr>
-        <w:t>“</w:t>
-      </w:r>
-      <w:proofErr w:type="gramStart"/>
-      <w:r>
-        <w:rPr>
-          <w:lang w:val="en-US"/>
-        </w:rPr>
-        <w:t>conf</w:t>
-      </w:r>
-      <w:proofErr w:type="gramEnd"/>
-      <w:r>
-        <w:rPr>
-          <w:lang w:val="en-US"/>
-        </w:rPr>
-        <w:t xml:space="preserve"> t” - </w:t>
-      </w:r>
-      <w:r>
-        <w:t>с</w:t>
-      </w:r>
-      <w:r>
-        <w:t>окращение</w:t>
-      </w:r>
-      <w:r>
-        <w:rPr>
-          <w:lang w:val="en-US"/>
-        </w:rPr>
-        <w:t xml:space="preserve"> </w:t>
-      </w:r>
-      <w:r>
-        <w:t>от</w:t>
-      </w:r>
-      <w:r>
-        <w:rPr>
-          <w:lang w:val="en-US"/>
-        </w:rPr>
-        <w:t xml:space="preserve"> configure terminal. </w:t>
-      </w:r>
-      <w:r>
-        <w:t>Переходит в режим глобальной конфигурации.</w:t>
-      </w:r>
-      <w:r>
-        <w:t xml:space="preserve"> Она нужна, ч</w:t>
-      </w:r>
-      <w:r>
-        <w:t>тобы начать редактирование конфигурации устройства.</w:t>
-      </w:r>
-    </w:p>
-    <w:p>
-      <w:pPr>
-        <w:spacing w:line="360" w:lineRule="auto"/>
-      </w:pPr>
-      <w:r>
-        <w:t>“</w:t>
-      </w:r>
-      <w:proofErr w:type="spellStart"/>
-      <w:r>
-        <w:rPr>
-          <w:lang w:val="en-US"/>
-        </w:rPr>
-        <w:t>ip</w:t>
-      </w:r>
-      <w:proofErr w:type="spellEnd"/>
-      <w:r>
-        <w:t xml:space="preserve"> </w:t>
-      </w:r>
-      <w:r>
-        <w:rPr>
-          <w:lang w:val="en-US"/>
-        </w:rPr>
-        <w:t>access</w:t>
-      </w:r>
-      <w:r>
-        <w:t>-</w:t>
-      </w:r>
-      <w:r>
-        <w:rPr>
-          <w:lang w:val="en-US"/>
-        </w:rPr>
-        <w:t>list</w:t>
-      </w:r>
-      <w:r>
-        <w:t xml:space="preserve"> </w:t>
-      </w:r>
-      <w:r>
-        <w:rPr>
-          <w:lang w:val="en-US"/>
-        </w:rPr>
-        <w:t>extended</w:t>
-      </w:r>
-      <w:r>
-        <w:t xml:space="preserve"> </w:t>
-      </w:r>
-      <w:r>
-        <w:rPr>
-          <w:lang w:val="en-US"/>
-        </w:rPr>
-        <w:t>FROM</w:t>
-      </w:r>
-      <w:r>
-        <w:t>-</w:t>
-      </w:r>
-      <w:r>
-        <w:rPr>
-          <w:lang w:val="en-US"/>
-        </w:rPr>
-        <w:t>OUTSIDE</w:t>
-      </w:r>
-      <w:r>
-        <w:t xml:space="preserve">” - </w:t>
-      </w:r>
-      <w:r>
-        <w:t xml:space="preserve">Переходит в режим </w:t>
-      </w:r>
-      <w:r>
-        <w:t>редактирования,</w:t>
-      </w:r>
-      <w:r>
-        <w:t xml:space="preserve"> существующего расширенного ACL с именем FROM-OUTSIDE.</w:t>
-      </w:r>
-      <w:r>
-        <w:t xml:space="preserve"> Здесь м</w:t>
-      </w:r>
-      <w:r>
-        <w:t>ы добавляем новое правило к ACL, созданному ранее для фильтрации входящего трафика.</w:t>
-      </w:r>
-    </w:p>
-    <w:p>
-      <w:pPr>
-        <w:spacing w:line="360" w:lineRule="auto"/>
-      </w:pPr>
-      <w:r>
-        <w:t>“</w:t>
-      </w:r>
-      <w:r>
-        <w:rPr>
-          <w:lang w:val="en-US"/>
-        </w:rPr>
-        <w:t>permit</w:t>
-      </w:r>
-      <w:r>
-        <w:t xml:space="preserve"> </w:t>
-      </w:r>
-      <w:proofErr w:type="spellStart"/>
-      <w:r>
-        <w:rPr>
-          <w:lang w:val="en-US"/>
-        </w:rPr>
-        <w:t>ip</w:t>
-      </w:r>
-      <w:proofErr w:type="spellEnd"/>
-      <w:r>
-        <w:t xml:space="preserve"> </w:t>
-      </w:r>
-      <w:r>
-        <w:rPr>
-          <w:lang w:val="en-US"/>
-        </w:rPr>
-        <w:t>any</w:t>
-      </w:r>
-      <w:r>
-        <w:t xml:space="preserve"> </w:t>
-      </w:r>
-      <w:r>
-        <w:rPr>
-          <w:lang w:val="en-US"/>
-        </w:rPr>
-        <w:t>host</w:t>
-      </w:r>
-      <w:r>
-        <w:t xml:space="preserve"> 210.210.0.2</w:t>
-      </w:r>
-      <w:r>
-        <w:t xml:space="preserve">” – </w:t>
-      </w:r>
-      <w:r>
-        <w:t>разрешить</w:t>
-      </w:r>
-      <w:r>
-        <w:t xml:space="preserve"> </w:t>
-      </w:r>
-      <w:r>
-        <w:t xml:space="preserve">для любого трафика с любого источника доносить информацию на </w:t>
-      </w:r>
-      <w:r>
-        <w:t xml:space="preserve">210.210.0.2. </w:t>
-      </w:r>
-    </w:p>
-    <w:p>
-      <w:pPr>
-        <w:spacing w:line="360" w:lineRule="auto"/>
-        <w:rPr>
-          <w:b/>
-          <w:bCs/>
-        </w:rPr>
-      </w:pPr>
-    </w:p>
-    <w:p>
-      <w:pPr>
-        <w:spacing w:line="360" w:lineRule="auto"/>
-        <w:jc w:val="center"/>
-      </w:pPr>
-      <w:r>
-        <w:rPr>
-          <w:noProof/>
-        </w:rPr>
         <w:drawing>
-          <wp:inline distT="0" distB="0" distL="0" distR="0" wp14:anchorId="5F841FBF" wp14:editId="49114892">
-            <wp:extent cx="4181475" cy="1399657"/>
-            <wp:effectExtent l="0" t="0" r="0" b="0"/>
+          <wp:inline distT="0" distB="0" distL="0" distR="0" wp14:anchorId="5F841FBF" wp14:editId="7C76C179">
+            <wp:extent cx="6378059" cy="857250"/>
+            <wp:effectExtent l="0" t="0" r="3810" b="0"/>
             <wp:docPr id="10" name="Рисунок 1" descr="Изображение выглядит как текст, снимок экрана, Шрифт, число&#10;&#10;Содержимое, созданное искусственным интеллектом, может быть неверным."/>
             <wp:cNvGraphicFramePr>
               <a:graphicFrameLocks xmlns:a="http://schemas.openxmlformats.org/drawingml/2006/main" noChangeAspect="1"/>
@@ -4407,20 +4114,29 @@
                       <a:picLocks noChangeAspect="1"/>
                     </pic:cNvPicPr>
                   </pic:nvPicPr>
-                  <pic:blipFill>
+                  <pic:blipFill rotWithShape="1">
                     <a:blip r:embed="rId15"/>
+                    <a:srcRect t="9529" r="8475" b="53720"/>
                     <a:stretch>
                       <a:fillRect/>
                     </a:stretch>
                   </pic:blipFill>
-                  <pic:spPr>
+                  <pic:spPr bwMode="auto">
                     <a:xfrm>
                       <a:off x="0" y="0"/>
-                      <a:ext cx="4185317" cy="1400943"/>
+                      <a:ext cx="6420732" cy="862985"/>
                     </a:xfrm>
                     <a:prstGeom prst="rect">
                       <a:avLst/>
                     </a:prstGeom>
+                    <a:ln>
+                      <a:noFill/>
+                    </a:ln>
+                    <a:extLst>
+                      <a:ext uri="{53640926-AAD7-44D8-BBD7-CCE9431645EC}">
+                        <a14:shadowObscured xmlns:a14="http://schemas.microsoft.com/office/drawing/2010/main"/>
+                      </a:ext>
+                    </a:extLst>
                   </pic:spPr>
                 </pic:pic>
               </a:graphicData>
@@ -4436,6 +4152,7 @@
         <w:rPr>
           <w:sz w:val="24"/>
           <w:szCs w:val="20"/>
+          <w:lang w:val="en-US"/>
         </w:rPr>
       </w:pPr>
       <w:r>
@@ -4562,343 +4279,314 @@
           <w:sz w:val="24"/>
           <w:szCs w:val="20"/>
         </w:rPr>
-        <w:t xml:space="preserve">Рисунок 9 – удачный </w:t>
-      </w:r>
-      <w:proofErr w:type="spellStart"/>
-      <w:r>
-        <w:rPr>
-          <w:sz w:val="24"/>
-          <w:szCs w:val="20"/>
-        </w:rPr>
-        <w:t>пинг</w:t>
-      </w:r>
-      <w:proofErr w:type="spellEnd"/>
-      <w:r>
-        <w:rPr>
-          <w:sz w:val="24"/>
-          <w:szCs w:val="20"/>
-        </w:rPr>
-        <w:t xml:space="preserve"> с бухгалтерского ПК на 210.210.1.2</w:t>
-      </w:r>
-    </w:p>
-    <w:p>
-      <w:pPr>
-        <w:spacing w:line="360" w:lineRule="auto"/>
-      </w:pPr>
-      <w:r>
-        <w:rPr>
-          <w:b/>
-          <w:bCs/>
-        </w:rPr>
+        <w:t>Рисунок 9 – удачный пинг с бухгалтерского ПК на 210.210.1.2</w:t>
+      </w:r>
+    </w:p>
+    <w:p>
+      <w:pPr>
+        <w:spacing w:line="360" w:lineRule="auto"/>
+      </w:pPr>
+      <w:r>
+        <w:rPr>
+          <w:b/>
+          <w:bCs/>
+        </w:rPr>
+        <w:t>Задание 10.</w:t>
+      </w:r>
+      <w:r>
+        <w:t xml:space="preserve"> Настроить </w:t>
+      </w:r>
+      <w:r>
+        <w:rPr>
+          <w:lang w:val="en-US"/>
+        </w:rPr>
+        <w:t>Router</w:t>
+      </w:r>
+      <w:r>
+        <w:t xml:space="preserve">0 </w:t>
+      </w:r>
+      <w:r>
+        <w:t xml:space="preserve">на доступ по </w:t>
+      </w:r>
+      <w:r>
+        <w:rPr>
+          <w:lang w:val="en-US"/>
+        </w:rPr>
+        <w:t>telnet</w:t>
+      </w:r>
+      <w:r>
+        <w:t xml:space="preserve">. </w:t>
+      </w:r>
+    </w:p>
+    <w:p>
+      <w:pPr>
+        <w:spacing w:line="360" w:lineRule="auto"/>
+      </w:pPr>
+      <w:r>
+        <w:t xml:space="preserve">Произведем теперь настройку </w:t>
+      </w:r>
+      <w:r>
+        <w:rPr>
+          <w:lang w:val="en-US"/>
+        </w:rPr>
+        <w:t>Router</w:t>
+      </w:r>
+      <w:r>
+        <w:t>0</w:t>
+      </w:r>
+      <w:r>
+        <w:t xml:space="preserve">. Для выполнения данного задания нужно выполнить команды, которые представлены на рисунке 10. </w:t>
+      </w:r>
+    </w:p>
+    <w:p>
+      <w:pPr>
+        <w:spacing w:line="360" w:lineRule="auto"/>
+      </w:pPr>
+      <w:r>
+        <w:t>Telnet — это протокол удалённого управления сетевыми устройствами (маршрутизаторами, коммутаторами и т. д.) через сеть. В данном случае он используется для:</w:t>
+      </w:r>
+      <w:r>
+        <w:t xml:space="preserve"> у</w:t>
+      </w:r>
+      <w:r>
+        <w:t>далённого подключения к Router0 с других устройств в сети</w:t>
+      </w:r>
+      <w:r>
+        <w:t>, к</w:t>
+      </w:r>
+      <w:r>
+        <w:t>онфигурирования маршрутизатора без физического доступа к консоли</w:t>
+      </w:r>
+      <w:r>
+        <w:t>, м</w:t>
+      </w:r>
+      <w:r>
+        <w:t>ониторинга состояния устройства</w:t>
+      </w:r>
+      <w:r>
+        <w:t>, д</w:t>
+      </w:r>
+      <w:r>
+        <w:t>иагностики сетевых проблем</w:t>
+      </w:r>
+      <w:r>
+        <w:t xml:space="preserve">. </w:t>
+      </w:r>
+    </w:p>
+    <w:p>
+      <w:pPr>
+        <w:spacing w:line="360" w:lineRule="auto"/>
+      </w:pPr>
+      <w:r>
+        <w:t>“</w:t>
+      </w:r>
+      <w:r>
+        <w:rPr>
+          <w:lang w:val="en-US"/>
+        </w:rPr>
+        <w:t>username</w:t>
+      </w:r>
+      <w:r>
+        <w:t xml:space="preserve"> </w:t>
+      </w:r>
+      <w:r>
+        <w:rPr>
+          <w:lang w:val="en-US"/>
+        </w:rPr>
+        <w:t>admin</w:t>
+      </w:r>
+      <w:r>
+        <w:t xml:space="preserve"> </w:t>
+      </w:r>
+      <w:r>
+        <w:rPr>
+          <w:lang w:val="en-US"/>
+        </w:rPr>
+        <w:t>privilege</w:t>
+      </w:r>
+      <w:r>
+        <w:t xml:space="preserve"> 15 </w:t>
+      </w:r>
+      <w:r>
+        <w:rPr>
+          <w:lang w:val="en-US"/>
+        </w:rPr>
+        <w:t>password</w:t>
+      </w:r>
+      <w:r>
+        <w:t xml:space="preserve"> </w:t>
+      </w:r>
+      <w:r>
+        <w:rPr>
+          <w:lang w:val="en-US"/>
+        </w:rPr>
+        <w:t>cisco</w:t>
+      </w:r>
+      <w:r>
+        <w:t>”</w:t>
+      </w:r>
+      <w:r>
+        <w:rPr>
+          <w:b/>
+          <w:bCs/>
+        </w:rPr>
+        <w:t xml:space="preserve"> – </w:t>
+      </w:r>
+      <w:r>
+        <w:t>создает</w:t>
+      </w:r>
+      <w:r>
+        <w:t xml:space="preserve"> </w:t>
+      </w:r>
+      <w:r>
+        <w:t>учетную</w:t>
+      </w:r>
+      <w:r>
+        <w:t xml:space="preserve"> </w:t>
+      </w:r>
+      <w:r>
+        <w:t>запись</w:t>
+      </w:r>
+      <w:r>
+        <w:t xml:space="preserve"> </w:t>
+      </w:r>
+      <w:r>
+        <w:t>пользователя</w:t>
+      </w:r>
+      <w:r>
+        <w:t xml:space="preserve">. </w:t>
+      </w:r>
+      <w:r>
+        <w:rPr>
+          <w:lang w:val="en-US"/>
+        </w:rPr>
+        <w:t>admin</w:t>
+      </w:r>
+      <w:r>
+        <w:t xml:space="preserve"> </w:t>
+      </w:r>
+      <w:r>
+        <w:t>–</w:t>
+      </w:r>
+      <w:r>
+        <w:t xml:space="preserve"> </w:t>
+      </w:r>
+      <w:r>
+        <w:t xml:space="preserve">имя пользователя, </w:t>
+      </w:r>
+      <w:r>
+        <w:rPr>
+          <w:lang w:val="en-US"/>
+        </w:rPr>
+        <w:t>privilege</w:t>
+      </w:r>
+      <w:r>
+        <w:t xml:space="preserve"> 15 </w:t>
+      </w:r>
+      <w:r>
+        <w:t>–</w:t>
+      </w:r>
+      <w:r>
+        <w:t xml:space="preserve"> </w:t>
+      </w:r>
+      <w:r>
+        <w:t xml:space="preserve">максимальный уровень привилегий (полный доступ), </w:t>
+      </w:r>
+      <w:r>
+        <w:rPr>
+          <w:lang w:val="en-US"/>
+        </w:rPr>
+        <w:t>password</w:t>
+      </w:r>
+      <w:r>
+        <w:t xml:space="preserve"> </w:t>
+      </w:r>
+      <w:r>
+        <w:rPr>
+          <w:lang w:val="en-US"/>
+        </w:rPr>
+        <w:t>cisco</w:t>
+      </w:r>
+      <w:r>
+        <w:t xml:space="preserve"> </w:t>
+      </w:r>
+      <w:r>
+        <w:t xml:space="preserve">– пароль для аутентификации. </w:t>
+      </w:r>
+    </w:p>
+    <w:p>
+      <w:pPr>
+        <w:spacing w:line="360" w:lineRule="auto"/>
+      </w:pPr>
+      <w:r>
+        <w:t>“</w:t>
+      </w:r>
+      <w:r>
+        <w:rPr>
+          <w:lang w:val="en-US"/>
+        </w:rPr>
+        <w:t>enable</w:t>
+      </w:r>
+      <w:r>
+        <w:t xml:space="preserve"> </w:t>
+      </w:r>
+      <w:r>
+        <w:rPr>
+          <w:lang w:val="en-US"/>
+        </w:rPr>
+        <w:t>password</w:t>
+      </w:r>
+      <w:r>
+        <w:t xml:space="preserve"> </w:t>
+      </w:r>
+      <w:r>
+        <w:rPr>
+          <w:lang w:val="en-US"/>
+        </w:rPr>
+        <w:t>cisco</w:t>
+      </w:r>
+      <w:r>
+        <w:t xml:space="preserve">” </w:t>
+      </w:r>
+      <w:r>
+        <w:t xml:space="preserve">– устанавливает пароль для входа в привилегированный режим (режим </w:t>
+      </w:r>
+      <w:r>
+        <w:rPr>
+          <w:lang w:val="en-US"/>
+        </w:rPr>
+        <w:t>enable</w:t>
+      </w:r>
+      <w:r>
+        <w:t>)</w:t>
+      </w:r>
+      <w:r>
+        <w:t xml:space="preserve">. </w:t>
+      </w:r>
+    </w:p>
+    <w:p>
+      <w:pPr>
+        <w:spacing w:line="360" w:lineRule="auto"/>
+      </w:pPr>
+      <w:r>
         <w:lastRenderedPageBreak/>
-        <w:t>Задание 10.</w:t>
-      </w:r>
-      <w:r>
-        <w:t xml:space="preserve"> Настроить </w:t>
-      </w:r>
-      <w:r>
-        <w:rPr>
-          <w:lang w:val="en-US"/>
-        </w:rPr>
-        <w:t>Router</w:t>
-      </w:r>
-      <w:r>
-        <w:t xml:space="preserve">0 </w:t>
-      </w:r>
-      <w:r>
-        <w:t xml:space="preserve">на доступ по </w:t>
-      </w:r>
-      <w:r>
-        <w:rPr>
-          <w:lang w:val="en-US"/>
-        </w:rPr>
-        <w:t>telnet</w:t>
-      </w:r>
-      <w:r>
-        <w:t xml:space="preserve">. </w:t>
-      </w:r>
-    </w:p>
-    <w:p>
-      <w:pPr>
-        <w:spacing w:line="360" w:lineRule="auto"/>
-      </w:pPr>
-      <w:r>
-        <w:t xml:space="preserve">Произведем теперь настройку </w:t>
-      </w:r>
-      <w:r>
-        <w:rPr>
-          <w:lang w:val="en-US"/>
-        </w:rPr>
-        <w:t>Router</w:t>
-      </w:r>
-      <w:r>
-        <w:t>0</w:t>
-      </w:r>
-      <w:r>
-        <w:t xml:space="preserve">. Для выполнения данного задания нужно выполнить команды, которые представлены на рисунке 10. </w:t>
-      </w:r>
-    </w:p>
-    <w:p>
-      <w:pPr>
-        <w:spacing w:line="360" w:lineRule="auto"/>
-      </w:pPr>
-      <w:proofErr w:type="spellStart"/>
-      <w:r>
-        <w:t>Telnet</w:t>
-      </w:r>
-      <w:proofErr w:type="spellEnd"/>
-      <w:r>
-        <w:t xml:space="preserve"> — это протокол удалённого управления сетевыми устройствами (маршрутизаторами, коммутаторами и </w:t>
-      </w:r>
-      <w:r>
-        <w:t>т. д.</w:t>
-      </w:r>
-      <w:r>
-        <w:t>) через сеть. В данном случае он используется для:</w:t>
-      </w:r>
-      <w:r>
-        <w:t xml:space="preserve"> у</w:t>
-      </w:r>
-      <w:r>
-        <w:t>далённого подключения к Router0 с других устройств в сети</w:t>
-      </w:r>
-      <w:r>
-        <w:t>, к</w:t>
-      </w:r>
-      <w:r>
-        <w:t>онфигурирования маршрутизатора без физического доступа к консоли</w:t>
-      </w:r>
-      <w:r>
-        <w:t>, м</w:t>
-      </w:r>
-      <w:r>
-        <w:t>ониторинга состояния устройства</w:t>
-      </w:r>
-      <w:r>
-        <w:t>, д</w:t>
-      </w:r>
-      <w:r>
-        <w:t>иагностики сетевых проблем</w:t>
-      </w:r>
-      <w:r>
-        <w:t xml:space="preserve">. </w:t>
-      </w:r>
-    </w:p>
-    <w:p>
-      <w:pPr>
-        <w:spacing w:line="360" w:lineRule="auto"/>
-      </w:pPr>
-      <w:r>
         <w:t>“</w:t>
       </w:r>
       <w:r>
         <w:rPr>
           <w:lang w:val="en-US"/>
         </w:rPr>
-        <w:t>username</w:t>
-      </w:r>
-      <w:r>
-        <w:t xml:space="preserve"> </w:t>
-      </w:r>
-      <w:r>
-        <w:rPr>
-          <w:lang w:val="en-US"/>
-        </w:rPr>
-        <w:t>admin</w:t>
-      </w:r>
-      <w:r>
-        <w:t xml:space="preserve"> </w:t>
-      </w:r>
-      <w:r>
-        <w:rPr>
-          <w:lang w:val="en-US"/>
-        </w:rPr>
-        <w:t>privilege</w:t>
-      </w:r>
-      <w:r>
-        <w:t xml:space="preserve"> 15 </w:t>
-      </w:r>
-      <w:r>
-        <w:rPr>
-          <w:lang w:val="en-US"/>
-        </w:rPr>
-        <w:t>password</w:t>
-      </w:r>
-      <w:r>
-        <w:t xml:space="preserve"> </w:t>
-      </w:r>
-      <w:r>
-        <w:rPr>
-          <w:lang w:val="en-US"/>
-        </w:rPr>
-        <w:t>cisco</w:t>
-      </w:r>
-      <w:r>
-        <w:t>”</w:t>
-      </w:r>
-      <w:r>
-        <w:rPr>
-          <w:b/>
-          <w:bCs/>
-        </w:rPr>
-        <w:t xml:space="preserve"> – </w:t>
-      </w:r>
-      <w:r>
-        <w:t>создает</w:t>
-      </w:r>
-      <w:r>
-        <w:t xml:space="preserve"> </w:t>
-      </w:r>
-      <w:r>
-        <w:t>учетную</w:t>
-      </w:r>
-      <w:r>
-        <w:t xml:space="preserve"> </w:t>
-      </w:r>
-      <w:r>
-        <w:t>запись</w:t>
-      </w:r>
-      <w:r>
-        <w:t xml:space="preserve"> </w:t>
-      </w:r>
-      <w:r>
-        <w:t>пользователя</w:t>
-      </w:r>
-      <w:r>
-        <w:t xml:space="preserve">. </w:t>
-      </w:r>
-      <w:r>
-        <w:rPr>
-          <w:lang w:val="en-US"/>
-        </w:rPr>
-        <w:t>admin</w:t>
-      </w:r>
-      <w:r>
-        <w:t xml:space="preserve"> </w:t>
-      </w:r>
-      <w:r>
-        <w:t>–</w:t>
-      </w:r>
-      <w:r>
-        <w:t xml:space="preserve"> </w:t>
-      </w:r>
-      <w:r>
-        <w:t xml:space="preserve">имя пользователя, </w:t>
-      </w:r>
-      <w:r>
-        <w:rPr>
-          <w:lang w:val="en-US"/>
-        </w:rPr>
-        <w:t>privilege</w:t>
-      </w:r>
-      <w:r>
-        <w:t xml:space="preserve"> 15 </w:t>
-      </w:r>
-      <w:r>
-        <w:t>–</w:t>
-      </w:r>
-      <w:r>
-        <w:t xml:space="preserve"> </w:t>
-      </w:r>
-      <w:r>
-        <w:t xml:space="preserve">максимальный уровень привилегий (полный доступ), </w:t>
-      </w:r>
-      <w:r>
-        <w:rPr>
-          <w:lang w:val="en-US"/>
-        </w:rPr>
-        <w:t>password</w:t>
-      </w:r>
-      <w:r>
-        <w:t xml:space="preserve"> </w:t>
-      </w:r>
-      <w:r>
-        <w:rPr>
-          <w:lang w:val="en-US"/>
-        </w:rPr>
-        <w:t>cisco</w:t>
-      </w:r>
-      <w:r>
-        <w:t xml:space="preserve"> </w:t>
-      </w:r>
-      <w:r>
-        <w:t xml:space="preserve">– пароль для аутентификации. </w:t>
-      </w:r>
-    </w:p>
-    <w:p>
-      <w:pPr>
-        <w:spacing w:line="360" w:lineRule="auto"/>
-      </w:pPr>
-      <w:r>
-        <w:t>“</w:t>
-      </w:r>
-      <w:r>
-        <w:rPr>
-          <w:lang w:val="en-US"/>
-        </w:rPr>
-        <w:t>enable</w:t>
-      </w:r>
-      <w:r>
-        <w:t xml:space="preserve"> </w:t>
-      </w:r>
-      <w:r>
-        <w:rPr>
-          <w:lang w:val="en-US"/>
-        </w:rPr>
-        <w:t>password</w:t>
-      </w:r>
-      <w:r>
-        <w:t xml:space="preserve"> </w:t>
-      </w:r>
-      <w:r>
-        <w:rPr>
-          <w:lang w:val="en-US"/>
-        </w:rPr>
-        <w:t>cisco</w:t>
-      </w:r>
-      <w:r>
-        <w:t xml:space="preserve">” </w:t>
-      </w:r>
-      <w:r>
-        <w:t xml:space="preserve">– устанавливает пароль для входа в привилегированный режим (режим </w:t>
-      </w:r>
-      <w:r>
-        <w:rPr>
-          <w:lang w:val="en-US"/>
-        </w:rPr>
-        <w:t>enable</w:t>
-      </w:r>
-      <w:r>
-        <w:t>)</w:t>
-      </w:r>
-      <w:r>
-        <w:t xml:space="preserve">. </w:t>
-      </w:r>
-    </w:p>
-    <w:p>
-      <w:pPr>
-        <w:spacing w:line="360" w:lineRule="auto"/>
-      </w:pPr>
-      <w:r>
-        <w:t>“</w:t>
-      </w:r>
-      <w:r>
-        <w:rPr>
-          <w:lang w:val="en-US"/>
-        </w:rPr>
         <w:t>line</w:t>
       </w:r>
       <w:r>
         <w:t xml:space="preserve"> </w:t>
       </w:r>
-      <w:proofErr w:type="spellStart"/>
       <w:r>
         <w:rPr>
           <w:lang w:val="en-US"/>
         </w:rPr>
         <w:t>vty</w:t>
       </w:r>
-      <w:proofErr w:type="spellEnd"/>
       <w:r>
         <w:t xml:space="preserve"> 0 4” – </w:t>
       </w:r>
@@ -5036,9 +4724,6 @@
     <w:p>
       <w:pPr>
         <w:spacing w:line="360" w:lineRule="auto"/>
-        <w:rPr>
-          <w:lang w:val="en-US"/>
-        </w:rPr>
       </w:pPr>
       <w:r>
         <w:rPr>
@@ -5128,7 +4813,9 @@
         <w:jc w:val="center"/>
       </w:pPr>
       <w:r>
-        <w:lastRenderedPageBreak/>
+        <w:rPr>
+          <w:noProof/>
+        </w:rPr>
         <w:drawing>
           <wp:inline distT="0" distB="0" distL="0" distR="0" wp14:anchorId="08919E4F" wp14:editId="557303BC">
             <wp:extent cx="5029902" cy="3772426"/>
@@ -5231,7 +4918,11 @@
         <w:t>list</w:t>
       </w:r>
       <w:r>
-        <w:t xml:space="preserve">, чтобы запроса извне не проходили в нашу сеть. Для выполнения действий использовались команды, которые представлены на рисунке 12. </w:t>
+        <w:t xml:space="preserve">, чтобы запроса извне не проходили в </w:t>
+      </w:r>
+      <w:r>
+        <w:lastRenderedPageBreak/>
+        <w:t xml:space="preserve">нашу сеть. Для выполнения действий использовались команды, которые представлены на рисунке 12. </w:t>
       </w:r>
       <w:r>
         <w:t xml:space="preserve">Описание команд представлено ниже. </w:t>
@@ -5242,39 +4933,328 @@
         <w:spacing w:line="360" w:lineRule="auto"/>
       </w:pPr>
       <w:r>
+        <w:t>“Router&gt;en”</w:t>
+      </w:r>
+      <w:r>
+        <w:t xml:space="preserve"> - с</w:t>
+      </w:r>
+      <w:r>
+        <w:t>окращение от enable - переход в привилегированный режим.</w:t>
+      </w:r>
+    </w:p>
+    <w:p>
+      <w:pPr>
+        <w:spacing w:line="360" w:lineRule="auto"/>
+      </w:pPr>
+      <w:r>
+        <w:t>“Router#conf t”</w:t>
+      </w:r>
+      <w:r>
+        <w:t xml:space="preserve"> - с</w:t>
+      </w:r>
+      <w:r>
+        <w:t>окращение от configure terminal - вход в режим глобальной конфигурации.</w:t>
+      </w:r>
+    </w:p>
+    <w:p>
+      <w:pPr>
+        <w:spacing w:line="360" w:lineRule="auto"/>
+      </w:pPr>
+      <w:r>
+        <w:rPr>
+          <w:lang w:val="en-US"/>
+        </w:rPr>
+        <w:t xml:space="preserve">“no ip access-list extended FROM-OUTSIDE” - </w:t>
+      </w:r>
+      <w:r>
+        <w:t>у</w:t>
+      </w:r>
+      <w:r>
+        <w:t>даляет</w:t>
+      </w:r>
+      <w:r>
+        <w:rPr>
+          <w:lang w:val="en-US"/>
+        </w:rPr>
+        <w:t xml:space="preserve"> </w:t>
+      </w:r>
+      <w:r>
+        <w:t>существующий</w:t>
+      </w:r>
+      <w:r>
+        <w:rPr>
+          <w:lang w:val="en-US"/>
+        </w:rPr>
+        <w:t xml:space="preserve"> ACL "FROM-OUTSIDE". </w:t>
+      </w:r>
+      <w:r>
+        <w:t>Данная команда</w:t>
+      </w:r>
+      <w:r>
+        <w:t xml:space="preserve"> "обнуляет" текущую конфигурацию ACL, но не снимает с интерфейса (если ACL был применён ранее, он остаётся привязанным, но пустым).</w:t>
+      </w:r>
+    </w:p>
+    <w:p>
+      <w:pPr>
+        <w:spacing w:line="360" w:lineRule="auto"/>
+      </w:pPr>
+      <w:r>
         <w:t>“</w:t>
       </w:r>
-      <w:proofErr w:type="spellStart"/>
-      <w:proofErr w:type="gramStart"/>
-      <w:r>
-        <w:t>Router</w:t>
-      </w:r>
-      <w:proofErr w:type="spellEnd"/>
-      <w:r>
-        <w:t>&gt;</w:t>
-      </w:r>
-      <w:proofErr w:type="spellStart"/>
-      <w:r>
-        <w:t>en</w:t>
-      </w:r>
-      <w:proofErr w:type="spellEnd"/>
-      <w:proofErr w:type="gramEnd"/>
+      <w:r>
+        <w:rPr>
+          <w:lang w:val="en-US"/>
+        </w:rPr>
+        <w:t>ip</w:t>
+      </w:r>
+      <w:r>
+        <w:t xml:space="preserve"> </w:t>
+      </w:r>
+      <w:r>
+        <w:rPr>
+          <w:lang w:val="en-US"/>
+        </w:rPr>
+        <w:t>access</w:t>
+      </w:r>
+      <w:r>
+        <w:t>-</w:t>
+      </w:r>
+      <w:r>
+        <w:rPr>
+          <w:lang w:val="en-US"/>
+        </w:rPr>
+        <w:t>list</w:t>
+      </w:r>
+      <w:r>
+        <w:t xml:space="preserve"> </w:t>
+      </w:r>
+      <w:r>
+        <w:rPr>
+          <w:lang w:val="en-US"/>
+        </w:rPr>
+        <w:t>extended</w:t>
+      </w:r>
+      <w:r>
+        <w:t xml:space="preserve"> </w:t>
+      </w:r>
+      <w:r>
+        <w:rPr>
+          <w:lang w:val="en-US"/>
+        </w:rPr>
+        <w:t>FROM</w:t>
+      </w:r>
+      <w:r>
+        <w:t>-</w:t>
+      </w:r>
+      <w:r>
+        <w:rPr>
+          <w:lang w:val="en-US"/>
+        </w:rPr>
+        <w:t>OUTSIDE</w:t>
+      </w:r>
+      <w:r>
+        <w:t xml:space="preserve">” - </w:t>
+      </w:r>
+      <w:r>
+        <w:t>с</w:t>
+      </w:r>
+      <w:r>
+        <w:t>оздаёт новый одноимённый ACL и переходит в режим его настройки.</w:t>
+      </w:r>
+    </w:p>
+    <w:p>
+      <w:pPr>
+        <w:spacing w:line="360" w:lineRule="auto"/>
+      </w:pPr>
+      <w:r>
+        <w:t>“</w:t>
+      </w:r>
+      <w:r>
+        <w:rPr>
+          <w:lang w:val="en-US"/>
+        </w:rPr>
+        <w:t>deny</w:t>
+      </w:r>
+      <w:r>
+        <w:t xml:space="preserve"> </w:t>
+      </w:r>
+      <w:r>
+        <w:rPr>
+          <w:lang w:val="en-US"/>
+        </w:rPr>
+        <w:t>tcp</w:t>
+      </w:r>
+      <w:r>
+        <w:t xml:space="preserve"> </w:t>
+      </w:r>
+      <w:r>
+        <w:rPr>
+          <w:lang w:val="en-US"/>
+        </w:rPr>
+        <w:t>any</w:t>
+      </w:r>
+      <w:r>
+        <w:t xml:space="preserve"> </w:t>
+      </w:r>
+      <w:r>
+        <w:rPr>
+          <w:lang w:val="en-US"/>
+        </w:rPr>
+        <w:t>host</w:t>
+      </w:r>
+      <w:r>
+        <w:t xml:space="preserve"> 210.210.0.2 </w:t>
+      </w:r>
+      <w:r>
+        <w:rPr>
+          <w:lang w:val="en-US"/>
+        </w:rPr>
+        <w:t>eq</w:t>
+      </w:r>
+      <w:r>
+        <w:t xml:space="preserve"> </w:t>
+      </w:r>
+      <w:r>
+        <w:rPr>
+          <w:lang w:val="en-US"/>
+        </w:rPr>
+        <w:t>telnet</w:t>
+      </w:r>
       <w:r>
         <w:t>”</w:t>
       </w:r>
       <w:r>
-        <w:t xml:space="preserve"> - с</w:t>
-      </w:r>
-      <w:r>
-        <w:t xml:space="preserve">окращение от </w:t>
-      </w:r>
-      <w:proofErr w:type="spellStart"/>
-      <w:r>
-        <w:t>enable</w:t>
-      </w:r>
-      <w:proofErr w:type="spellEnd"/>
-      <w:r>
-        <w:t xml:space="preserve"> - переход в привилегированный режим.</w:t>
+        <w:rPr>
+          <w:b/>
+          <w:bCs/>
+        </w:rPr>
+        <w:t xml:space="preserve"> - </w:t>
+      </w:r>
+      <w:r>
+        <w:t>б</w:t>
+      </w:r>
+      <w:r>
+        <w:t>локирует Telnet-доступ к маршрутизатору извне</w:t>
+      </w:r>
+      <w:r>
+        <w:t xml:space="preserve">. </w:t>
+      </w:r>
+      <w:r>
+        <w:rPr>
+          <w:lang w:val="en-US"/>
+        </w:rPr>
+        <w:t>Deny</w:t>
+      </w:r>
+      <w:r>
+        <w:t xml:space="preserve"> – </w:t>
+      </w:r>
+      <w:r>
+        <w:t xml:space="preserve">запретить, </w:t>
+      </w:r>
+      <w:r>
+        <w:rPr>
+          <w:lang w:val="en-US"/>
+        </w:rPr>
+        <w:t>tcp</w:t>
+      </w:r>
+      <w:r>
+        <w:t xml:space="preserve"> – </w:t>
+      </w:r>
+      <w:r>
+        <w:t xml:space="preserve">протокол </w:t>
+      </w:r>
+      <w:r>
+        <w:rPr>
+          <w:lang w:val="en-GB"/>
+        </w:rPr>
+        <w:t>TCP</w:t>
+      </w:r>
+      <w:r>
+        <w:t xml:space="preserve">, </w:t>
+      </w:r>
+      <w:r>
+        <w:rPr>
+          <w:lang w:val="en-US"/>
+        </w:rPr>
+        <w:t>any</w:t>
+      </w:r>
+      <w:r>
+        <w:t xml:space="preserve"> – </w:t>
+      </w:r>
+      <w:r>
+        <w:rPr>
+          <w:lang w:val="en-US"/>
+        </w:rPr>
+        <w:t>c</w:t>
+      </w:r>
+      <w:r>
+        <w:t xml:space="preserve"> любого источника, </w:t>
+      </w:r>
+      <w:r>
+        <w:rPr>
+          <w:lang w:val="en-US"/>
+        </w:rPr>
+        <w:t>host</w:t>
+      </w:r>
+      <w:r>
+        <w:t xml:space="preserve"> 210.210.0.2 </w:t>
+      </w:r>
+      <w:r>
+        <w:t>–</w:t>
+      </w:r>
+      <w:r>
+        <w:t xml:space="preserve"> </w:t>
+      </w:r>
+      <w:r>
+        <w:t xml:space="preserve">на </w:t>
+      </w:r>
+      <w:r>
+        <w:rPr>
+          <w:lang w:val="en-US"/>
+        </w:rPr>
+        <w:t>IP</w:t>
+      </w:r>
+      <w:r>
+        <w:t>-</w:t>
+      </w:r>
+      <w:r>
+        <w:t xml:space="preserve">адрес маршрутизатора, </w:t>
+      </w:r>
+      <w:r>
+        <w:rPr>
+          <w:lang w:val="en-US"/>
+        </w:rPr>
+        <w:t>eq</w:t>
+      </w:r>
+      <w:r>
+        <w:t xml:space="preserve"> </w:t>
+      </w:r>
+      <w:r>
+        <w:rPr>
+          <w:lang w:val="en-US"/>
+        </w:rPr>
+        <w:t>Telnet</w:t>
+      </w:r>
+      <w:r>
+        <w:t xml:space="preserve"> </w:t>
+      </w:r>
+      <w:r>
+        <w:t>–</w:t>
+      </w:r>
+      <w:r>
+        <w:t xml:space="preserve"> </w:t>
+      </w:r>
+      <w:r>
+        <w:t xml:space="preserve">для </w:t>
+      </w:r>
+      <w:r>
+        <w:rPr>
+          <w:lang w:val="en-US"/>
+        </w:rPr>
+        <w:t>Telnet</w:t>
+      </w:r>
+      <w:r>
+        <w:t xml:space="preserve">. </w:t>
       </w:r>
     </w:p>
     <w:p>
@@ -5284,209 +5264,21 @@
       <w:r>
         <w:t>“</w:t>
       </w:r>
-      <w:proofErr w:type="spellStart"/>
-      <w:r>
-        <w:t>Router#conf</w:t>
-      </w:r>
-      <w:proofErr w:type="spellEnd"/>
-      <w:r>
-        <w:t xml:space="preserve"> t”</w:t>
-      </w:r>
-      <w:r>
-        <w:t xml:space="preserve"> - с</w:t>
-      </w:r>
-      <w:r>
-        <w:t xml:space="preserve">окращение от </w:t>
-      </w:r>
-      <w:proofErr w:type="spellStart"/>
-      <w:r>
-        <w:t>configure</w:t>
-      </w:r>
-      <w:proofErr w:type="spellEnd"/>
-      <w:r>
-        <w:t xml:space="preserve"> </w:t>
-      </w:r>
-      <w:proofErr w:type="spellStart"/>
-      <w:r>
-        <w:t>terminal</w:t>
-      </w:r>
-      <w:proofErr w:type="spellEnd"/>
-      <w:r>
-        <w:t xml:space="preserve"> - вход в режим глобальной конфигурации.</w:t>
-      </w:r>
-    </w:p>
-    <w:p>
-      <w:pPr>
-        <w:spacing w:line="360" w:lineRule="auto"/>
-      </w:pPr>
-      <w:r>
-        <w:rPr>
-          <w:lang w:val="en-US"/>
-        </w:rPr>
-        <w:t>“</w:t>
-      </w:r>
-      <w:proofErr w:type="gramStart"/>
-      <w:r>
-        <w:rPr>
-          <w:lang w:val="en-US"/>
-        </w:rPr>
-        <w:t>no</w:t>
-      </w:r>
-      <w:proofErr w:type="gramEnd"/>
-      <w:r>
-        <w:rPr>
-          <w:lang w:val="en-US"/>
-        </w:rPr>
-        <w:t xml:space="preserve"> </w:t>
-      </w:r>
-      <w:proofErr w:type="spellStart"/>
+      <w:r>
+        <w:rPr>
+          <w:lang w:val="en-US"/>
+        </w:rPr>
+        <w:t>permit</w:t>
+      </w:r>
+      <w:r>
+        <w:t xml:space="preserve"> </w:t>
+      </w:r>
       <w:r>
         <w:rPr>
           <w:lang w:val="en-US"/>
         </w:rPr>
         <w:t>ip</w:t>
       </w:r>
-      <w:proofErr w:type="spellEnd"/>
-      <w:r>
-        <w:rPr>
-          <w:lang w:val="en-US"/>
-        </w:rPr>
-        <w:t xml:space="preserve"> access-list extended FROM-OUTSIDE</w:t>
-      </w:r>
-      <w:r>
-        <w:rPr>
-          <w:lang w:val="en-US"/>
-        </w:rPr>
-        <w:t xml:space="preserve">” - </w:t>
-      </w:r>
-      <w:r>
-        <w:t>у</w:t>
-      </w:r>
-      <w:r>
-        <w:t>даляет</w:t>
-      </w:r>
-      <w:r>
-        <w:rPr>
-          <w:lang w:val="en-US"/>
-        </w:rPr>
-        <w:t xml:space="preserve"> </w:t>
-      </w:r>
-      <w:r>
-        <w:t>существующий</w:t>
-      </w:r>
-      <w:r>
-        <w:rPr>
-          <w:lang w:val="en-US"/>
-        </w:rPr>
-        <w:t xml:space="preserve"> ACL "FROM-OUTSIDE".</w:t>
-      </w:r>
-      <w:r>
-        <w:rPr>
-          <w:lang w:val="en-US"/>
-        </w:rPr>
-        <w:t xml:space="preserve"> </w:t>
-      </w:r>
-      <w:r>
-        <w:t>Данная команда</w:t>
-      </w:r>
-      <w:r>
-        <w:t xml:space="preserve"> "обнуляет" текущую конфигурацию ACL, но не снимает с интерфейса (если ACL был применён ранее, он остаётся привязанным, но пустым).</w:t>
-      </w:r>
-    </w:p>
-    <w:p>
-      <w:pPr>
-        <w:spacing w:line="360" w:lineRule="auto"/>
-      </w:pPr>
-      <w:r>
-        <w:t>“</w:t>
-      </w:r>
-      <w:proofErr w:type="spellStart"/>
-      <w:r>
-        <w:rPr>
-          <w:lang w:val="en-US"/>
-        </w:rPr>
-        <w:t>ip</w:t>
-      </w:r>
-      <w:proofErr w:type="spellEnd"/>
-      <w:r>
-        <w:t xml:space="preserve"> </w:t>
-      </w:r>
-      <w:r>
-        <w:rPr>
-          <w:lang w:val="en-US"/>
-        </w:rPr>
-        <w:t>access</w:t>
-      </w:r>
-      <w:r>
-        <w:t>-</w:t>
-      </w:r>
-      <w:r>
-        <w:rPr>
-          <w:lang w:val="en-US"/>
-        </w:rPr>
-        <w:t>list</w:t>
-      </w:r>
-      <w:r>
-        <w:t xml:space="preserve"> </w:t>
-      </w:r>
-      <w:r>
-        <w:rPr>
-          <w:lang w:val="en-US"/>
-        </w:rPr>
-        <w:t>extended</w:t>
-      </w:r>
-      <w:r>
-        <w:t xml:space="preserve"> </w:t>
-      </w:r>
-      <w:r>
-        <w:rPr>
-          <w:lang w:val="en-US"/>
-        </w:rPr>
-        <w:t>FROM</w:t>
-      </w:r>
-      <w:r>
-        <w:t>-</w:t>
-      </w:r>
-      <w:r>
-        <w:rPr>
-          <w:lang w:val="en-US"/>
-        </w:rPr>
-        <w:t>OUTSIDE</w:t>
-      </w:r>
-      <w:r>
-        <w:t xml:space="preserve">” - </w:t>
-      </w:r>
-      <w:r>
-        <w:t>с</w:t>
-      </w:r>
-      <w:r>
-        <w:t>оздаёт новый одноимённый ACL и переходит в режим его настройки.</w:t>
-      </w:r>
-    </w:p>
-    <w:p>
-      <w:pPr>
-        <w:spacing w:line="360" w:lineRule="auto"/>
-      </w:pPr>
-      <w:r>
-        <w:t>“</w:t>
-      </w:r>
-      <w:r>
-        <w:rPr>
-          <w:lang w:val="en-US"/>
-        </w:rPr>
-        <w:t>deny</w:t>
-      </w:r>
-      <w:r>
-        <w:t xml:space="preserve"> </w:t>
-      </w:r>
-      <w:proofErr w:type="spellStart"/>
-      <w:r>
-        <w:rPr>
-          <w:lang w:val="en-US"/>
-        </w:rPr>
-        <w:t>tcp</w:t>
-      </w:r>
-      <w:proofErr w:type="spellEnd"/>
       <w:r>
         <w:t xml:space="preserve"> </w:t>
       </w:r>
@@ -5506,214 +5298,6 @@
         <w:t>host</w:t>
       </w:r>
       <w:r>
-        <w:t xml:space="preserve"> 210.210.0.2 </w:t>
-      </w:r>
-      <w:r>
-        <w:rPr>
-          <w:lang w:val="en-US"/>
-        </w:rPr>
-        <w:t>eq</w:t>
-      </w:r>
-      <w:r>
-        <w:t xml:space="preserve"> </w:t>
-      </w:r>
-      <w:r>
-        <w:rPr>
-          <w:lang w:val="en-US"/>
-        </w:rPr>
-        <w:t>telnet</w:t>
-      </w:r>
-      <w:r>
-        <w:t>”</w:t>
-      </w:r>
-      <w:r>
-        <w:rPr>
-          <w:b/>
-          <w:bCs/>
-        </w:rPr>
-        <w:t xml:space="preserve"> - </w:t>
-      </w:r>
-      <w:r>
-        <w:t>б</w:t>
-      </w:r>
-      <w:r>
-        <w:t xml:space="preserve">локирует </w:t>
-      </w:r>
-      <w:proofErr w:type="spellStart"/>
-      <w:r>
-        <w:t>Telnet</w:t>
-      </w:r>
-      <w:proofErr w:type="spellEnd"/>
-      <w:r>
-        <w:t>-доступ к маршрутизатору извне</w:t>
-      </w:r>
-      <w:r>
-        <w:t xml:space="preserve">. </w:t>
-      </w:r>
-      <w:r>
-        <w:rPr>
-          <w:lang w:val="en-US"/>
-        </w:rPr>
-        <w:t>Deny</w:t>
-      </w:r>
-      <w:r>
-        <w:t xml:space="preserve"> – </w:t>
-      </w:r>
-      <w:r>
-        <w:t xml:space="preserve">запретить, </w:t>
-      </w:r>
-      <w:proofErr w:type="spellStart"/>
-      <w:r>
-        <w:rPr>
-          <w:lang w:val="en-US"/>
-        </w:rPr>
-        <w:t>tcp</w:t>
-      </w:r>
-      <w:proofErr w:type="spellEnd"/>
-      <w:r>
-        <w:t xml:space="preserve"> – </w:t>
-      </w:r>
-      <w:r>
-        <w:t xml:space="preserve">протокол </w:t>
-      </w:r>
-      <w:r>
-        <w:rPr>
-          <w:lang w:val="en-GB"/>
-        </w:rPr>
-        <w:t>TCP</w:t>
-      </w:r>
-      <w:r>
-        <w:t xml:space="preserve">, </w:t>
-      </w:r>
-      <w:r>
-        <w:rPr>
-          <w:lang w:val="en-US"/>
-        </w:rPr>
-        <w:t>any</w:t>
-      </w:r>
-      <w:r>
-        <w:t xml:space="preserve"> – </w:t>
-      </w:r>
-      <w:r>
-        <w:rPr>
-          <w:lang w:val="en-US"/>
-        </w:rPr>
-        <w:t>c</w:t>
-      </w:r>
-      <w:r>
-        <w:t xml:space="preserve"> любого источника, </w:t>
-      </w:r>
-      <w:r>
-        <w:rPr>
-          <w:lang w:val="en-US"/>
-        </w:rPr>
-        <w:t>host</w:t>
-      </w:r>
-      <w:r>
-        <w:t xml:space="preserve"> 210.210.0.2 </w:t>
-      </w:r>
-      <w:r>
-        <w:t>–</w:t>
-      </w:r>
-      <w:r>
-        <w:t xml:space="preserve"> </w:t>
-      </w:r>
-      <w:r>
-        <w:t xml:space="preserve">на </w:t>
-      </w:r>
-      <w:r>
-        <w:rPr>
-          <w:lang w:val="en-US"/>
-        </w:rPr>
-        <w:t>IP</w:t>
-      </w:r>
-      <w:r>
-        <w:t>-</w:t>
-      </w:r>
-      <w:r>
-        <w:t xml:space="preserve">адрес маршрутизатора, </w:t>
-      </w:r>
-      <w:r>
-        <w:rPr>
-          <w:lang w:val="en-US"/>
-        </w:rPr>
-        <w:t>eq</w:t>
-      </w:r>
-      <w:r>
-        <w:t xml:space="preserve"> </w:t>
-      </w:r>
-      <w:r>
-        <w:rPr>
-          <w:lang w:val="en-US"/>
-        </w:rPr>
-        <w:t>Telnet</w:t>
-      </w:r>
-      <w:r>
-        <w:t xml:space="preserve"> </w:t>
-      </w:r>
-      <w:r>
-        <w:t>–</w:t>
-      </w:r>
-      <w:r>
-        <w:t xml:space="preserve"> </w:t>
-      </w:r>
-      <w:r>
-        <w:t xml:space="preserve">для </w:t>
-      </w:r>
-      <w:r>
-        <w:rPr>
-          <w:lang w:val="en-US"/>
-        </w:rPr>
-        <w:t>Telnet</w:t>
-      </w:r>
-      <w:r>
-        <w:t xml:space="preserve">. </w:t>
-      </w:r>
-    </w:p>
-    <w:p>
-      <w:pPr>
-        <w:spacing w:line="360" w:lineRule="auto"/>
-      </w:pPr>
-      <w:r>
-        <w:lastRenderedPageBreak/>
-        <w:t>“</w:t>
-      </w:r>
-      <w:r>
-        <w:rPr>
-          <w:lang w:val="en-US"/>
-        </w:rPr>
-        <w:t>permit</w:t>
-      </w:r>
-      <w:r>
-        <w:t xml:space="preserve"> </w:t>
-      </w:r>
-      <w:proofErr w:type="spellStart"/>
-      <w:r>
-        <w:rPr>
-          <w:lang w:val="en-US"/>
-        </w:rPr>
-        <w:t>ip</w:t>
-      </w:r>
-      <w:proofErr w:type="spellEnd"/>
-      <w:r>
-        <w:t xml:space="preserve"> </w:t>
-      </w:r>
-      <w:r>
-        <w:rPr>
-          <w:lang w:val="en-US"/>
-        </w:rPr>
-        <w:t>any</w:t>
-      </w:r>
-      <w:r>
-        <w:t xml:space="preserve"> </w:t>
-      </w:r>
-      <w:r>
-        <w:rPr>
-          <w:lang w:val="en-US"/>
-        </w:rPr>
-        <w:t>host</w:t>
-      </w:r>
-      <w:r>
         <w:t xml:space="preserve"> 210.210.0.2” – </w:t>
       </w:r>
       <w:r>
@@ -5740,6 +5324,9 @@
         </w:rPr>
       </w:pPr>
       <w:r>
+        <w:rPr>
+          <w:noProof/>
+        </w:rPr>
         <w:drawing>
           <wp:inline distT="0" distB="0" distL="0" distR="0" wp14:anchorId="23E490B9" wp14:editId="1290D9C2">
             <wp:extent cx="4658375" cy="1228896"/>
@@ -5883,6 +5470,10 @@
         <w:jc w:val="center"/>
       </w:pPr>
       <w:r>
+        <w:rPr>
+          <w:noProof/>
+        </w:rPr>
+        <w:lastRenderedPageBreak/>
         <w:drawing>
           <wp:inline distT="0" distB="0" distL="0" distR="0" wp14:anchorId="3178E782" wp14:editId="045C51F4">
             <wp:extent cx="3972479" cy="1200318"/>
@@ -6015,7 +5606,16 @@
         <w:rPr>
           <w:lang w:val="en-US"/>
         </w:rPr>
-        <w:t>access list</w:t>
+        <w:t>access</w:t>
+      </w:r>
+      <w:r>
+        <w:t xml:space="preserve"> </w:t>
+      </w:r>
+      <w:r>
+        <w:rPr>
+          <w:lang w:val="en-US"/>
+        </w:rPr>
+        <w:t>list</w:t>
       </w:r>
       <w:r>
         <w:t xml:space="preserve">. </w:t>
@@ -6066,14 +5666,12 @@
       <w:r>
         <w:t>“</w:t>
       </w:r>
-      <w:proofErr w:type="spellStart"/>
       <w:r>
         <w:rPr>
           <w:lang w:val="en-US"/>
         </w:rPr>
         <w:t>ip</w:t>
       </w:r>
-      <w:proofErr w:type="spellEnd"/>
       <w:r>
         <w:t xml:space="preserve"> </w:t>
       </w:r>
@@ -6120,10 +5718,7 @@
         <w:t>C</w:t>
       </w:r>
       <w:r>
-        <w:t xml:space="preserve">” - </w:t>
-      </w:r>
-      <w:r>
-        <w:t>Создаёт именованный стандартный ACL с именем PROTECT-1C</w:t>
+        <w:t>” - Создаёт именованный стандартный ACL с именем PROTECT-1C</w:t>
       </w:r>
       <w:r>
         <w:t xml:space="preserve">. </w:t>
@@ -6134,85 +5729,29 @@
         <w:spacing w:line="360" w:lineRule="auto"/>
       </w:pPr>
       <w:r>
-        <w:t>“</w:t>
-      </w:r>
-      <w:proofErr w:type="spellStart"/>
-      <w:r>
-        <w:t>permit</w:t>
-      </w:r>
-      <w:proofErr w:type="spellEnd"/>
-      <w:r>
-        <w:t xml:space="preserve"> 192.168.3.0 0.0.0.255</w:t>
-      </w:r>
-      <w:r>
-        <w:t xml:space="preserve">” - </w:t>
-      </w:r>
-      <w:r>
-        <w:t>Разрешает доступ только для сети "Бухгалтерия" (предположим, это сеть 192.168.3.0/24).</w:t>
-      </w:r>
-    </w:p>
-    <w:p>
-      <w:pPr>
-        <w:spacing w:line="360" w:lineRule="auto"/>
-        <w:rPr>
-          <w:lang w:val="en-US"/>
-        </w:rPr>
-      </w:pPr>
-      <w:r>
-        <w:lastRenderedPageBreak/>
-        <w:t>“</w:t>
-      </w:r>
-      <w:proofErr w:type="spellStart"/>
-      <w:r>
-        <w:t>deny</w:t>
-      </w:r>
-      <w:proofErr w:type="spellEnd"/>
-      <w:r>
-        <w:t xml:space="preserve"> </w:t>
-      </w:r>
-      <w:proofErr w:type="spellStart"/>
-      <w:r>
-        <w:t>any</w:t>
-      </w:r>
-      <w:proofErr w:type="spellEnd"/>
-      <w:r>
-        <w:t>”</w:t>
+        <w:t>“permit 192.168.3.0 0.0.0.255” - Разрешает доступ только для сети "Бухгалтерия" (предположим, это сеть 192.168.3.0/24).</w:t>
+      </w:r>
+    </w:p>
+    <w:p>
+      <w:pPr>
+        <w:spacing w:line="360" w:lineRule="auto"/>
+      </w:pPr>
+      <w:r>
+        <w:t>“deny any”</w:t>
       </w:r>
       <w:r>
         <w:t xml:space="preserve"> -</w:t>
       </w:r>
       <w:r>
-        <w:t xml:space="preserve"> </w:t>
-      </w:r>
-      <w:r>
-        <w:t xml:space="preserve">Блокирует все остальные подсети (неявное правило </w:t>
-      </w:r>
-      <w:proofErr w:type="spellStart"/>
-      <w:r>
-        <w:t>deny</w:t>
-      </w:r>
-      <w:proofErr w:type="spellEnd"/>
-      <w:r>
-        <w:t xml:space="preserve"> </w:t>
-      </w:r>
-      <w:proofErr w:type="spellStart"/>
-      <w:r>
-        <w:t>any</w:t>
-      </w:r>
-      <w:proofErr w:type="spellEnd"/>
-      <w:r>
-        <w:t xml:space="preserve"> есть по умолчанию, но явное указание делает конфигурацию понятнее).</w:t>
-      </w:r>
-      <w:r>
-        <w:t xml:space="preserve"> </w:t>
-      </w:r>
-    </w:p>
-    <w:p>
-      <w:pPr>
-        <w:spacing w:line="360" w:lineRule="auto"/>
-        <w:rPr>
-          <w:lang w:val="en-US"/>
-        </w:rPr>
+        <w:t xml:space="preserve"> Блокирует все остальные подсети (неявное правило deny any есть по умолчанию, но явное указание делает конфигурацию понятнее).</w:t>
+      </w:r>
+      <w:r>
+        <w:t xml:space="preserve"> </w:t>
+      </w:r>
+    </w:p>
+    <w:p>
+      <w:pPr>
+        <w:spacing w:line="360" w:lineRule="auto"/>
       </w:pPr>
     </w:p>
     <w:p>
@@ -6224,6 +5763,9 @@
         </w:rPr>
       </w:pPr>
       <w:r>
+        <w:rPr>
+          <w:noProof/>
+        </w:rPr>
         <w:drawing>
           <wp:inline distT="0" distB="0" distL="0" distR="0" wp14:anchorId="3AC5F7E6" wp14:editId="1F02552C">
             <wp:extent cx="4638675" cy="2800047"/>
@@ -6275,6 +5817,7 @@
           <w:sz w:val="24"/>
           <w:szCs w:val="20"/>
         </w:rPr>
+        <w:lastRenderedPageBreak/>
         <w:t xml:space="preserve">Рисунок 14 – настройка </w:t>
       </w:r>
       <w:r>
@@ -6316,9 +5859,6 @@
     <w:p>
       <w:pPr>
         <w:spacing w:line="360" w:lineRule="auto"/>
-        <w:rPr>
-          <w:lang w:val="en-US"/>
-        </w:rPr>
       </w:pPr>
       <w:r>
         <w:rPr>
@@ -6387,6 +5927,7 @@
       </w:pPr>
       <w:r>
         <w:rPr>
+          <w:noProof/>
           <w:lang w:val="en-US"/>
         </w:rPr>
         <w:drawing>
@@ -6440,45 +5981,28 @@
           <w:sz w:val="24"/>
           <w:szCs w:val="20"/>
         </w:rPr>
-        <w:t xml:space="preserve">Рисунок 15 – </w:t>
-      </w:r>
-      <w:proofErr w:type="spellStart"/>
-      <w:r>
-        <w:rPr>
-          <w:sz w:val="24"/>
-          <w:szCs w:val="20"/>
-        </w:rPr>
-        <w:t>пинг</w:t>
-      </w:r>
-      <w:proofErr w:type="spellEnd"/>
-      <w:r>
-        <w:rPr>
-          <w:sz w:val="24"/>
-          <w:szCs w:val="20"/>
-        </w:rPr>
-        <w:t xml:space="preserve"> с ПК бухгалтера на сервер 1С</w:t>
-      </w:r>
-    </w:p>
-    <w:p>
-      <w:pPr>
-        <w:spacing w:line="360" w:lineRule="auto"/>
-      </w:pPr>
-    </w:p>
-    <w:p>
-      <w:pPr>
-        <w:spacing w:line="360" w:lineRule="auto"/>
-      </w:pPr>
-    </w:p>
-    <w:p>
-      <w:pPr>
-        <w:spacing w:line="360" w:lineRule="auto"/>
-      </w:pPr>
-      <w:r>
-        <w:rPr>
-          <w:b/>
-          <w:bCs/>
-        </w:rPr>
-        <w:lastRenderedPageBreak/>
+        <w:t>Рисунок 15 – пинг с ПК бухгалтера на сервер 1С</w:t>
+      </w:r>
+    </w:p>
+    <w:p>
+      <w:pPr>
+        <w:spacing w:line="360" w:lineRule="auto"/>
+      </w:pPr>
+    </w:p>
+    <w:p>
+      <w:pPr>
+        <w:spacing w:line="360" w:lineRule="auto"/>
+      </w:pPr>
+    </w:p>
+    <w:p>
+      <w:pPr>
+        <w:spacing w:line="360" w:lineRule="auto"/>
+      </w:pPr>
+      <w:r>
+        <w:rPr>
+          <w:b/>
+          <w:bCs/>
+        </w:rPr>
         <w:t>Задание 14.</w:t>
       </w:r>
       <w:r>
@@ -6553,6 +6077,7 @@
       </w:pPr>
       <w:r>
         <w:rPr>
+          <w:noProof/>
           <w:lang w:val="en-US"/>
         </w:rPr>
         <w:drawing>
@@ -6606,23 +6131,8 @@
           <w:sz w:val="24"/>
           <w:szCs w:val="20"/>
         </w:rPr>
-        <w:t xml:space="preserve">Рисунок 16 – </w:t>
-      </w:r>
-      <w:proofErr w:type="spellStart"/>
-      <w:r>
-        <w:rPr>
-          <w:sz w:val="24"/>
-          <w:szCs w:val="20"/>
-        </w:rPr>
-        <w:t>пинг</w:t>
-      </w:r>
-      <w:proofErr w:type="spellEnd"/>
-      <w:r>
-        <w:rPr>
-          <w:sz w:val="24"/>
-          <w:szCs w:val="20"/>
-        </w:rPr>
-        <w:t xml:space="preserve"> с ПК 192.168.3.2 на сервер 1С</w:t>
+        <w:lastRenderedPageBreak/>
+        <w:t>Рисунок 16 – пинг с ПК 192.168.3.2 на сервер 1С</w:t>
       </w:r>
     </w:p>
     <w:p>
@@ -6642,10 +6152,7 @@
         <w:t>Вывод:</w:t>
       </w:r>
       <w:r>
-        <w:t xml:space="preserve"> </w:t>
-      </w:r>
-      <w:r>
-        <w:t xml:space="preserve">в данной лабораторной работе, мы познакомились с </w:t>
+        <w:t xml:space="preserve"> в данной лабораторной работе, мы познакомились с </w:t>
       </w:r>
       <w:r>
         <w:rPr>
@@ -6758,50 +6265,27 @@
         <w:t xml:space="preserve"> </w:t>
       </w:r>
       <w:r>
-        <w:t>ф</w:t>
-      </w:r>
-      <w:r>
-        <w:t>ильтрации трафика (разрешить/запретить передачу пакетов)</w:t>
+        <w:t>фильтрации трафика (разрешить/запретить передачу пакетов)</w:t>
       </w:r>
       <w:r>
         <w:t xml:space="preserve">, </w:t>
       </w:r>
       <w:r>
-        <w:t>к</w:t>
-      </w:r>
-      <w:r>
-        <w:t>онтроля доступа к сетевым ресурсам</w:t>
+        <w:t>контроля доступа к сетевым ресурсам</w:t>
       </w:r>
       <w:r>
         <w:t xml:space="preserve">, </w:t>
       </w:r>
       <w:r>
-        <w:t>и</w:t>
-      </w:r>
-      <w:r>
-        <w:t xml:space="preserve">дентификации трафика для других функций (NAT, </w:t>
-      </w:r>
-      <w:proofErr w:type="spellStart"/>
-      <w:r>
-        <w:t>QoS</w:t>
-      </w:r>
-      <w:proofErr w:type="spellEnd"/>
-      <w:r>
-        <w:t>, VPN)</w:t>
-      </w:r>
-    </w:p>
-    <w:p>
-      <w:pPr>
-        <w:spacing w:line="360" w:lineRule="auto"/>
-      </w:pPr>
-      <w:r>
-        <w:t>Его к</w:t>
-      </w:r>
-      <w:r>
-        <w:t>лючевые свойства:</w:t>
-      </w:r>
-      <w:r>
-        <w:t xml:space="preserve"> </w:t>
+        <w:t>идентификации трафика для других функций (NAT, QoS, VPN)</w:t>
+      </w:r>
+    </w:p>
+    <w:p>
+      <w:pPr>
+        <w:spacing w:line="360" w:lineRule="auto"/>
+      </w:pPr>
+      <w:r>
+        <w:t xml:space="preserve">Его ключевые свойства: </w:t>
       </w:r>
       <w:r>
         <w:t>р</w:t>
@@ -6813,32 +6297,13 @@
         <w:t xml:space="preserve">, </w:t>
       </w:r>
       <w:r>
-        <w:t>обрабатывает</w:t>
-      </w:r>
-      <w:r>
-        <w:t xml:space="preserve"> правила сверху вниз (первое совпадение определяет действие)</w:t>
+        <w:t>обрабатывает правила сверху вниз (первое совпадение определяет действие)</w:t>
       </w:r>
       <w:r>
         <w:t xml:space="preserve">, </w:t>
       </w:r>
       <w:r>
-        <w:t xml:space="preserve">В конце списка всегда присутствует неявное правило </w:t>
-      </w:r>
-      <w:proofErr w:type="spellStart"/>
-      <w:r>
-        <w:t>deny</w:t>
-      </w:r>
-      <w:proofErr w:type="spellEnd"/>
-      <w:r>
-        <w:t xml:space="preserve"> </w:t>
-      </w:r>
-      <w:proofErr w:type="spellStart"/>
-      <w:r>
-        <w:t>any</w:t>
-      </w:r>
-      <w:proofErr w:type="spellEnd"/>
-      <w:r>
-        <w:t xml:space="preserve"> (запрет всего трафика)</w:t>
+        <w:t>В конце списка всегда присутствует неявное правило deny any (запрет всего трафика)</w:t>
       </w:r>
     </w:p>
     <w:p>
@@ -7434,6 +6899,119 @@
     </w:lvl>
   </w:abstractNum>
   <w:abstractNum w:abstractNumId="1" w15:restartNumberingAfterBreak="0">
+    <w:nsid w:val="14430766"/>
+    <w:multiLevelType w:val="hybridMultilevel"/>
+    <w:tmpl w:val="942E4DE8"/>
+    <w:lvl w:ilvl="0" w:tplc="04190001">
+      <w:start w:val="1"/>
+      <w:numFmt w:val="bullet"/>
+      <w:lvlText w:val=""/>
+      <w:lvlJc w:val="left"/>
+      <w:pPr>
+        <w:ind w:left="2136" w:hanging="360"/>
+      </w:pPr>
+      <w:rPr>
+        <w:rFonts w:ascii="Symbol" w:hAnsi="Symbol" w:hint="default"/>
+      </w:rPr>
+    </w:lvl>
+    <w:lvl w:ilvl="1" w:tplc="04190003" w:tentative="1">
+      <w:start w:val="1"/>
+      <w:numFmt w:val="bullet"/>
+      <w:lvlText w:val="o"/>
+      <w:lvlJc w:val="left"/>
+      <w:pPr>
+        <w:ind w:left="2856" w:hanging="360"/>
+      </w:pPr>
+      <w:rPr>
+        <w:rFonts w:ascii="Courier New" w:hAnsi="Courier New" w:cs="Courier New" w:hint="default"/>
+      </w:rPr>
+    </w:lvl>
+    <w:lvl w:ilvl="2" w:tplc="04190005" w:tentative="1">
+      <w:start w:val="1"/>
+      <w:numFmt w:val="bullet"/>
+      <w:lvlText w:val=""/>
+      <w:lvlJc w:val="left"/>
+      <w:pPr>
+        <w:ind w:left="3576" w:hanging="360"/>
+      </w:pPr>
+      <w:rPr>
+        <w:rFonts w:ascii="Wingdings" w:hAnsi="Wingdings" w:hint="default"/>
+      </w:rPr>
+    </w:lvl>
+    <w:lvl w:ilvl="3" w:tplc="04190001" w:tentative="1">
+      <w:start w:val="1"/>
+      <w:numFmt w:val="bullet"/>
+      <w:lvlText w:val=""/>
+      <w:lvlJc w:val="left"/>
+      <w:pPr>
+        <w:ind w:left="4296" w:hanging="360"/>
+      </w:pPr>
+      <w:rPr>
+        <w:rFonts w:ascii="Symbol" w:hAnsi="Symbol" w:hint="default"/>
+      </w:rPr>
+    </w:lvl>
+    <w:lvl w:ilvl="4" w:tplc="04190003" w:tentative="1">
+      <w:start w:val="1"/>
+      <w:numFmt w:val="bullet"/>
+      <w:lvlText w:val="o"/>
+      <w:lvlJc w:val="left"/>
+      <w:pPr>
+        <w:ind w:left="5016" w:hanging="360"/>
+      </w:pPr>
+      <w:rPr>
+        <w:rFonts w:ascii="Courier New" w:hAnsi="Courier New" w:cs="Courier New" w:hint="default"/>
+      </w:rPr>
+    </w:lvl>
+    <w:lvl w:ilvl="5" w:tplc="04190005" w:tentative="1">
+      <w:start w:val="1"/>
+      <w:numFmt w:val="bullet"/>
+      <w:lvlText w:val=""/>
+      <w:lvlJc w:val="left"/>
+      <w:pPr>
+        <w:ind w:left="5736" w:hanging="360"/>
+      </w:pPr>
+      <w:rPr>
+        <w:rFonts w:ascii="Wingdings" w:hAnsi="Wingdings" w:hint="default"/>
+      </w:rPr>
+    </w:lvl>
+    <w:lvl w:ilvl="6" w:tplc="04190001" w:tentative="1">
+      <w:start w:val="1"/>
+      <w:numFmt w:val="bullet"/>
+      <w:lvlText w:val=""/>
+      <w:lvlJc w:val="left"/>
+      <w:pPr>
+        <w:ind w:left="6456" w:hanging="360"/>
+      </w:pPr>
+      <w:rPr>
+        <w:rFonts w:ascii="Symbol" w:hAnsi="Symbol" w:hint="default"/>
+      </w:rPr>
+    </w:lvl>
+    <w:lvl w:ilvl="7" w:tplc="04190003" w:tentative="1">
+      <w:start w:val="1"/>
+      <w:numFmt w:val="bullet"/>
+      <w:lvlText w:val="o"/>
+      <w:lvlJc w:val="left"/>
+      <w:pPr>
+        <w:ind w:left="7176" w:hanging="360"/>
+      </w:pPr>
+      <w:rPr>
+        <w:rFonts w:ascii="Courier New" w:hAnsi="Courier New" w:cs="Courier New" w:hint="default"/>
+      </w:rPr>
+    </w:lvl>
+    <w:lvl w:ilvl="8" w:tplc="04190005" w:tentative="1">
+      <w:start w:val="1"/>
+      <w:numFmt w:val="bullet"/>
+      <w:lvlText w:val=""/>
+      <w:lvlJc w:val="left"/>
+      <w:pPr>
+        <w:ind w:left="7896" w:hanging="360"/>
+      </w:pPr>
+      <w:rPr>
+        <w:rFonts w:ascii="Wingdings" w:hAnsi="Wingdings" w:hint="default"/>
+      </w:rPr>
+    </w:lvl>
+  </w:abstractNum>
+  <w:abstractNum w:abstractNumId="2" w15:restartNumberingAfterBreak="0">
     <w:nsid w:val="1A02726E"/>
     <w:multiLevelType w:val="hybridMultilevel"/>
     <w:tmpl w:val="ABF212A0"/>
@@ -7522,7 +7100,7 @@
       </w:pPr>
     </w:lvl>
   </w:abstractNum>
-  <w:abstractNum w:abstractNumId="2" w15:restartNumberingAfterBreak="0">
+  <w:abstractNum w:abstractNumId="3" w15:restartNumberingAfterBreak="0">
     <w:nsid w:val="209238B8"/>
     <w:multiLevelType w:val="hybridMultilevel"/>
     <w:tmpl w:val="6F70AC0A"/>
@@ -7608,7 +7186,7 @@
       </w:pPr>
     </w:lvl>
   </w:abstractNum>
-  <w:abstractNum w:abstractNumId="3" w15:restartNumberingAfterBreak="0">
+  <w:abstractNum w:abstractNumId="4" w15:restartNumberingAfterBreak="0">
     <w:nsid w:val="272B5FA1"/>
     <w:multiLevelType w:val="multilevel"/>
     <w:tmpl w:val="DD8E557C"/>
@@ -7757,7 +7335,7 @@
       </w:rPr>
     </w:lvl>
   </w:abstractNum>
-  <w:abstractNum w:abstractNumId="4" w15:restartNumberingAfterBreak="0">
+  <w:abstractNum w:abstractNumId="5" w15:restartNumberingAfterBreak="0">
     <w:nsid w:val="29BF49D6"/>
     <w:multiLevelType w:val="multilevel"/>
     <w:tmpl w:val="B3EABF76"/>
@@ -7906,7 +7484,7 @@
       </w:rPr>
     </w:lvl>
   </w:abstractNum>
-  <w:abstractNum w:abstractNumId="5" w15:restartNumberingAfterBreak="0">
+  <w:abstractNum w:abstractNumId="6" w15:restartNumberingAfterBreak="0">
     <w:nsid w:val="2A1C21B5"/>
     <w:multiLevelType w:val="hybridMultilevel"/>
     <w:tmpl w:val="4AF02820"/>
@@ -7995,7 +7573,7 @@
       </w:pPr>
     </w:lvl>
   </w:abstractNum>
-  <w:abstractNum w:abstractNumId="6" w15:restartNumberingAfterBreak="0">
+  <w:abstractNum w:abstractNumId="7" w15:restartNumberingAfterBreak="0">
     <w:nsid w:val="2F2E40EE"/>
     <w:multiLevelType w:val="multilevel"/>
     <w:tmpl w:val="6F6840B8"/>
@@ -8144,7 +7722,7 @@
       </w:rPr>
     </w:lvl>
   </w:abstractNum>
-  <w:abstractNum w:abstractNumId="7" w15:restartNumberingAfterBreak="0">
+  <w:abstractNum w:abstractNumId="8" w15:restartNumberingAfterBreak="0">
     <w:nsid w:val="2F715151"/>
     <w:multiLevelType w:val="multilevel"/>
     <w:tmpl w:val="ADF644C6"/>
@@ -8293,7 +7871,7 @@
       </w:rPr>
     </w:lvl>
   </w:abstractNum>
-  <w:abstractNum w:abstractNumId="8" w15:restartNumberingAfterBreak="0">
+  <w:abstractNum w:abstractNumId="9" w15:restartNumberingAfterBreak="0">
     <w:nsid w:val="31A95790"/>
     <w:multiLevelType w:val="hybridMultilevel"/>
     <w:tmpl w:val="D9E4A684"/>
@@ -8379,7 +7957,7 @@
       </w:pPr>
     </w:lvl>
   </w:abstractNum>
-  <w:abstractNum w:abstractNumId="9" w15:restartNumberingAfterBreak="0">
+  <w:abstractNum w:abstractNumId="10" w15:restartNumberingAfterBreak="0">
     <w:nsid w:val="3AE64363"/>
     <w:multiLevelType w:val="hybridMultilevel"/>
     <w:tmpl w:val="8C90D64A"/>
@@ -8493,7 +8071,7 @@
       </w:rPr>
     </w:lvl>
   </w:abstractNum>
-  <w:abstractNum w:abstractNumId="10" w15:restartNumberingAfterBreak="0">
+  <w:abstractNum w:abstractNumId="11" w15:restartNumberingAfterBreak="0">
     <w:nsid w:val="3E550949"/>
     <w:multiLevelType w:val="multilevel"/>
     <w:tmpl w:val="B468A19A"/>
@@ -8642,7 +8220,7 @@
       </w:rPr>
     </w:lvl>
   </w:abstractNum>
-  <w:abstractNum w:abstractNumId="11" w15:restartNumberingAfterBreak="0">
+  <w:abstractNum w:abstractNumId="12" w15:restartNumberingAfterBreak="0">
     <w:nsid w:val="45480FD4"/>
     <w:multiLevelType w:val="multilevel"/>
     <w:tmpl w:val="DC3EDD2E"/>
@@ -8791,7 +8369,7 @@
       </w:rPr>
     </w:lvl>
   </w:abstractNum>
-  <w:abstractNum w:abstractNumId="12" w15:restartNumberingAfterBreak="0">
+  <w:abstractNum w:abstractNumId="13" w15:restartNumberingAfterBreak="0">
     <w:nsid w:val="4F56571D"/>
     <w:multiLevelType w:val="multilevel"/>
     <w:tmpl w:val="91060646"/>
@@ -8908,7 +8486,7 @@
       </w:pPr>
     </w:lvl>
   </w:abstractNum>
-  <w:abstractNum w:abstractNumId="13" w15:restartNumberingAfterBreak="0">
+  <w:abstractNum w:abstractNumId="14" w15:restartNumberingAfterBreak="0">
     <w:nsid w:val="57EB081D"/>
     <w:multiLevelType w:val="hybridMultilevel"/>
     <w:tmpl w:val="5104651C"/>
@@ -9021,7 +8599,7 @@
       </w:rPr>
     </w:lvl>
   </w:abstractNum>
-  <w:abstractNum w:abstractNumId="14" w15:restartNumberingAfterBreak="0">
+  <w:abstractNum w:abstractNumId="15" w15:restartNumberingAfterBreak="0">
     <w:nsid w:val="6DD42456"/>
     <w:multiLevelType w:val="multilevel"/>
     <w:tmpl w:val="4D9493C2"/>
@@ -9171,40 +8749,40 @@
     </w:lvl>
   </w:abstractNum>
   <w:num w:numId="1" w16cid:durableId="1628513436">
-    <w:abstractNumId w:val="5"/>
+    <w:abstractNumId w:val="6"/>
   </w:num>
   <w:num w:numId="2" w16cid:durableId="831137436">
-    <w:abstractNumId w:val="1"/>
+    <w:abstractNumId w:val="2"/>
   </w:num>
   <w:num w:numId="3" w16cid:durableId="563221975">
-    <w:abstractNumId w:val="8"/>
+    <w:abstractNumId w:val="9"/>
   </w:num>
   <w:num w:numId="4" w16cid:durableId="734740574">
     <w:abstractNumId w:val="0"/>
   </w:num>
   <w:num w:numId="5" w16cid:durableId="2053380452">
-    <w:abstractNumId w:val="13"/>
+    <w:abstractNumId w:val="14"/>
   </w:num>
   <w:num w:numId="6" w16cid:durableId="1685479592">
-    <w:abstractNumId w:val="9"/>
+    <w:abstractNumId w:val="10"/>
   </w:num>
   <w:num w:numId="7" w16cid:durableId="260333024">
-    <w:abstractNumId w:val="6"/>
+    <w:abstractNumId w:val="7"/>
   </w:num>
   <w:num w:numId="8" w16cid:durableId="20787337">
-    <w:abstractNumId w:val="14"/>
+    <w:abstractNumId w:val="15"/>
   </w:num>
   <w:num w:numId="9" w16cid:durableId="2019579224">
+    <w:abstractNumId w:val="12"/>
+  </w:num>
+  <w:num w:numId="10" w16cid:durableId="165941644">
     <w:abstractNumId w:val="11"/>
   </w:num>
-  <w:num w:numId="10" w16cid:durableId="165941644">
-    <w:abstractNumId w:val="10"/>
-  </w:num>
   <w:num w:numId="11" w16cid:durableId="1980962615">
-    <w:abstractNumId w:val="3"/>
+    <w:abstractNumId w:val="4"/>
   </w:num>
   <w:num w:numId="12" w16cid:durableId="682586964">
-    <w:abstractNumId w:val="2"/>
+    <w:abstractNumId w:val="3"/>
     <w:lvlOverride w:ilvl="0">
       <w:startOverride w:val="1"/>
     </w:lvlOverride>
@@ -9234,13 +8812,16 @@
     </w:lvlOverride>
   </w:num>
   <w:num w:numId="13" w16cid:durableId="1330258249">
-    <w:abstractNumId w:val="4"/>
+    <w:abstractNumId w:val="5"/>
   </w:num>
   <w:num w:numId="14" w16cid:durableId="2041391985">
-    <w:abstractNumId w:val="7"/>
+    <w:abstractNumId w:val="8"/>
   </w:num>
   <w:num w:numId="15" w16cid:durableId="38018294">
-    <w:abstractNumId w:val="12"/>
+    <w:abstractNumId w:val="13"/>
+  </w:num>
+  <w:num w:numId="16" w16cid:durableId="1811898818">
+    <w:abstractNumId w:val="1"/>
   </w:num>
 </w:numbering>
 </file>
@@ -9723,6 +9304,7 @@
   <w:style w:type="character" w:default="1" w:styleId="a0">
     <w:name w:val="Default Paragraph Font"/>
     <w:uiPriority w:val="1"/>
+    <w:semiHidden/>
     <w:unhideWhenUsed/>
   </w:style>
   <w:style w:type="table" w:default="1" w:styleId="a1">
